--- a/Screenshoots&documents/EngineIQ_Documentation.docx
+++ b/Screenshoots&documents/EngineIQ_Documentation.docx
@@ -3099,7 +3099,7 @@
         <w:jc w:val="both"/>
       </w:pPr>
       <w:r>
-        <w:t>The ESP32 compiles sensor readings into JSON-formatted payloads and transmits them to a connected laptop via Bluetooth Low Energy (BLE). The ESP32 operates as a BLE peripheral, advertising itself as “EngineIQ_Sensor” and sending sensor notifications to the subscribed central device. This eliminates the need for a Wi-Fi router or MQTT broker entirely.</w:t>
+        <w:t xml:space="preserve">The ESP32 compiles sensor readings into JSON-formatted payloads and transmits them to a connected laptop via Bluetooth Low Energy (BLE). The ESP32 operates as a BLE peripheral, advertising itself as “EngineIQ_Sensor_” followed by a per-unit DEVICE_ID (for example “EngineIQ_Sensor_ESP32-01”), so that several sensor units can be distinguished from one another when more than one is within range, and sending sensor notifications to the subscribed central device over a paired, encrypted link. This eliminates the need for a Wi-Fi router or MQTT broker entirely.</w:t>
       </w:r>
       <w:r/>
       <w:r/>
@@ -3122,7 +3122,7 @@
         <w:jc w:val="both"/>
       </w:pPr>
       <w:r>
-        <w:t>The Python inference engine running on the connected laptop receives BLE notifications and processes the raw telemetry in three distinct stages. First, it sanitizes the data stream using a digital Butterworth filter, normalizes the values, and splits the time-series data into discrete windows. Second, it extracts 22 statistical features—including mean, standard deviation, RMS, kurtosis, skewness, range, and peak-to-peak metrics. Finally, it runs machine learning inference on these features to generate real-time anomaly scores using the trained Isolation Forest model.</w:t>
+        <w:t xml:space="preserve">The Python inference engine running on the connected laptop receives BLE notifications and processes the raw telemetry in three distinct stages. First, it sanitizes the data stream using a digital Butterworth low-pass filter applied to the vibration channels, normalizes the values, and splits the time-series data into overlapping windows of 50 samples advanced in steps of 25. Second, it extracts nine statistical features from each numeric channel — mean, standard deviation, minimum, maximum, range, RMS, kurtosis, skewness, and peak-to-peak — giving 36 features per window on the live BLE feature space (four channels: accX, accY, accZ and temp) and 45 per window on the AI4I simulation feature space (five channels). Finally, it runs machine learning inference on these features to generate real-time anomaly scores using the trained Isolation Forest model.</w:t>
       </w:r>
       <w:r/>
     </w:p>
@@ -3140,26 +3140,26 @@
         <w:jc w:val="both"/>
       </w:pPr>
       <w:r>
-        <w:t xml:space="preserve">The user interface features a live </w:t>
+        <w:t xml:space="preserve">The application layer comprises two complementary interfaces. The project landing page, deployed on GitHub Pages at https://faadila-wumpini.github.io/Engine_monitor/, is the primary monitoring interface: it authenticates the user through Supabase Auth and then queries the anomaly_logs table directly to chart live vibration and temperature readings, the active anomaly score, and the severity indicator bar. A separate Streamlit application, deployed on Streamlit Cloud, provides a fuller analyst view with historical event logs, dataset exploration, and an adjustable sensitivity threshold. Both interfaces require successful authentication before any sensor data is displayed.</w:t>
       </w:r>
       <w:proofErr w:type="spellStart"/>
       <w:r>
-        <w:t>Streamlit</w:t>
+        <w:t/>
       </w:r>
       <w:proofErr w:type="spellEnd"/>
       <w:r>
-        <w:t xml:space="preserve"> web dashboard that charts real-time time-series plots, displays the active anomaly score indicator, and </w:t>
+        <w:t xml:space="preserve"/>
       </w:r>
       <w:proofErr w:type="spellStart"/>
       <w:r>
-        <w:t>catalogs</w:t>
+        <w:t/>
       </w:r>
       <w:proofErr w:type="spellEnd"/>
       <w:r>
-        <w:t xml:space="preserve"> historical event logs. Users access this monitoring interface via the project landing page at https://faadila-wumpini.github.io/Engine_monitor, which requires full credentials authentication before unlocking the live sensor streams</w:t>
-      </w:r>
-      <w:r>
-        <w:t>.</w:t>
+        <w:t xml:space="preserve"/>
+      </w:r>
+      <w:r>
+        <w:t/>
       </w:r>
     </w:p>
     <w:p>
@@ -3185,7 +3185,7 @@
         <w:jc w:val="both"/>
       </w:pPr>
       <w:r>
-        <w:t>The ESP32 is a low-cost, low-power system-on-chip (SoC) featuring a dual-core Xtensa LX6 processor at up to 240 MHz, 520 KB SRAM, and integrated Bluetooth (Classic and BLE). In the proposed system it serves as the central edge device for sensor interfacing, data acquisition, and wireless BLE transmission. The ESP32 advertises as a BLE peripheral named “EngineIQ_Sensor” and sends sensor readings as BLE characteristic notifications to the connected laptop.</w:t>
+        <w:t xml:space="preserve">The ESP32 is a low-cost, low-power system-on-chip (SoC) featuring a dual-core Xtensa LX6 processor at up to 240 MHz, 520 KB SRAM, and integrated Bluetooth (Classic and BLE). In the proposed system it serves as the central edge device for sensor interfacing, data acquisition, and wireless BLE transmission. The ESP32 advertises as a BLE peripheral named “EngineIQ_Sensor_” followed by its configured DEVICE_ID, and sends sensor readings as BLE characteristic notifications to the connected laptop over an encrypted link.</w:t>
       </w:r>
     </w:p>
     <w:p>
@@ -3240,7 +3240,7 @@
         <w:jc w:val="both"/>
       </w:pPr>
       <w:r>
-        <w:t>Bluetooth Low Energy (BLE) is the wireless communication protocol used to transfer sensor data from the ESP32 to the processing laptop. BLE is specifically designed for low-power, short-range data transmission, making it ideal for IoT sensor devices. The ESP32 acts as a BLE peripheral (server) and exposes a custom GATT service with a sensor data characteristic. The Python inference engine on the laptop acts as a BLE central (client) using the Bleak library to scan for, connect to, and subscribe to BLE notifications from the ESP32. Data is packaged as JSON strings and transmitted at the 50Hz vibration sampling rate. BLE eliminates the need for a Wi-Fi router, MQTT broker, or internet connection for local data acquisition.</w:t>
+        <w:t xml:space="preserve">Bluetooth Low Energy (BLE) is the wireless communication protocol used to transfer sensor data from the ESP32 to the processing laptop. BLE is specifically designed for low-power, short-range data transmission, making it ideal for IoT sensor devices. The ESP32 acts as a BLE peripheral (server) and exposes a custom GATT service with a sensor data characteristic. The Python inference engine on the laptop acts as a BLE central (client) using the Bleak library to scan for, connect to, and subscribe to BLE notifications from the ESP32. Data is packaged as JSON strings and transmitted at the 50Hz vibration sampling rate. The link is secured by BLE pairing with bonding and link-layer encryption, and the sensor characteristic is marked as requiring encrypted reads, so an unpaired scanner in range cannot subscribe to the stream (see Section 3.6). BLE eliminates the need for a Wi-Fi router, MQTT broker, or internet connection for local data acquisition.</w:t>
       </w:r>
       <w:proofErr w:type="spellStart"/>
       <w:r/>
@@ -3422,15 +3422,15 @@
         <w:spacing w:before="80" w:after="80"/>
       </w:pPr>
       <w:r>
-        <w:t xml:space="preserve">Historical Anomaly Logging: Persistent storage of all detected anomaly events via </w:t>
+        <w:t xml:space="preserve">Historical Engine-Health Logging: Persistent storage of every scored window — normal as well as anomalous — in the Supabase cloud database, so that the recorded history shows what normal operation looks like and not only the exceptions.</w:t>
       </w:r>
       <w:proofErr w:type="spellStart"/>
       <w:r>
-        <w:t>Supabase</w:t>
+        <w:t/>
       </w:r>
       <w:proofErr w:type="spellEnd"/>
       <w:r>
-        <w:t xml:space="preserve"> cloud database.</w:t>
+        <w:t xml:space="preserve"/>
       </w:r>
     </w:p>
     <w:p>
@@ -4592,7 +4592,7 @@
                 <w:sz w:val="20"/>
                 <w:szCs w:val="20"/>
               </w:rPr>
-              <w:t xml:space="preserve">The system shall log all detected anomaly events to a </w:t>
+              <w:t xml:space="preserve">The system shall log every scored window, normal and anomalous alike, to a Supabase database with timestamp, anomaly score, severity, an is_anomaly flag, the source of the reading (live or simulation), and the originating device identifier.</w:t>
             </w:r>
             <w:proofErr w:type="spellStart"/>
             <w:r>
@@ -4600,7 +4600,7 @@
                 <w:sz w:val="20"/>
                 <w:szCs w:val="20"/>
               </w:rPr>
-              <w:t>Supabase</w:t>
+              <w:t/>
             </w:r>
             <w:proofErr w:type="spellEnd"/>
             <w:r>
@@ -4608,7 +4608,7 @@
                 <w:sz w:val="20"/>
                 <w:szCs w:val="20"/>
               </w:rPr>
-              <w:t xml:space="preserve"> database with timestamp and severity.</w:t>
+              <w:t xml:space="preserve"/>
             </w:r>
           </w:p>
         </w:tc>
@@ -4857,7 +4857,7 @@
                 <w:sz w:val="20"/>
                 <w:szCs w:val="20"/>
               </w:rPr>
-              <w:t>The dashboard shall display a historical log of the 50 most recent anomaly events from the database.</w:t>
+              <w:t xml:space="preserve">The dashboard shall display a historical log of the 60 most recent scored windows retrieved from the database.</w:t>
             </w:r>
           </w:p>
         </w:tc>
@@ -4940,7 +4940,7 @@
                 <w:sz w:val="20"/>
                 <w:szCs w:val="20"/>
               </w:rPr>
-              <w:t>An administrator panel shall allow authorised users to log in and adjust the anomaly score threshold.</w:t>
+              <w:t xml:space="preserve">The Streamlit dashboard shall allow an authenticated user to adjust the anomaly score threshold through a sensitivity control, re-classifying the severities shown without retraining the model.</w:t>
             </w:r>
           </w:p>
         </w:tc>
@@ -6527,7 +6527,7 @@
                 <w:sz w:val="20"/>
                 <w:szCs w:val="20"/>
               </w:rPr>
-              <w:t xml:space="preserve">The driver views a table of the 50 most recent anomaly events retrieved from the </w:t>
+              <w:t xml:space="preserve">The driver views a table of the 60 most recent scored windows retrieved from the Supabase database, including timestamp, severity, and anomaly score. Normal windows are retained alongside anomalous ones so that the history reflects the engine's full operating record.</w:t>
             </w:r>
             <w:proofErr w:type="spellStart"/>
             <w:r>
@@ -6535,7 +6535,7 @@
                 <w:sz w:val="20"/>
                 <w:szCs w:val="20"/>
               </w:rPr>
-              <w:t>Supabase</w:t>
+              <w:t/>
             </w:r>
             <w:proofErr w:type="spellEnd"/>
             <w:r>
@@ -6543,7 +6543,7 @@
                 <w:sz w:val="20"/>
                 <w:szCs w:val="20"/>
               </w:rPr>
-              <w:t xml:space="preserve"> </w:t>
+              <w:t xml:space="preserve"/>
             </w:r>
             <w:r>
               <w:rPr>
@@ -6551,7 +6551,7 @@
                 <w:szCs w:val="20"/>
               </w:rPr>
               <w:lastRenderedPageBreak/>
-              <w:t>database, including timestamp, severity, and anomaly score.</w:t>
+              <w:t/>
             </w:r>
           </w:p>
         </w:tc>
@@ -8311,7 +8311,7 @@
         <w:jc w:val="both"/>
       </w:pPr>
       <w:r>
-        <w:t>The authentication flow diagram illustrates how users access the system. On visiting the site, an active session check is performed. If a valid JWT session exists, the user is taken directly to the dashboard. If not, the authentication screen is displayed. The user may choose email/password (new user signs up and confirms email; returning user signs in by email or full name) or Google OAuth. All pathways result in a JWT session being established, after which the dashboard is displayed.</w:t>
+        <w:t xml:space="preserve">The authentication flow diagram illustrates how users access the system. On visiting the site, an active session check is performed. If a valid JWT session exists, the user is taken directly to the dashboard. If not, the authentication screen is displayed. The user may choose email/password (a new user signs up and confirms their email address; a returning user signs in by email or full name) or Google OAuth. In both cases the browser is returned to an explicitly registered redirect URL — the deployed application path, which must appear in the Supabase project's redirect allow-list — where the application exchanges the returned authorisation code for a session using the PKCE flow. A redirect target that has not been allow-listed is silently replaced by the project's default Site URL, so the two values must be kept consistent with the deployed application path. All pathways result in a JWT session being established, after which the dashboard is displayed.</w:t>
       </w:r>
     </w:p>
     <w:p>
@@ -9488,7 +9488,7 @@
         <w:spacing w:before="80" w:after="80"/>
       </w:pPr>
       <w:r>
-        <w:t>Bluetooth Pairing Security: BLE communication between the ESP32 and the processing laptop is restricted by a unique 128-bit service UUID. Only a device that knows the exact service UUID and characteristic UUID can subscribe to sensor data, preventing unauthorised devices from intercepting the data stream.</w:t>
+        <w:t xml:space="preserve">Bluetooth Pairing and Link Encryption: BLE communication between the ESP32 and the processing laptop is protected by pairing with bonding and link-layer encryption, configured in the firmware through ESP_LE_AUTH_REQ_SC_BOND. The sensor characteristic is additionally marked ESP_GATT_PERM_READ_ENCRYPTED, so that the GATT layer itself refuses unencrypted reads and subscriptions rather than relying on the security mode alone. Because the sensor node has neither a display nor a keypad, pairing uses the “Just Works” association model (ESP_IO_CAP_NONE): this encrypts the link against passive eavesdropping, which is the threat that matters for this deployment, but does not defend against an active man-in-the-middle present at the moment of pairing, as that would require a device able to display or accept a passkey. It should be noted that the 128-bit service and characteristic UUIDs are not themselves an access control — they are broadcast in the advertising packet and readable by any BLE scanner, and serve only to identify the data stream.</w:t>
       </w:r>
       <w:proofErr w:type="spellStart"/>
       <w:r/>
@@ -9577,23 +9577,23 @@
         <w:spacing w:before="80" w:after="80"/>
       </w:pPr>
       <w:r>
-        <w:t xml:space="preserve">User Authentication — Google OAuth: The system integrates Google OAuth 2.0. Google verifies the user's identity and issues an authorisation code to the </w:t>
+        <w:t xml:space="preserve">User Authentication — Google OAuth: The system integrates Google OAuth 2.0 using the PKCE authorisation-code flow. Google verifies the user's identity and returns an authorisation code to the Supabase callback endpoint, which then redirects to an allow-listed application URL where the client exchanges the code for a JWT session. Because the PKCE code verifier is held in the browser that began the sign-in, the exchange must complete in that same browser. No password is required or stored for Google-authenticated users.</w:t>
       </w:r>
       <w:proofErr w:type="spellStart"/>
       <w:r>
-        <w:t>Supabase</w:t>
+        <w:t/>
       </w:r>
       <w:proofErr w:type="spellEnd"/>
       <w:r>
-        <w:t xml:space="preserve"> callback endpoint. </w:t>
+        <w:t xml:space="preserve"/>
       </w:r>
       <w:proofErr w:type="spellStart"/>
       <w:r>
-        <w:t>Supabase</w:t>
+        <w:t/>
       </w:r>
       <w:proofErr w:type="spellEnd"/>
       <w:r>
-        <w:t xml:space="preserve"> exchanges this for a JWT session token. No password is required or stored for Google-authenticated users.</w:t>
+        <w:t xml:space="preserve"/>
       </w:r>
     </w:p>
     <w:p>
@@ -10636,7 +10636,7 @@
                 <w:sz w:val="20"/>
                 <w:szCs w:val="20"/>
               </w:rPr>
-              <w:t>Unique identifier for each anomaly record.</w:t>
+              <w:t xml:space="preserve">Unique identifier for each logged window.</w:t>
             </w:r>
           </w:p>
         </w:tc>
@@ -10746,7 +10746,7 @@
                 <w:sz w:val="20"/>
                 <w:szCs w:val="20"/>
               </w:rPr>
-              <w:t>UTC timestamp of the detected anomaly event.</w:t>
+              <w:t xml:space="preserve">UTC timestamp at which the window was scored.</w:t>
             </w:r>
           </w:p>
         </w:tc>
@@ -10831,7 +10831,7 @@
                 <w:sz w:val="20"/>
                 <w:szCs w:val="20"/>
               </w:rPr>
-              <w:t>NOT NULL</w:t>
+              <w:t xml:space="preserve">NULL for simulation rows</w:t>
             </w:r>
           </w:p>
         </w:tc>
@@ -10858,7 +10858,7 @@
                 <w:sz w:val="20"/>
                 <w:szCs w:val="20"/>
               </w:rPr>
-              <w:t>Mean X-axis acceleration of the anomalous window (g).</w:t>
+              <w:t xml:space="preserve">Mean X-axis acceleration of the scored window (g). Populated for live readings only.</w:t>
             </w:r>
           </w:p>
         </w:tc>
@@ -10943,7 +10943,7 @@
                 <w:sz w:val="20"/>
                 <w:szCs w:val="20"/>
               </w:rPr>
-              <w:t>NOT NULL</w:t>
+              <w:t xml:space="preserve">NULL for simulation rows</w:t>
             </w:r>
           </w:p>
         </w:tc>
@@ -10970,7 +10970,7 @@
                 <w:sz w:val="20"/>
                 <w:szCs w:val="20"/>
               </w:rPr>
-              <w:t>Mean Y-axis acceleration of the anomalous window (g).</w:t>
+              <w:t xml:space="preserve">Mean Y-axis acceleration of the scored window (g). Populated for live readings only.</w:t>
             </w:r>
           </w:p>
         </w:tc>
@@ -11055,7 +11055,7 @@
                 <w:sz w:val="20"/>
                 <w:szCs w:val="20"/>
               </w:rPr>
-              <w:t>NOT NULL</w:t>
+              <w:t xml:space="preserve">NULL for simulation rows</w:t>
             </w:r>
           </w:p>
         </w:tc>
@@ -11082,7 +11082,7 @@
                 <w:sz w:val="20"/>
                 <w:szCs w:val="20"/>
               </w:rPr>
-              <w:t>Mean Z-axis acceleration of the anomalous window (g).</w:t>
+              <w:t xml:space="preserve">Mean Z-axis acceleration of the scored window (g). Populated for live readings only.</w:t>
             </w:r>
           </w:p>
         </w:tc>
@@ -11167,7 +11167,7 @@
                 <w:sz w:val="20"/>
                 <w:szCs w:val="20"/>
               </w:rPr>
-              <w:t>NOT NULL</w:t>
+              <w:t xml:space="preserve">NULL for simulation rows</w:t>
             </w:r>
           </w:p>
         </w:tc>
@@ -11194,7 +11194,7 @@
                 <w:sz w:val="20"/>
                 <w:szCs w:val="20"/>
               </w:rPr>
-              <w:t>Mean surface temperature of the anomalous window (°C).</w:t>
+              <w:t xml:space="preserve">Mean surface temperature of the scored window (°C). Populated for live readings only.</w:t>
             </w:r>
           </w:p>
         </w:tc>
@@ -11417,7 +11417,7 @@
                 <w:sz w:val="20"/>
                 <w:szCs w:val="20"/>
               </w:rPr>
-              <w:t>Classified severity: Low (&gt; -0.52), Medium (&gt; -0.55), High (≤ -0.55).</w:t>
+              <w:t xml:space="preserve">Classified severity relative to the auto-tuned threshold t: NORMAL (score above t), LOW (above t − 0.02), MEDIUM (above t − 0.05) and HIGH (t − 0.05 or below). The value of t is derived at training time from the contamination parameter rather than hardcoded, and is currently −0.5155 for the AI4I model and −0.5000 for the BLE model.</w:t>
             </w:r>
           </w:p>
         </w:tc>
@@ -11530,6 +11530,454 @@
                 <w:szCs w:val="20"/>
               </w:rPr>
               <w:t>Administrator flag confirming the anomaly as a true positive.</w:t>
+            </w:r>
+          </w:p>
+        </w:tc>
+      </w:tr>
+      <w:tr>
+        <w:tc>
+          <w:tcPr>
+            <w:tcW w:w="1600" w:type="dxa"/>
+            <w:tcBorders>
+              <w:top w:val="single" w:sz="1" w:space="0" w:color="CCCCCC"/>
+              <w:left w:val="single" w:sz="1" w:space="0" w:color="CCCCCC"/>
+              <w:bottom w:val="single" w:sz="1" w:space="0" w:color="CCCCCC"/>
+              <w:right w:val="single" w:sz="1" w:space="0" w:color="CCCCCC"/>
+            </w:tcBorders>
+            <w:shd w:val="clear" w:color="auto" w:fill="FFFFFF"/>
+            <w:tcMar>
+              <w:top w:w="80" w:type="dxa"/>
+              <w:left w:w="120" w:type="dxa"/>
+              <w:bottom w:w="80" w:type="dxa"/>
+              <w:right w:w="120" w:type="dxa"/>
+            </w:tcMar>
+          </w:tcPr>
+          <w:p>
+            <w:proofErr w:type="spellStart"/>
+            <w:r>
+              <w:rPr>
+                <w:sz w:val="20"/>
+                <w:szCs w:val="20"/>
+              </w:rPr>
+              <w:t xml:space="preserve">is_anomaly</w:t>
+            </w:r>
+            <w:proofErr w:type="spellEnd"/>
+          </w:p>
+        </w:tc>
+        <w:tc>
+          <w:tcPr>
+            <w:tcW w:w="1400" w:type="dxa"/>
+            <w:tcBorders>
+              <w:top w:val="single" w:sz="1" w:space="0" w:color="CCCCCC"/>
+              <w:left w:val="single" w:sz="1" w:space="0" w:color="CCCCCC"/>
+              <w:bottom w:val="single" w:sz="1" w:space="0" w:color="CCCCCC"/>
+              <w:right w:val="single" w:sz="1" w:space="0" w:color="CCCCCC"/>
+            </w:tcBorders>
+            <w:shd w:val="clear" w:color="auto" w:fill="FFFFFF"/>
+            <w:tcMar>
+              <w:top w:w="80" w:type="dxa"/>
+              <w:left w:w="120" w:type="dxa"/>
+              <w:bottom w:w="80" w:type="dxa"/>
+              <w:right w:w="120" w:type="dxa"/>
+            </w:tcMar>
+          </w:tcPr>
+          <w:p>
+            <w:r>
+              <w:rPr>
+                <w:sz w:val="20"/>
+                <w:szCs w:val="20"/>
+              </w:rPr>
+              <w:t xml:space="preserve">BOOLEAN</w:t>
+            </w:r>
+          </w:p>
+        </w:tc>
+        <w:tc>
+          <w:tcPr>
+            <w:tcW w:w="2000" w:type="dxa"/>
+            <w:tcBorders>
+              <w:top w:val="single" w:sz="1" w:space="0" w:color="CCCCCC"/>
+              <w:left w:val="single" w:sz="1" w:space="0" w:color="CCCCCC"/>
+              <w:bottom w:val="single" w:sz="1" w:space="0" w:color="CCCCCC"/>
+              <w:right w:val="single" w:sz="1" w:space="0" w:color="CCCCCC"/>
+            </w:tcBorders>
+            <w:shd w:val="clear" w:color="auto" w:fill="FFFFFF"/>
+            <w:tcMar>
+              <w:top w:w="80" w:type="dxa"/>
+              <w:left w:w="120" w:type="dxa"/>
+              <w:bottom w:w="80" w:type="dxa"/>
+              <w:right w:w="120" w:type="dxa"/>
+            </w:tcMar>
+          </w:tcPr>
+          <w:p>
+            <w:r>
+              <w:rPr>
+                <w:sz w:val="20"/>
+                <w:szCs w:val="20"/>
+              </w:rPr>
+              <w:t xml:space="preserve">NOT NULL</w:t>
+            </w:r>
+          </w:p>
+        </w:tc>
+        <w:tc>
+          <w:tcPr>
+            <w:tcW w:w="4360" w:type="dxa"/>
+            <w:tcBorders>
+              <w:top w:val="single" w:sz="1" w:space="0" w:color="CCCCCC"/>
+              <w:left w:val="single" w:sz="1" w:space="0" w:color="CCCCCC"/>
+              <w:bottom w:val="single" w:sz="1" w:space="0" w:color="CCCCCC"/>
+              <w:right w:val="single" w:sz="1" w:space="0" w:color="CCCCCC"/>
+            </w:tcBorders>
+            <w:shd w:val="clear" w:color="auto" w:fill="FFFFFF"/>
+            <w:tcMar>
+              <w:top w:w="80" w:type="dxa"/>
+              <w:left w:w="120" w:type="dxa"/>
+              <w:bottom w:w="80" w:type="dxa"/>
+              <w:right w:w="120" w:type="dxa"/>
+            </w:tcMar>
+          </w:tcPr>
+          <w:p>
+            <w:r>
+              <w:rPr>
+                <w:sz w:val="20"/>
+                <w:szCs w:val="20"/>
+              </w:rPr>
+              <w:t xml:space="preserve">True when the window's anomaly score fell below the model's auto-tuned threshold.</w:t>
+            </w:r>
+          </w:p>
+        </w:tc>
+      </w:tr>
+      <w:tr>
+        <w:tc>
+          <w:tcPr>
+            <w:tcW w:w="1600" w:type="dxa"/>
+            <w:tcBorders>
+              <w:top w:val="single" w:sz="1" w:space="0" w:color="CCCCCC"/>
+              <w:left w:val="single" w:sz="1" w:space="0" w:color="CCCCCC"/>
+              <w:bottom w:val="single" w:sz="1" w:space="0" w:color="CCCCCC"/>
+              <w:right w:val="single" w:sz="1" w:space="0" w:color="CCCCCC"/>
+            </w:tcBorders>
+            <w:shd w:val="clear" w:color="auto" w:fill="FFFFFF"/>
+            <w:tcMar>
+              <w:top w:w="80" w:type="dxa"/>
+              <w:left w:w="120" w:type="dxa"/>
+              <w:bottom w:w="80" w:type="dxa"/>
+              <w:right w:w="120" w:type="dxa"/>
+            </w:tcMar>
+          </w:tcPr>
+          <w:p>
+            <w:proofErr w:type="spellStart"/>
+            <w:r>
+              <w:rPr>
+                <w:sz w:val="20"/>
+                <w:szCs w:val="20"/>
+              </w:rPr>
+              <w:t xml:space="preserve">source</w:t>
+            </w:r>
+            <w:proofErr w:type="spellEnd"/>
+          </w:p>
+        </w:tc>
+        <w:tc>
+          <w:tcPr>
+            <w:tcW w:w="1400" w:type="dxa"/>
+            <w:tcBorders>
+              <w:top w:val="single" w:sz="1" w:space="0" w:color="CCCCCC"/>
+              <w:left w:val="single" w:sz="1" w:space="0" w:color="CCCCCC"/>
+              <w:bottom w:val="single" w:sz="1" w:space="0" w:color="CCCCCC"/>
+              <w:right w:val="single" w:sz="1" w:space="0" w:color="CCCCCC"/>
+            </w:tcBorders>
+            <w:shd w:val="clear" w:color="auto" w:fill="FFFFFF"/>
+            <w:tcMar>
+              <w:top w:w="80" w:type="dxa"/>
+              <w:left w:w="120" w:type="dxa"/>
+              <w:bottom w:w="80" w:type="dxa"/>
+              <w:right w:w="120" w:type="dxa"/>
+            </w:tcMar>
+          </w:tcPr>
+          <w:p>
+            <w:r>
+              <w:rPr>
+                <w:sz w:val="20"/>
+                <w:szCs w:val="20"/>
+              </w:rPr>
+              <w:t xml:space="preserve">TEXT</w:t>
+            </w:r>
+          </w:p>
+        </w:tc>
+        <w:tc>
+          <w:tcPr>
+            <w:tcW w:w="2000" w:type="dxa"/>
+            <w:tcBorders>
+              <w:top w:val="single" w:sz="1" w:space="0" w:color="CCCCCC"/>
+              <w:left w:val="single" w:sz="1" w:space="0" w:color="CCCCCC"/>
+              <w:bottom w:val="single" w:sz="1" w:space="0" w:color="CCCCCC"/>
+              <w:right w:val="single" w:sz="1" w:space="0" w:color="CCCCCC"/>
+            </w:tcBorders>
+            <w:shd w:val="clear" w:color="auto" w:fill="FFFFFF"/>
+            <w:tcMar>
+              <w:top w:w="80" w:type="dxa"/>
+              <w:left w:w="120" w:type="dxa"/>
+              <w:bottom w:w="80" w:type="dxa"/>
+              <w:right w:w="120" w:type="dxa"/>
+            </w:tcMar>
+          </w:tcPr>
+          <w:p>
+            <w:r>
+              <w:rPr>
+                <w:sz w:val="20"/>
+                <w:szCs w:val="20"/>
+              </w:rPr>
+              <w:t xml:space="preserve">NOT NULL</w:t>
+            </w:r>
+          </w:p>
+        </w:tc>
+        <w:tc>
+          <w:tcPr>
+            <w:tcW w:w="4360" w:type="dxa"/>
+            <w:tcBorders>
+              <w:top w:val="single" w:sz="1" w:space="0" w:color="CCCCCC"/>
+              <w:left w:val="single" w:sz="1" w:space="0" w:color="CCCCCC"/>
+              <w:bottom w:val="single" w:sz="1" w:space="0" w:color="CCCCCC"/>
+              <w:right w:val="single" w:sz="1" w:space="0" w:color="CCCCCC"/>
+            </w:tcBorders>
+            <w:shd w:val="clear" w:color="auto" w:fill="FFFFFF"/>
+            <w:tcMar>
+              <w:top w:w="80" w:type="dxa"/>
+              <w:left w:w="120" w:type="dxa"/>
+              <w:bottom w:w="80" w:type="dxa"/>
+              <w:right w:w="120" w:type="dxa"/>
+            </w:tcMar>
+          </w:tcPr>
+          <w:p>
+            <w:r>
+              <w:rPr>
+                <w:sz w:val="20"/>
+                <w:szCs w:val="20"/>
+              </w:rPr>
+              <w:t xml:space="preserve">Origin of the scored window: 'live' for real ESP32 readings, 'simulation' for AI4I replay windows.</w:t>
+            </w:r>
+          </w:p>
+        </w:tc>
+      </w:tr>
+      <w:tr>
+        <w:tc>
+          <w:tcPr>
+            <w:tcW w:w="1600" w:type="dxa"/>
+            <w:tcBorders>
+              <w:top w:val="single" w:sz="1" w:space="0" w:color="CCCCCC"/>
+              <w:left w:val="single" w:sz="1" w:space="0" w:color="CCCCCC"/>
+              <w:bottom w:val="single" w:sz="1" w:space="0" w:color="CCCCCC"/>
+              <w:right w:val="single" w:sz="1" w:space="0" w:color="CCCCCC"/>
+            </w:tcBorders>
+            <w:shd w:val="clear" w:color="auto" w:fill="FFFFFF"/>
+            <w:tcMar>
+              <w:top w:w="80" w:type="dxa"/>
+              <w:left w:w="120" w:type="dxa"/>
+              <w:bottom w:w="80" w:type="dxa"/>
+              <w:right w:w="120" w:type="dxa"/>
+            </w:tcMar>
+          </w:tcPr>
+          <w:p>
+            <w:proofErr w:type="spellStart"/>
+            <w:r>
+              <w:rPr>
+                <w:sz w:val="20"/>
+                <w:szCs w:val="20"/>
+              </w:rPr>
+              <w:t xml:space="preserve">device_id</w:t>
+            </w:r>
+            <w:proofErr w:type="spellEnd"/>
+          </w:p>
+        </w:tc>
+        <w:tc>
+          <w:tcPr>
+            <w:tcW w:w="1400" w:type="dxa"/>
+            <w:tcBorders>
+              <w:top w:val="single" w:sz="1" w:space="0" w:color="CCCCCC"/>
+              <w:left w:val="single" w:sz="1" w:space="0" w:color="CCCCCC"/>
+              <w:bottom w:val="single" w:sz="1" w:space="0" w:color="CCCCCC"/>
+              <w:right w:val="single" w:sz="1" w:space="0" w:color="CCCCCC"/>
+            </w:tcBorders>
+            <w:shd w:val="clear" w:color="auto" w:fill="FFFFFF"/>
+            <w:tcMar>
+              <w:top w:w="80" w:type="dxa"/>
+              <w:left w:w="120" w:type="dxa"/>
+              <w:bottom w:w="80" w:type="dxa"/>
+              <w:right w:w="120" w:type="dxa"/>
+            </w:tcMar>
+          </w:tcPr>
+          <w:p>
+            <w:r>
+              <w:rPr>
+                <w:sz w:val="20"/>
+                <w:szCs w:val="20"/>
+              </w:rPr>
+              <w:t xml:space="preserve">TEXT</w:t>
+            </w:r>
+          </w:p>
+        </w:tc>
+        <w:tc>
+          <w:tcPr>
+            <w:tcW w:w="2000" w:type="dxa"/>
+            <w:tcBorders>
+              <w:top w:val="single" w:sz="1" w:space="0" w:color="CCCCCC"/>
+              <w:left w:val="single" w:sz="1" w:space="0" w:color="CCCCCC"/>
+              <w:bottom w:val="single" w:sz="1" w:space="0" w:color="CCCCCC"/>
+              <w:right w:val="single" w:sz="1" w:space="0" w:color="CCCCCC"/>
+            </w:tcBorders>
+            <w:shd w:val="clear" w:color="auto" w:fill="FFFFFF"/>
+            <w:tcMar>
+              <w:top w:w="80" w:type="dxa"/>
+              <w:left w:w="120" w:type="dxa"/>
+              <w:bottom w:w="80" w:type="dxa"/>
+              <w:right w:w="120" w:type="dxa"/>
+            </w:tcMar>
+          </w:tcPr>
+          <w:p>
+            <w:r>
+              <w:rPr>
+                <w:sz w:val="20"/>
+                <w:szCs w:val="20"/>
+              </w:rPr>
+              <w:t xml:space="preserve">NULL for simulation rows</w:t>
+            </w:r>
+          </w:p>
+        </w:tc>
+        <w:tc>
+          <w:tcPr>
+            <w:tcW w:w="4360" w:type="dxa"/>
+            <w:tcBorders>
+              <w:top w:val="single" w:sz="1" w:space="0" w:color="CCCCCC"/>
+              <w:left w:val="single" w:sz="1" w:space="0" w:color="CCCCCC"/>
+              <w:bottom w:val="single" w:sz="1" w:space="0" w:color="CCCCCC"/>
+              <w:right w:val="single" w:sz="1" w:space="0" w:color="CCCCCC"/>
+            </w:tcBorders>
+            <w:shd w:val="clear" w:color="auto" w:fill="FFFFFF"/>
+            <w:tcMar>
+              <w:top w:w="80" w:type="dxa"/>
+              <w:left w:w="120" w:type="dxa"/>
+              <w:bottom w:w="80" w:type="dxa"/>
+              <w:right w:w="120" w:type="dxa"/>
+            </w:tcMar>
+          </w:tcPr>
+          <w:p>
+            <w:r>
+              <w:rPr>
+                <w:sz w:val="20"/>
+                <w:szCs w:val="20"/>
+              </w:rPr>
+              <w:t xml:space="preserve">Identifier of the physical ESP32 unit that produced a live reading, allowing multiple units to be distinguished.</w:t>
+            </w:r>
+          </w:p>
+        </w:tc>
+      </w:tr>
+      <w:tr>
+        <w:tc>
+          <w:tcPr>
+            <w:tcW w:w="1600" w:type="dxa"/>
+            <w:tcBorders>
+              <w:top w:val="single" w:sz="1" w:space="0" w:color="CCCCCC"/>
+              <w:left w:val="single" w:sz="1" w:space="0" w:color="CCCCCC"/>
+              <w:bottom w:val="single" w:sz="1" w:space="0" w:color="CCCCCC"/>
+              <w:right w:val="single" w:sz="1" w:space="0" w:color="CCCCCC"/>
+            </w:tcBorders>
+            <w:shd w:val="clear" w:color="auto" w:fill="FFFFFF"/>
+            <w:tcMar>
+              <w:top w:w="80" w:type="dxa"/>
+              <w:left w:w="120" w:type="dxa"/>
+              <w:bottom w:w="80" w:type="dxa"/>
+              <w:right w:w="120" w:type="dxa"/>
+            </w:tcMar>
+          </w:tcPr>
+          <w:p>
+            <w:proofErr w:type="spellStart"/>
+            <w:r>
+              <w:rPr>
+                <w:sz w:val="20"/>
+                <w:szCs w:val="20"/>
+              </w:rPr>
+              <w:t xml:space="preserve">raw_window</w:t>
+            </w:r>
+            <w:proofErr w:type="spellEnd"/>
+          </w:p>
+        </w:tc>
+        <w:tc>
+          <w:tcPr>
+            <w:tcW w:w="1400" w:type="dxa"/>
+            <w:tcBorders>
+              <w:top w:val="single" w:sz="1" w:space="0" w:color="CCCCCC"/>
+              <w:left w:val="single" w:sz="1" w:space="0" w:color="CCCCCC"/>
+              <w:bottom w:val="single" w:sz="1" w:space="0" w:color="CCCCCC"/>
+              <w:right w:val="single" w:sz="1" w:space="0" w:color="CCCCCC"/>
+            </w:tcBorders>
+            <w:shd w:val="clear" w:color="auto" w:fill="FFFFFF"/>
+            <w:tcMar>
+              <w:top w:w="80" w:type="dxa"/>
+              <w:left w:w="120" w:type="dxa"/>
+              <w:bottom w:w="80" w:type="dxa"/>
+              <w:right w:w="120" w:type="dxa"/>
+            </w:tcMar>
+          </w:tcPr>
+          <w:p>
+            <w:r>
+              <w:rPr>
+                <w:sz w:val="20"/>
+                <w:szCs w:val="20"/>
+              </w:rPr>
+              <w:t xml:space="preserve">JSONB</w:t>
+            </w:r>
+          </w:p>
+        </w:tc>
+        <w:tc>
+          <w:tcPr>
+            <w:tcW w:w="2000" w:type="dxa"/>
+            <w:tcBorders>
+              <w:top w:val="single" w:sz="1" w:space="0" w:color="CCCCCC"/>
+              <w:left w:val="single" w:sz="1" w:space="0" w:color="CCCCCC"/>
+              <w:bottom w:val="single" w:sz="1" w:space="0" w:color="CCCCCC"/>
+              <w:right w:val="single" w:sz="1" w:space="0" w:color="CCCCCC"/>
+            </w:tcBorders>
+            <w:shd w:val="clear" w:color="auto" w:fill="FFFFFF"/>
+            <w:tcMar>
+              <w:top w:w="80" w:type="dxa"/>
+              <w:left w:w="120" w:type="dxa"/>
+              <w:bottom w:w="80" w:type="dxa"/>
+              <w:right w:w="120" w:type="dxa"/>
+            </w:tcMar>
+          </w:tcPr>
+          <w:p>
+            <w:r>
+              <w:rPr>
+                <w:sz w:val="20"/>
+                <w:szCs w:val="20"/>
+              </w:rPr>
+              <w:t xml:space="preserve">NOT NULL</w:t>
+            </w:r>
+          </w:p>
+        </w:tc>
+        <w:tc>
+          <w:tcPr>
+            <w:tcW w:w="4360" w:type="dxa"/>
+            <w:tcBorders>
+              <w:top w:val="single" w:sz="1" w:space="0" w:color="CCCCCC"/>
+              <w:left w:val="single" w:sz="1" w:space="0" w:color="CCCCCC"/>
+              <w:bottom w:val="single" w:sz="1" w:space="0" w:color="CCCCCC"/>
+              <w:right w:val="single" w:sz="1" w:space="0" w:color="CCCCCC"/>
+            </w:tcBorders>
+            <w:shd w:val="clear" w:color="auto" w:fill="FFFFFF"/>
+            <w:tcMar>
+              <w:top w:w="80" w:type="dxa"/>
+              <w:left w:w="120" w:type="dxa"/>
+              <w:bottom w:w="80" w:type="dxa"/>
+              <w:right w:w="120" w:type="dxa"/>
+            </w:tcMar>
+          </w:tcPr>
+          <w:p>
+            <w:r>
+              <w:rPr>
+                <w:sz w:val="20"/>
+                <w:szCs w:val="20"/>
+              </w:rPr>
+              <w:t xml:space="preserve">Per-column mean of every channel in the scored window, stored for either mode so no reading is mislabelled.</w:t>
             </w:r>
           </w:p>
         </w:tc>
@@ -12675,7 +13123,7 @@
     <w:p>
       <w:pPr/>
       <w:r>
-        <w:t>Detected anomalies are inserted into the Supabase anomaly_logs table with the window's mean acceleration and temperature values, anomaly score, and classified severity. Figure 4.2 shows the live anomaly_logs table in the Supabase project during testing, containing 5,122 logged records accumulated over the project's testing period.</w:t>
+        <w:t xml:space="preserve">Every scored window — normal as well as anomalous — is inserted into the Supabase anomaly_logs table together with its anomaly score, classified severity, an is_anomaly flag, the source of the reading (live or simulation) and, for live readings, the originating unit's device identifier and the window's mean acceleration and temperature values. Logging normal windows as well as anomalous ones is a deliberate design decision: an engine-health history is only interpretable if it records what normal operation looked like, not only the exceptions. Figure 4.2 shows the live anomaly_logs table in the Supabase project during testing, containing 5,122 logged records accumulated over the project's testing period.</w:t>
       </w:r>
     </w:p>
     <w:p>
@@ -12736,7 +13184,7 @@
     <w:p>
       <w:pPr/>
       <w:r>
-        <w:t>The front-end, secured by Supabase Auth (email/password and Google OAuth), is deployed on GitHub Pages at https://faadila-wumpini.github.io/Engine_monitor and presents the live engine-monitor dashboard shown in Figure 4.3, including real-time vibration and temperature readings, the current anomaly score, and the anomaly threshold indicator bar.</w:t>
+        <w:t xml:space="preserve">The front-end, secured by Supabase Auth (email/password and Google OAuth), is deployed on GitHub Pages at https://faadila-wumpini.github.io/Engine_monitor/ and presents the live engine-monitor dashboard shown in Figure 4.3, including real-time vibration and temperature readings, the current anomaly score, and the anomaly threshold indicator bar. Because the site is published as a GitHub Pages project site rather than a user site, the /Engine_monitor/ path segment forms part of the canonical URL, and this full path must be registered both as the Site URL and in the redirect allow-list of the Supabase project for email-confirmation and OAuth redirects to resolve correctly.</w:t>
       </w:r>
     </w:p>
     <w:p>
@@ -13815,7 +14263,7 @@
           </w:tcPr>
           <w:p>
             <w:r>
-              <w:t>Section 4.3.1–4.3.2 — Butterworth filter + 8-statistic feature extraction shared across training and inference</w:t>
+              <w:t xml:space="preserve">Section 4.3.1–4.3.2 — Butterworth filter and nine-statistic feature extraction (36 features per BLE window, 45 per AI4I window) shared across training and inference</w:t>
             </w:r>
           </w:p>
         </w:tc>

--- a/Screenshoots&documents/EngineIQ_Documentation.docx
+++ b/Screenshoots&documents/EngineIQ_Documentation.docx
@@ -660,7 +660,7 @@
         <w:spacing w:before="80" w:after="80"/>
       </w:pPr>
       <w:r>
-        <w:t>User interface: A secure web dashboard features full user authentication—supporting both standard email/password logins and Google OAuth—to display real-time sensor streams and live anomaly alerts.</w:t>
+        <w:t xml:space="preserve">User interface: A secure web dashboard features full user authentication — email and password registration with mandatory email confirmation, sign-in by either email address or full name, and self-service password reset — to display real-time sensor streams and live anomaly alerts.</w:t>
       </w:r>
     </w:p>
     <w:p>
@@ -1410,7 +1410,7 @@
                 <w:sz w:val="20"/>
                 <w:szCs w:val="20"/>
               </w:rPr>
-              <w:t>Dashboard, Auth &amp; System Integration — Streamlit, Supabase Auth, Google OAuth, BLE integration.</w:t>
+              <w:t xml:space="preserve">Dashboard, Auth &amp; System Integration — Streamlit, Supabase Auth, email confirmation and password reset, BLE integration.</w:t>
             </w:r>
             <w:proofErr w:type="spellStart"/>
             <w:r>
@@ -1680,7 +1680,7 @@
         <w:spacing w:before="80" w:after="80"/>
       </w:pPr>
       <w:r>
-        <w:t>Secure web interface: A front-end web portal featuring email/password and Google OAuth authentication, hosted directly on GitHub Pages.</w:t>
+        <w:t xml:space="preserve">Secure web interface: A front-end web portal featuring email and password authentication with email confirmation and password reset, hosted directly on GitHub Pages.</w:t>
       </w:r>
     </w:p>
     <w:p>
@@ -3049,7 +3049,7 @@
         <w:jc w:val="both"/>
       </w:pPr>
       <w:r>
-        <w:t>The entire system relies on an integrated edge-to-device IoT architecture. At the edge, an ESP32 microcontroller interfaces directly with the hardware sensors, sampling the MPU6050 accelerometer at 50Hz and the DS18B20 temperature probe at 1Hz. This raw telemetry is transmitted over Bluetooth Low Energy (BLE) directly to a connected laptop running the Python inference engine. The backend processes all signal preprocessing and machine learning inference. Whenever the system flags an operational anomaly, it pushes the alert event to a cloud database and updates the web-based monitoring dashboard simultaneously. Dashboard access is restricted by a Supabase Auth gateway, which handles user sign-ups through mandatory verification emails as well as standard Google OAuth logins.</w:t>
+        <w:t xml:space="preserve">The entire system relies on an integrated edge-to-device IoT architecture. At the edge, an ESP32 microcontroller interfaces directly with the hardware sensors, sampling the MPU6050 accelerometer at 50Hz and the DS18B20 temperature probe at 1Hz. This raw telemetry is transmitted over Bluetooth Low Energy (BLE) directly to a connected laptop running the Python inference engine. The backend processes all signal preprocessing and machine learning inference. Whenever the system flags an operational anomaly, it pushes the alert event to a cloud database and updates the web-based monitoring dashboard simultaneously. Dashboard access is restricted by a Supabase Auth gateway, which requires every account to be registered with an email address and activated through a mandatory confirmation email before the dashboard can be reached.</w:t>
       </w:r>
       <w:proofErr w:type="spellStart"/>
       <w:r/>
@@ -3287,27 +3287,27 @@
       </w:pPr>
       <w:proofErr w:type="spellStart"/>
       <w:r>
-        <w:t>Supabase</w:t>
+        <w:t xml:space="preserve">Supabase is an open-source Firebase alternative built on PostgreSQL. It provides a managed cloud database with auto-generated REST APIs and a complete user authentication service. Supabase Auth supports email and password authentication with email confirmation, password recovery by one-time code, and JWT-based session management. In the proposed system, Supabase Auth secures the project website — users must register and confirm their email address before accessing the monitoring dashboard. The profiles table stores user full names and emails to support name-based login.</w:t>
       </w:r>
       <w:proofErr w:type="spellEnd"/>
       <w:r>
-        <w:t xml:space="preserve"> is an open-source Firebase alternative built on PostgreSQL. It provides a managed cloud database with auto-generated REST APIs and a complete user authentication service. </w:t>
+        <w:t xml:space="preserve"/>
       </w:r>
       <w:proofErr w:type="spellStart"/>
       <w:r>
-        <w:t>Supabase</w:t>
+        <w:t/>
       </w:r>
       <w:proofErr w:type="spellEnd"/>
       <w:r>
-        <w:t xml:space="preserve"> Auth supports email/password authentication with email confirmation, Google OAuth 2.0, and JWT-based session management. In the proposed system, </w:t>
+        <w:t xml:space="preserve"/>
       </w:r>
       <w:proofErr w:type="spellStart"/>
       <w:r>
-        <w:t>Supabase</w:t>
+        <w:t/>
       </w:r>
       <w:proofErr w:type="spellEnd"/>
       <w:r>
-        <w:t xml:space="preserve"> Auth secures the project website — users must register and confirm their email before accessing the monitoring dashboard. The profiles table stores user full names and emails to support name-based login.</w:t>
+        <w:t xml:space="preserve"/>
       </w:r>
     </w:p>
     <w:p>
@@ -3443,15 +3443,15 @@
         <w:spacing w:before="80" w:after="80"/>
       </w:pPr>
       <w:r>
-        <w:t xml:space="preserve">User Authentication: The project website is secured with </w:t>
+        <w:t xml:space="preserve">User Authentication: The project website is secured with Supabase Auth. Users must register and confirm their email address before accessing the dashboard, and can recover a forgotten password through a self-service reset flow without administrator involvement.</w:t>
       </w:r>
       <w:proofErr w:type="spellStart"/>
       <w:r>
-        <w:t>Supabase</w:t>
+        <w:t/>
       </w:r>
       <w:proofErr w:type="spellEnd"/>
       <w:r>
-        <w:t xml:space="preserve"> Auth. Users must register and confirm their email before accessing the dashboard. Google OAuth is provided as an alternative sign-in method.</w:t>
+        <w:t xml:space="preserve"/>
       </w:r>
     </w:p>
     <w:p>
@@ -5355,7 +5355,7 @@
                 <w:sz w:val="20"/>
                 <w:szCs w:val="20"/>
               </w:rPr>
-              <w:t>The system shall provide a 'Continue with Google' OAuth option on both Sign In and Create Account screens.</w:t>
+              <w:t xml:space="preserve">The website shall allow a user who has forgotten their password to request a reset by email, and to set a new password after verifying a single-use code or reset link.</w:t>
             </w:r>
           </w:p>
         </w:tc>
@@ -5666,7 +5666,7 @@
         <w:jc w:val="both"/>
       </w:pPr>
       <w:r>
-        <w:t>The front-end use case diagram captures interactions between two actor types and the web-based system. The New User actor interacts with four authentication use cases: Register Account, Confirm Email Address, Resend Confirmation Email, and Sign In with Google. The Registered Vehicle Owner actor interacts with: Sign In (email or name), View Real-Time Vibration Chart, View Real-Time Temperature Chart, Receive Anomaly Alert Notification, View Anomaly Severity Status, View Anomaly History Log, and Sign Out.</w:t>
+        <w:t xml:space="preserve">The front-end use case diagram captures interactions between two actor types and the web-based system. The New User actor interacts with four authentication use cases: Register Account, Confirm Email Address, Resend Confirmation Email, and Reset Forgotten Password. The Registered Vehicle Owner actor interacts with: Sign In (email or name), View Real-Time Vibration Chart, View Real-Time Temperature Chart, Receive Anomaly Alert Notification, View Anomaly Severity Status, View Anomaly History Log, and Sign Out.</w:t>
       </w:r>
     </w:p>
     <w:p>
@@ -7442,7 +7442,7 @@
                 <w:sz w:val="20"/>
                 <w:szCs w:val="20"/>
               </w:rPr>
-              <w:t>Sign In with Google</w:t>
+              <w:t xml:space="preserve">Reset Forgotten Password</w:t>
             </w:r>
           </w:p>
         </w:tc>
@@ -7496,7 +7496,7 @@
                 <w:sz w:val="20"/>
                 <w:szCs w:val="20"/>
               </w:rPr>
-              <w:t xml:space="preserve">The user clicks Continue with Google. The browser redirects to Google's OAuth consent screen. After approval, </w:t>
+              <w:t xml:space="preserve">The user selects 'Forgot your password?' and submits the email address registered to the account. Supabase sends a recovery email containing a single-use six-digit code and an equivalent reset link. The user either enters the code on the site or opens the link, and on successful verification is presented with a form to choose a new password, which is validated against the same strength rules applied at registration.</w:t>
             </w:r>
             <w:proofErr w:type="spellStart"/>
             <w:r>
@@ -7504,7 +7504,7 @@
                 <w:sz w:val="20"/>
                 <w:szCs w:val="20"/>
               </w:rPr>
-              <w:t>Supabase</w:t>
+              <w:t/>
             </w:r>
             <w:proofErr w:type="spellEnd"/>
             <w:r>
@@ -7512,7 +7512,7 @@
                 <w:sz w:val="20"/>
                 <w:szCs w:val="20"/>
               </w:rPr>
-              <w:t xml:space="preserve"> creates or retrieves the account, issues a JWT session, and redirects the user to the dashboard.</w:t>
+              <w:t xml:space="preserve"/>
             </w:r>
           </w:p>
         </w:tc>
@@ -8311,7 +8311,7 @@
         <w:jc w:val="both"/>
       </w:pPr>
       <w:r>
-        <w:t xml:space="preserve">The authentication flow diagram illustrates how users access the system. On visiting the site, an active session check is performed. If a valid JWT session exists, the user is taken directly to the dashboard. If not, the authentication screen is displayed. The user may choose email/password (a new user signs up and confirms their email address; a returning user signs in by email or full name) or Google OAuth. In both cases the browser is returned to an explicitly registered redirect URL — the deployed application path, which must appear in the Supabase project's redirect allow-list — where the application exchanges the returned authorisation code for a session using the PKCE flow. A redirect target that has not been allow-listed is silently replaced by the project's default Site URL, so the two values must be kept consistent with the deployed application path. All pathways result in a JWT session being established, after which the dashboard is displayed.</w:t>
+        <w:t xml:space="preserve">The authentication flow diagram illustrates how users access the system. On visiting the site, an active session check is performed. If a valid JWT session exists, the user is taken directly to the dashboard. If not, the authentication screen is displayed. A new user registers and must confirm their email address before the account can be used; a returning user signs in with either their email address or their full name together with their password. A user who has forgotten their password requests a recovery email and regains access by entering the single-use code it contains, or by opening the reset link. Confirmation and recovery links both return the browser to an explicitly registered redirect URL — the deployed application path, which must appear in the Supabase project's redirect allow-list — where the application exchanges the returned authorisation code for a session using the PKCE flow. A redirect target that has not been allow-listed is silently replaced by the project's default Site URL, so the two values must be kept consistent with the deployed application path. All pathways result in a JWT session being established, after which the dashboard is displayed.</w:t>
       </w:r>
     </w:p>
     <w:p>
@@ -9577,7 +9577,7 @@
         <w:spacing w:before="80" w:after="80"/>
       </w:pPr>
       <w:r>
-        <w:t xml:space="preserve">User Authentication — Google OAuth: The system integrates Google OAuth 2.0 using the PKCE authorisation-code flow. Google verifies the user's identity and returns an authorisation code to the Supabase callback endpoint, which then redirects to an allow-listed application URL where the client exchanges the code for a JWT session. Because the PKCE code verifier is held in the browser that began the sign-in, the exchange must complete in that same browser. No password is required or stored for Google-authenticated users.</w:t>
+        <w:t xml:space="preserve">User Authentication — Password Recovery: A user who has forgotten their password can request a recovery email without administrator involvement. Supabase issues a single-use token, delivered both as a six-digit code and as an equivalent reset link, which is valid for one hour and is invalidated once used. Possession of the registered mailbox is therefore the sole proof of identity accepted for a reset, and the new password is validated against the same minimum length and special-character rules enforced at registration, so recovery cannot be used to weaken an account's credentials.</w:t>
       </w:r>
       <w:proofErr w:type="spellStart"/>
       <w:r>
@@ -9879,7 +9879,7 @@
         <w:jc w:val="both"/>
       </w:pPr>
       <w:r>
-        <w:t>Authentication Screen Wireframe: The authentication screen presents a Sign In tab (email or name identifier field, password field with eye toggle, Continue with Google button) and a Create Account tab (full name, email, password with strength bar, confirm password with match indicator, Continue with Google button). After successful signup, the form is replaced by a confirmation panel showing the destination email, a 1-hour expiry warning, and a resend button with 60-second countdown.</w:t>
+        <w:t xml:space="preserve">Authentication Screen Wireframe: The authentication screen presents a Sign In tab (email or name identifier field, password field with eye toggle, and a 'Forgot your password?' link) and a Create Account tab (full name, email, password with strength bar, confirm password with match indicator). After successful signup, the form is replaced by a confirmation panel showing the destination email, a 1-hour expiry warning, and a resend button with 60-second countdown. Selecting the password link replaces the form with a three-stage recovery panel: email entry, six-digit code entry, and new-password entry with the same strength and match indicators used at registration.</w:t>
       </w:r>
     </w:p>
     <w:tbl>
@@ -12585,27 +12585,27 @@
       </w:pPr>
       <w:proofErr w:type="spellStart"/>
       <w:r>
-        <w:t>Supabase</w:t>
+        <w:t xml:space="preserve">Supabase: Used as the backend database and authentication service. Supabase Auth handles user registration, email confirmation, password recovery, and JWT session management. The supabase-py Python client inserts anomaly records and retrieves historical data for the dashboard.</w:t>
       </w:r>
       <w:proofErr w:type="spellEnd"/>
       <w:r>
-        <w:t xml:space="preserve">: Used as the backend database and authentication service. </w:t>
+        <w:t xml:space="preserve"/>
       </w:r>
       <w:proofErr w:type="spellStart"/>
       <w:r>
-        <w:t>Supabase</w:t>
+        <w:t/>
       </w:r>
       <w:proofErr w:type="spellEnd"/>
       <w:r>
-        <w:t xml:space="preserve"> Auth handles user registration, email confirmation, Google OAuth, and JWT session management. The </w:t>
+        <w:t xml:space="preserve"/>
       </w:r>
       <w:proofErr w:type="spellStart"/>
       <w:r>
-        <w:t>supabase-py</w:t>
+        <w:t/>
       </w:r>
       <w:proofErr w:type="spellEnd"/>
       <w:r>
-        <w:t xml:space="preserve"> Python client inserts anomaly records and retrieves historical data for the dashboard.</w:t>
+        <w:t xml:space="preserve"/>
       </w:r>
     </w:p>
     <w:p>
@@ -12669,7 +12669,7 @@
         <w:jc w:val="both"/>
       </w:pPr>
       <w:r>
-        <w:t>This chapter details the technical methodology, mapping twenty functional and eight non-functional requirements across five stakeholder types, including six specific authentication requirements (FR-14 to FR-19) and one new auto-detection requirement (FR-20). The communication protocol was updated from Wi-Fi/MQTT to Bluetooth Low Energy (BLE), reflecting the supervisor's recommendation to remove the Wi-Fi dependency and enable monitoring anywhere within Bluetooth range. The security architecture now utilises BLE UUID-based access control, Supabase RLS, JWT, HTTPS, and OAuth 2.0. The Agile development framework is maintained. Logical designs include an updated ERD, UI wireframes, and a Supabase database schema. Chapter 4 will present the physical implementation of these designs.</w:t>
+        <w:t xml:space="preserve">This chapter details the technical methodology, mapping twenty functional and eight non-functional requirements across five stakeholder types, including six specific authentication requirements (FR-14 to FR-19) and one auto-detection requirement (FR-20). The communication protocol was updated from Wi-Fi/MQTT to Bluetooth Low Energy (BLE), reflecting the supervisor's recommendation to remove the Wi-Fi dependency and enable monitoring anywhere within Bluetooth range. The security architecture utilises BLE pairing with bonding and link-layer encryption, Supabase row-level security, JWT session management, and HTTPS transport. The Agile development framework is maintained. Logical designs include an updated ERD, UI wireframes, and a Supabase database schema. Chapter 4 will present the physical implementation of these designs.</w:t>
       </w:r>
       <w:proofErr w:type="spellStart"/>
       <w:r/>
@@ -13184,7 +13184,7 @@
     <w:p>
       <w:pPr/>
       <w:r>
-        <w:t xml:space="preserve">The front-end, secured by Supabase Auth (email/password and Google OAuth), is deployed on GitHub Pages at https://faadila-wumpini.github.io/Engine_monitor/ and presents the live engine-monitor dashboard shown in Figure 4.3, including real-time vibration and temperature readings, the current anomaly score, and the anomaly threshold indicator bar. Because the site is published as a GitHub Pages project site rather than a user site, the /Engine_monitor/ path segment forms part of the canonical URL, and this full path must be registered both as the Site URL and in the redirect allow-list of the Supabase project for email-confirmation and OAuth redirects to resolve correctly.</w:t>
+        <w:t xml:space="preserve">The front-end, secured by Supabase Auth (email and password, with email confirmation and self-service password reset), is deployed on GitHub Pages at https://faadila-wumpini.github.io/Engine_monitor/ and presents the live engine-monitor dashboard shown in Figure 4.3, including real-time vibration and temperature readings, the current anomaly score, and the anomaly threshold indicator bar. Because the site is published as a GitHub Pages project site rather than a user site, the /Engine_monitor/ path segment forms part of the canonical URL, and this full path must be registered both as the Site URL and in the redirect allow-list of the Supabase project for email-confirmation and password-reset redirects to resolve correctly.</w:t>
       </w:r>
     </w:p>
     <w:p>
@@ -14100,7 +14100,7 @@
         </w:numPr>
       </w:pPr>
       <w:r>
-        <w:t>Supabase's combination of managed Postgres, row-level security, and built-in JWT/OAuth authentication proved sufficient to secure the dashboard and anomaly log without building a custom backend, keeping the project within a student timeline and a near-zero cloud budget.</w:t>
+        <w:t xml:space="preserve">Supabase's combination of managed Postgres, row-level security, and built-in JWT authentication and transactional email proved sufficient to secure the dashboard and anomaly log without building a custom backend, keeping the project within a student timeline and a near-zero cloud budget.</w:t>
       </w:r>
       <w:r/>
       <w:r/>

--- a/Screenshoots&documents/EngineIQ_Documentation.docx
+++ b/Screenshoots&documents/EngineIQ_Documentation.docx
@@ -5355,7 +5355,7 @@
                 <w:sz w:val="20"/>
                 <w:szCs w:val="20"/>
               </w:rPr>
-              <w:t xml:space="preserve">The website shall allow a user who has forgotten their password to request a reset by email, and to set a new password after verifying a single-use code or reset link.</w:t>
+              <w:t xml:space="preserve">The website shall allow a user who has forgotten their password to request a reset by email, and to set a new password after entering the single-use six-digit code contained in that email.</w:t>
             </w:r>
           </w:p>
         </w:tc>
@@ -7496,7 +7496,7 @@
                 <w:sz w:val="20"/>
                 <w:szCs w:val="20"/>
               </w:rPr>
-              <w:t xml:space="preserve">The user selects 'Forgot your password?' and submits the email address registered to the account. Supabase sends a recovery email containing a single-use six-digit code and an equivalent reset link. The user either enters the code on the site or opens the link, and on successful verification is presented with a form to choose a new password, which is validated against the same strength rules applied at registration.</w:t>
+              <w:t xml:space="preserve">The user selects 'Forgot your password?' and submits the email address registered to the account. Supabase sends a recovery email containing a single-use six-digit code, valid for one hour. The user enters that code on the site, and on successful verification is presented with a form to choose a new password, which is validated against the same strength rules applied at registration. Delivering the code as a typed value rather than a clickable link allows recovery to be completed on a different device from the one that requested it, since verification depends only on the email address and the code.</w:t>
             </w:r>
             <w:proofErr w:type="spellStart"/>
             <w:r>
@@ -8311,7 +8311,7 @@
         <w:jc w:val="both"/>
       </w:pPr>
       <w:r>
-        <w:t xml:space="preserve">The authentication flow diagram illustrates how users access the system. On visiting the site, an active session check is performed. If a valid JWT session exists, the user is taken directly to the dashboard. If not, the authentication screen is displayed. A new user registers and must confirm their email address before the account can be used; a returning user signs in with either their email address or their full name together with their password. A user who has forgotten their password requests a recovery email and regains access by entering the single-use code it contains, or by opening the reset link. Confirmation and recovery links both return the browser to an explicitly registered redirect URL — the deployed application path, which must appear in the Supabase project's redirect allow-list — where the application exchanges the returned authorisation code for a session using the PKCE flow. A redirect target that has not been allow-listed is silently replaced by the project's default Site URL, so the two values must be kept consistent with the deployed application path. All pathways result in a JWT session being established, after which the dashboard is displayed.</w:t>
+        <w:t xml:space="preserve">The authentication flow diagram illustrates how users access the system. On visiting the site, an active session check is performed. If a valid JWT session exists, the user is taken directly to the dashboard. If not, the authentication screen is displayed. A new user registers and must confirm their email address before the account can be used; the confirmation email carries a link which returns the browser to an explicitly registered redirect URL — the deployed application path, which must appear in the Supabase project's redirect allow-list — where the application exchanges the returned authorisation code for a session using the PKCE flow. A redirect target that has not been allow-listed is silently replaced by the project's default Site URL, so the two values must be kept consistent with the deployed application path. A returning user signs in with either their email address or their full name together with their password. A user who has forgotten their password requests a recovery email and regains access by entering the single-use six-digit code it contains; because this route carries no redirect, it is unaffected by the allow-list and can be completed on any device. All pathways result in a JWT session being established, after which the dashboard is displayed.</w:t>
       </w:r>
     </w:p>
     <w:p>
@@ -9577,7 +9577,7 @@
         <w:spacing w:before="80" w:after="80"/>
       </w:pPr>
       <w:r>
-        <w:t xml:space="preserve">User Authentication — Password Recovery: A user who has forgotten their password can request a recovery email without administrator involvement. Supabase issues a single-use token, delivered both as a six-digit code and as an equivalent reset link, which is valid for one hour and is invalidated once used. Possession of the registered mailbox is therefore the sole proof of identity accepted for a reset, and the new password is validated against the same minimum length and special-character rules enforced at registration, so recovery cannot be used to weaken an account's credentials.</w:t>
+        <w:t xml:space="preserve">User Authentication — Password Recovery: A user who has forgotten their password can request a recovery email without administrator involvement. Supabase issues a single-use six-digit code, valid for one hour and invalidated once redeemed. Possession of the registered mailbox is therefore the sole proof of identity accepted for a reset. The new password is validated against the same minimum length and special-character rules enforced at registration, so recovery cannot be used to weaken an account's credentials. A code was chosen in preference to a reset link because the PKCE code verifier underlying link-based recovery is bound to the browser that began the request, which would prevent a user from completing a reset on a different device from the one that started it.</w:t>
       </w:r>
       <w:proofErr w:type="spellStart"/>
       <w:r>

--- a/Screenshoots&documents/EngineIQ_Documentation.docx
+++ b/Screenshoots&documents/EngineIQ_Documentation.docx
@@ -3508,6 +3508,19 @@
     </w:p>
     <w:p>
       <w:pPr>
+        <w:pStyle w:val="ListParagraph"/>
+        <w:numPr>
+          <w:ilvl w:val="0"/>
+          <w:numId w:val="2"/>
+        </w:numPr>
+        <w:spacing w:before="80" w:after="80"/>
+      </w:pPr>
+      <w:r>
+        <w:t xml:space="preserve">Exportable Service History: An authenticated user can download their recorded engine readings for any chosen date range as a CSV file, so that a maintenance technician can review the vehicle's recent operating history without access to the dashboard.</w:t>
+      </w:r>
+    </w:p>
+    <w:p>
+      <w:pPr>
         <w:pStyle w:val="Heading2"/>
       </w:pPr>
       <w:r>
@@ -5632,6 +5645,172 @@
                 <w:szCs w:val="20"/>
               </w:rPr>
               <w:t>Medium</w:t>
+            </w:r>
+          </w:p>
+        </w:tc>
+      </w:tr>
+      <w:tr>
+        <w:tc>
+          <w:tcPr>
+            <w:tcW w:w="900" w:type="dxa"/>
+            <w:tcBorders>
+              <w:top w:val="single" w:sz="1" w:space="0" w:color="CCCCCC"/>
+              <w:left w:val="single" w:sz="1" w:space="0" w:color="CCCCCC"/>
+              <w:bottom w:val="single" w:sz="1" w:space="0" w:color="CCCCCC"/>
+              <w:right w:val="single" w:sz="1" w:space="0" w:color="CCCCCC"/>
+            </w:tcBorders>
+            <w:shd w:val="clear" w:color="auto" w:fill="FFFFFF"/>
+            <w:tcMar>
+              <w:top w:w="80" w:type="dxa"/>
+              <w:left w:w="120" w:type="dxa"/>
+              <w:bottom w:w="80" w:type="dxa"/>
+              <w:right w:w="120" w:type="dxa"/>
+            </w:tcMar>
+          </w:tcPr>
+          <w:p>
+            <w:r>
+              <w:rPr>
+                <w:sz w:val="20"/>
+                <w:szCs w:val="20"/>
+              </w:rPr>
+              <w:t xml:space="preserve">FR-21</w:t>
+            </w:r>
+          </w:p>
+        </w:tc>
+        <w:tc>
+          <w:tcPr>
+            <w:tcW w:w="6660" w:type="dxa"/>
+            <w:tcBorders>
+              <w:top w:val="single" w:sz="1" w:space="0" w:color="CCCCCC"/>
+              <w:left w:val="single" w:sz="1" w:space="0" w:color="CCCCCC"/>
+              <w:bottom w:val="single" w:sz="1" w:space="0" w:color="CCCCCC"/>
+              <w:right w:val="single" w:sz="1" w:space="0" w:color="CCCCCC"/>
+            </w:tcBorders>
+            <w:shd w:val="clear" w:color="auto" w:fill="FFFFFF"/>
+            <w:tcMar>
+              <w:top w:w="80" w:type="dxa"/>
+              <w:left w:w="120" w:type="dxa"/>
+              <w:bottom w:w="80" w:type="dxa"/>
+              <w:right w:w="120" w:type="dxa"/>
+            </w:tcMar>
+          </w:tcPr>
+          <w:p>
+            <w:r>
+              <w:rPr>
+                <w:sz w:val="20"/>
+                <w:szCs w:val="20"/>
+              </w:rPr>
+              <w:t xml:space="preserve">The dashboard shall allow an authenticated user to export their recorded engine readings for a user-selected date range as a CSV file suitable for sharing with a maintenance technician.</w:t>
+            </w:r>
+          </w:p>
+        </w:tc>
+        <w:tc>
+          <w:tcPr>
+            <w:tcW w:w="1800" w:type="dxa"/>
+            <w:tcBorders>
+              <w:top w:val="single" w:sz="1" w:space="0" w:color="CCCCCC"/>
+              <w:left w:val="single" w:sz="1" w:space="0" w:color="CCCCCC"/>
+              <w:bottom w:val="single" w:sz="1" w:space="0" w:color="CCCCCC"/>
+              <w:right w:val="single" w:sz="1" w:space="0" w:color="CCCCCC"/>
+            </w:tcBorders>
+            <w:shd w:val="clear" w:color="auto" w:fill="FFFFFF"/>
+            <w:tcMar>
+              <w:top w:w="80" w:type="dxa"/>
+              <w:left w:w="120" w:type="dxa"/>
+              <w:bottom w:w="80" w:type="dxa"/>
+              <w:right w:w="120" w:type="dxa"/>
+            </w:tcMar>
+          </w:tcPr>
+          <w:p>
+            <w:r>
+              <w:rPr>
+                <w:sz w:val="20"/>
+                <w:szCs w:val="20"/>
+              </w:rPr>
+              <w:t xml:space="preserve">Medium</w:t>
+            </w:r>
+          </w:p>
+        </w:tc>
+      </w:tr>
+      <w:tr>
+        <w:tc>
+          <w:tcPr>
+            <w:tcW w:w="900" w:type="dxa"/>
+            <w:tcBorders>
+              <w:top w:val="single" w:sz="1" w:space="0" w:color="CCCCCC"/>
+              <w:left w:val="single" w:sz="1" w:space="0" w:color="CCCCCC"/>
+              <w:bottom w:val="single" w:sz="1" w:space="0" w:color="CCCCCC"/>
+              <w:right w:val="single" w:sz="1" w:space="0" w:color="CCCCCC"/>
+            </w:tcBorders>
+            <w:shd w:val="clear" w:color="auto" w:fill="FFFFFF"/>
+            <w:tcMar>
+              <w:top w:w="80" w:type="dxa"/>
+              <w:left w:w="120" w:type="dxa"/>
+              <w:bottom w:w="80" w:type="dxa"/>
+              <w:right w:w="120" w:type="dxa"/>
+            </w:tcMar>
+          </w:tcPr>
+          <w:p>
+            <w:r>
+              <w:rPr>
+                <w:sz w:val="20"/>
+                <w:szCs w:val="20"/>
+              </w:rPr>
+              <w:t xml:space="preserve">FR-22</w:t>
+            </w:r>
+          </w:p>
+        </w:tc>
+        <w:tc>
+          <w:tcPr>
+            <w:tcW w:w="6660" w:type="dxa"/>
+            <w:tcBorders>
+              <w:top w:val="single" w:sz="1" w:space="0" w:color="CCCCCC"/>
+              <w:left w:val="single" w:sz="1" w:space="0" w:color="CCCCCC"/>
+              <w:bottom w:val="single" w:sz="1" w:space="0" w:color="CCCCCC"/>
+              <w:right w:val="single" w:sz="1" w:space="0" w:color="CCCCCC"/>
+            </w:tcBorders>
+            <w:shd w:val="clear" w:color="auto" w:fill="FFFFFF"/>
+            <w:tcMar>
+              <w:top w:w="80" w:type="dxa"/>
+              <w:left w:w="120" w:type="dxa"/>
+              <w:bottom w:w="80" w:type="dxa"/>
+              <w:right w:w="120" w:type="dxa"/>
+            </w:tcMar>
+          </w:tcPr>
+          <w:p>
+            <w:r>
+              <w:rPr>
+                <w:sz w:val="20"/>
+                <w:szCs w:val="20"/>
+              </w:rPr>
+              <w:t xml:space="preserve">The dashboard shall indicate whether the readings on display are live sensor data, the most recent recorded session, or demonstration data, and shall not present demonstration data as live.</w:t>
+            </w:r>
+          </w:p>
+        </w:tc>
+        <w:tc>
+          <w:tcPr>
+            <w:tcW w:w="1800" w:type="dxa"/>
+            <w:tcBorders>
+              <w:top w:val="single" w:sz="1" w:space="0" w:color="CCCCCC"/>
+              <w:left w:val="single" w:sz="1" w:space="0" w:color="CCCCCC"/>
+              <w:bottom w:val="single" w:sz="1" w:space="0" w:color="CCCCCC"/>
+              <w:right w:val="single" w:sz="1" w:space="0" w:color="CCCCCC"/>
+            </w:tcBorders>
+            <w:shd w:val="clear" w:color="auto" w:fill="FFFFFF"/>
+            <w:tcMar>
+              <w:top w:w="80" w:type="dxa"/>
+              <w:left w:w="120" w:type="dxa"/>
+              <w:bottom w:w="80" w:type="dxa"/>
+              <w:right w:w="120" w:type="dxa"/>
+            </w:tcMar>
+          </w:tcPr>
+          <w:p>
+            <w:r>
+              <w:rPr>
+                <w:sz w:val="20"/>
+                <w:szCs w:val="20"/>
+              </w:rPr>
+              <w:t xml:space="preserve">High</w:t>
             </w:r>
           </w:p>
         </w:tc>
@@ -9879,7 +10058,7 @@
         <w:jc w:val="both"/>
       </w:pPr>
       <w:r>
-        <w:t xml:space="preserve">Authentication Screen Wireframe: The authentication screen presents a Sign In tab (email or name identifier field, password field with eye toggle, and a 'Forgot your password?' link) and a Create Account tab (full name, email, password with strength bar, confirm password with match indicator). After successful signup, the form is replaced by a confirmation panel showing the destination email, a 1-hour expiry warning, and a resend button with 60-second countdown. Selecting the password link replaces the form with a three-stage recovery panel: email entry, six-digit code entry, and new-password entry with the same strength and match indicators used at registration.</w:t>
+        <w:t xml:space="preserve">Authentication Screen Wireframe: The authentication screen presents a Sign In tab (email or name identifier field, password field with eye toggle, and a 'Forgot your password?' link) and a Create Account tab (full name, email, password with strength bar, confirm password with match indicator). After successful signup, the form is replaced by a confirmation panel showing the destination email, a 1-hour expiry warning, and a resend button with 60-second countdown. Selecting the password link replaces the form with a three-stage recovery panel: email entry, six-digit code entry, and new-password entry with the same strength and match indicators used at registration. The monitoring dashboard additionally carries a status chip reporting whether the readings shown are live, the last recorded session, or demonstration data, and an export panel with start and end date controls for downloading recorded readings.</w:t>
       </w:r>
     </w:p>
     <w:tbl>
@@ -12669,7 +12848,7 @@
         <w:jc w:val="both"/>
       </w:pPr>
       <w:r>
-        <w:t xml:space="preserve">This chapter details the technical methodology, mapping twenty functional and eight non-functional requirements across five stakeholder types, including six specific authentication requirements (FR-14 to FR-19) and one auto-detection requirement (FR-20). The communication protocol was updated from Wi-Fi/MQTT to Bluetooth Low Energy (BLE), reflecting the supervisor's recommendation to remove the Wi-Fi dependency and enable monitoring anywhere within Bluetooth range. The security architecture utilises BLE pairing with bonding and link-layer encryption, Supabase row-level security, JWT session management, and HTTPS transport. The Agile development framework is maintained. Logical designs include an updated ERD, UI wireframes, and a Supabase database schema. Chapter 4 will present the physical implementation of these designs.</w:t>
+        <w:t xml:space="preserve">This chapter details the technical methodology, mapping twenty-two functional and eight non-functional requirements across five stakeholder types, including six specific authentication requirements (FR-14 to FR-19), an auto-detection requirement (FR-20), and two requirements covering data export and the honest labelling of displayed readings (FR-21 and FR-22). The communication protocol was updated from Wi-Fi/MQTT to Bluetooth Low Energy (BLE), reflecting the supervisor's recommendation to remove the Wi-Fi dependency and enable monitoring anywhere within Bluetooth range. The security architecture utilises BLE pairing with bonding and link-layer encryption, Supabase row-level security, JWT session management, and HTTPS transport. The Agile development framework is maintained. Logical designs include an updated ERD, UI wireframes, and a Supabase database schema. Chapter 4 will present the physical implementation of these designs.</w:t>
       </w:r>
       <w:proofErr w:type="spellStart"/>
       <w:r/>
@@ -13232,6 +13411,70 @@
       </w:pPr>
       <w:r>
         <w:t>Figure 4.3 — Deployed Web Dashboard Showing Live Sensor Readings</w:t>
+      </w:r>
+    </w:p>
+    <w:p>
+      <w:pPr>
+        <w:pStyle w:val="Heading3"/>
+      </w:pPr>
+      <w:r>
+        <w:t xml:space="preserve">4.3.6 Authentication and Password Recovery</w:t>
+      </w:r>
+    </w:p>
+    <w:p>
+      <w:pPr/>
+      <w:r>
+        <w:t xml:space="preserve">Access to the monitoring dashboard is gated by Supabase Auth, integrated into the front end through the supabase-js client. Registration collects a full name, email address and password, with the password validated in the browser against a minimum length of eight characters and at least one special character before any request is sent; a strength meter and a confirm-password match indicator give the user immediate feedback. Because the project is deployed as a GitHub Pages project site, every redirect the authentication flow depends on is built from a single constant holding the full application path, and that same path is registered as the Site URL and in the redirect allow-list of the Supabase project. A redirect target absent from that allow-list is silently replaced by the project default, which causes confirmation links to resolve to a location that does not exist.</w:t>
+      </w:r>
+    </w:p>
+    <w:p>
+      <w:pPr/>
+      <w:r>
+        <w:t xml:space="preserve">On successful registration Supabase issues a confirmation email; the account cannot be used until the address is confirmed. The client is configured with the PKCE authorisation-code flow and performs the code exchange explicitly rather than relying on automatic detection, so that failures surface as reportable errors instead of silently returning the user to the sign-in screen. A profile record holding the user's full name is written once an authenticated session exists, which is what allows a returning user to sign in with either their email address or their full name.</w:t>
+      </w:r>
+    </w:p>
+    <w:p>
+      <w:pPr/>
+      <w:r>
+        <w:t xml:space="preserve">Password recovery is implemented as a three-stage panel within the same authentication screen. The user submits the address registered to the account, Supabase sends a single-use six-digit code, and the code is verified by calling verifyOtp with the recovery type; a verified code establishes a short-lived session in which updateUser sets the new password, validated against the same rules applied at registration. The relevant excerpt is shown below.</w:t>
+      </w:r>
+    </w:p>
+    <w:p>
+      <w:pPr/>
+      <w:r>
+        <w:t xml:space="preserve">const { data, error } = await sb.auth.verifyOtp({ email, token: code, type: 'recovery' });  if (error || !data?.session) { showMsg('fpVerifyMsg', 'That code is invalid or has expired.', 'error'); return; }  const { error: updateErr } = await sb.auth.updateUser({ password: newPassword });</w:t>
+      </w:r>
+    </w:p>
+    <w:p>
+      <w:pPr/>
+      <w:r>
+        <w:t xml:space="preserve">Verification by code rather than by emailed link is a deliberate choice. Under the PKCE flow the code verifier is held in the browser that began the request, so a link-based reset can only be completed on the device that started it. Verification by code depends solely on the email address and the code itself, allowing a user to read the code on a phone and complete the reset on a laptop. Every authentication request is additionally wrapped in a timeout, so a dropped or slow connection surfaces a retryable error rather than leaving the interface waiting indefinitely.</w:t>
+      </w:r>
+    </w:p>
+    <w:p>
+      <w:pPr>
+        <w:pStyle w:val="Heading3"/>
+      </w:pPr>
+      <w:r>
+        <w:t xml:space="preserve">4.3.7 Engine History Export and Display States</w:t>
+      </w:r>
+    </w:p>
+    <w:p>
+      <w:pPr/>
+      <w:r>
+        <w:t xml:space="preserve">The dashboard distinguishes three display states rather than presenting a single continuous animation. Every four seconds the page queries anomaly_logs for the most recent row recorded with a source of 'live'. If such a row exists and is less than sixty seconds old, the summary card is populated from it and labelled as live. If live rows exist but the most recent has passed that threshold, the last genuine reading is held on screen alongside its age, so that a stale value is never mistaken for a current one. Only when no live reading has ever been recorded does the card fall back to an animated demonstration, which is explicitly labelled as such. An earlier revision animated synthetic values unconditionally, which was indistinguishable from real sensor output; the demonstration timer is now stopped as soon as genuine data is present, since it would otherwise overwrite real readings several times per second.</w:t>
+      </w:r>
+    </w:p>
+    <w:p>
+      <w:pPr/>
+      <w:r>
+        <w:t xml:space="preserve">A user may export their recorded readings for any chosen period. The export control accepts a start and end date, defaulting to the preceding month, and a filter selecting either real sensor readings alone or all records including simulation runs. Because PostgREST returns at most one thousand rows per request, the export pages through the result set until a short page is returned, rather than silently truncating at the first thousand. Date boundaries are expanded to whole local days so that an end date of the current day includes readings recorded earlier the same day. The resulting file is assembled in the browser and offered as a CSV download containing the timestamp, source, device identifier, anomaly score, severity, anomaly flag, mean acceleration on each axis, and mean temperature for every window in range.</w:t>
+      </w:r>
+    </w:p>
+    <w:p>
+      <w:pPr/>
+      <w:r>
+        <w:t xml:space="preserve">The export exists to serve the maintenance scenario described in Chapter 1: a driver who suspects a fault can present a technician with a record of how the engine has actually been behaving, rather than a verbal description. Fields are quoted so that a value containing a comma cannot displace later columns, and the file is written with a byte-order mark so that spreadsheet software interprets it as UTF-8 rather than the host system's default encoding.</w:t>
       </w:r>
     </w:p>
     <w:p>

--- a/Screenshoots&documents/EngineIQ_Documentation.docx
+++ b/Screenshoots&documents/EngineIQ_Documentation.docx
@@ -1,6 +1,6 @@
 
 <file path=word/document.xml><?xml version="1.0" encoding="utf-8"?>
-<w:document xmlns:wpc="http://schemas.microsoft.com/office/word/2010/wordprocessingCanvas" xmlns:cx="http://schemas.microsoft.com/office/drawing/2014/chartex" xmlns:cx1="http://schemas.microsoft.com/office/drawing/2015/9/8/chartex" xmlns:cx2="http://schemas.microsoft.com/office/drawing/2015/10/21/chartex" xmlns:cx3="http://schemas.microsoft.com/office/drawing/2016/5/9/chartex" xmlns:cx4="http://schemas.microsoft.com/office/drawing/2016/5/10/chartex" xmlns:cx5="http://schemas.microsoft.com/office/drawing/2016/5/11/chartex" xmlns:cx6="http://schemas.microsoft.com/office/drawing/2016/5/12/chartex" xmlns:cx7="http://schemas.microsoft.com/office/drawing/2016/5/13/chartex" xmlns:cx8="http://schemas.microsoft.com/office/drawing/2016/5/14/chartex" xmlns:mc="http://schemas.openxmlformats.org/markup-compatibility/2006" xmlns:aink="http://schemas.microsoft.com/office/drawing/2016/ink" xmlns:am3d="http://schemas.microsoft.com/office/drawing/2017/model3d" xmlns:o="urn:schemas-microsoft-com:office:office" xmlns:oel="http://schemas.microsoft.com/office/2019/extlst" xmlns:r="http://schemas.openxmlformats.org/officeDocument/2006/relationships" xmlns:m="http://schemas.openxmlformats.org/officeDocument/2006/math" xmlns:v="urn:schemas-microsoft-com:vml" xmlns:wp14="http://schemas.microsoft.com/office/word/2010/wordprocessingDrawing" xmlns:wp="http://schemas.openxmlformats.org/drawingml/2006/wordprocessingDrawing" xmlns:w10="urn:schemas-microsoft-com:office:word" xmlns:w="http://schemas.openxmlformats.org/wordprocessingml/2006/main" xmlns:w14="http://schemas.microsoft.com/office/word/2010/wordml" xmlns:w15="http://schemas.microsoft.com/office/word/2012/wordml" xmlns:w16cex="http://schemas.microsoft.com/office/word/2018/wordml/cex" xmlns:w16cid="http://schemas.microsoft.com/office/word/2016/wordml/cid" xmlns:w16="http://schemas.microsoft.com/office/word/2018/wordml" xmlns:w16du="http://schemas.microsoft.com/office/word/2023/wordml/word16du" xmlns:w16sdtdh="http://schemas.microsoft.com/office/word/2020/wordml/sdtdatahash" xmlns:w16sdtfl="http://schemas.microsoft.com/office/word/2024/wordml/sdtformatlock" xmlns:w16se="http://schemas.microsoft.com/office/word/2015/wordml/symex" xmlns:wpg="http://schemas.microsoft.com/office/word/2010/wordprocessingGroup" xmlns:wpi="http://schemas.microsoft.com/office/word/2010/wordprocessingInk" xmlns:wne="http://schemas.microsoft.com/office/word/2006/wordml" xmlns:wps="http://schemas.microsoft.com/office/word/2010/wordprocessingShape" mc:Ignorable="w14 w15 w16se w16cid w16 w16cex w16sdtdh w16sdtfl w16du wp14">
+<w:document xmlns:wpc="http://schemas.microsoft.com/office/word/2010/wordprocessingCanvas" xmlns:cx="http://schemas.microsoft.com/office/drawing/2014/chartex" xmlns:cx1="http://schemas.microsoft.com/office/drawing/2015/9/8/chartex" xmlns:cx2="http://schemas.microsoft.com/office/drawing/2015/10/21/chartex" xmlns:cx3="http://schemas.microsoft.com/office/drawing/2016/5/9/chartex" xmlns:cx4="http://schemas.microsoft.com/office/drawing/2016/5/10/chartex" xmlns:cx5="http://schemas.microsoft.com/office/drawing/2016/5/11/chartex" xmlns:cx6="http://schemas.microsoft.com/office/drawing/2016/5/12/chartex" xmlns:cx7="http://schemas.microsoft.com/office/drawing/2016/5/13/chartex" xmlns:cx8="http://schemas.microsoft.com/office/drawing/2016/5/14/chartex" xmlns:mc="http://schemas.openxmlformats.org/markup-compatibility/2006" xmlns:aink="http://schemas.microsoft.com/office/drawing/2016/ink" xmlns:am3d="http://schemas.microsoft.com/office/drawing/2017/model3d" xmlns:o="urn:schemas-microsoft-com:office:office" xmlns:oel="http://schemas.microsoft.com/office/2019/extlst" xmlns:r="http://schemas.openxmlformats.org/officeDocument/2006/relationships" xmlns:m="http://schemas.openxmlformats.org/officeDocument/2006/math" xmlns:v="urn:schemas-microsoft-com:vml" xmlns:wp14="http://schemas.microsoft.com/office/word/2010/wordprocessingDrawing" xmlns:wp="http://schemas.openxmlformats.org/drawingml/2006/wordprocessingDrawing" xmlns:w10="urn:schemas-microsoft-com:office:word" xmlns:w="http://schemas.openxmlformats.org/wordprocessingml/2006/main" xmlns:w14="http://schemas.microsoft.com/office/word/2010/wordml" xmlns:w15="http://schemas.microsoft.com/office/word/2012/wordml" xmlns:w16cei="http://schemas.microsoft.com/office/word/2026/wordml/cei" xmlns:w16cex="http://schemas.microsoft.com/office/word/2018/wordml/cex" xmlns:w16cid="http://schemas.microsoft.com/office/word/2016/wordml/cid" xmlns:w16="http://schemas.microsoft.com/office/word/2018/wordml" xmlns:w16du="http://schemas.microsoft.com/office/word/2023/wordml/word16du" xmlns:w16sdtdh="http://schemas.microsoft.com/office/word/2020/wordml/sdtdatahash" xmlns:w16sdtfl="http://schemas.microsoft.com/office/word/2024/wordml/sdtformatlock" xmlns:w16se="http://schemas.microsoft.com/office/word/2015/wordml/symex" xmlns:wpg="http://schemas.microsoft.com/office/word/2010/wordprocessingGroup" xmlns:wpi="http://schemas.microsoft.com/office/word/2010/wordprocessingInk" xmlns:wne="http://schemas.microsoft.com/office/word/2006/wordml" xmlns:wps="http://schemas.microsoft.com/office/word/2010/wordprocessingShape" mc:Ignorable="w14 w15 w16se w16cid w16 w16cex w16sdtdh w16sdtfl w16du wp14">
   <w:body>
     <w:p>
       <w:pPr>
@@ -660,7 +660,7 @@
         <w:spacing w:before="80" w:after="80"/>
       </w:pPr>
       <w:r>
-        <w:t xml:space="preserve">User interface: A secure web dashboard features full user authentication — email and password registration with mandatory email confirmation, sign-in by either email address or full name, and self-service password reset — to display real-time sensor streams and live anomaly alerts.</w:t>
+        <w:t>User interface: A secure web dashboard features full user authentication — email and password registration with mandatory email confirmation, sign-in by either email address or full name, and self-service password reset — to display real-time sensor streams and live anomaly alerts.</w:t>
       </w:r>
     </w:p>
     <w:p>
@@ -835,6 +835,7 @@
         <w:spacing w:before="80" w:after="80"/>
       </w:pPr>
       <w:r>
+        <w:lastRenderedPageBreak/>
         <w:t>Fleet Managers and Transport Companies</w:t>
       </w:r>
     </w:p>
@@ -856,7 +857,6 @@
         <w:pStyle w:val="Heading2"/>
       </w:pPr>
       <w:r>
-        <w:lastRenderedPageBreak/>
         <w:t>1.9 Academic and Practical Relevance of the Project</w:t>
       </w:r>
     </w:p>
@@ -887,7 +887,15 @@
         <w:t>Outside</w:t>
       </w:r>
       <w:r>
-        <w:t xml:space="preserve"> the academic scope, the project delivers a functional, cost-effective prototype that shows AI-powered vehicle diagnostics can actually scale for the mass market. Using purely open-source tools means other developers can easily copy, scale, or commercialize the entire architecture without facing heavy upfront software costs.</w:t>
+        <w:t xml:space="preserve"> the academic scope, the project delivers a functional, cost-effective prototype that shows AI-powered vehicle diagnostics can </w:t>
+      </w:r>
+      <w:proofErr w:type="gramStart"/>
+      <w:r>
+        <w:t>actually scale</w:t>
+      </w:r>
+      <w:proofErr w:type="gramEnd"/>
+      <w:r>
+        <w:t xml:space="preserve"> for the mass market. Using purely open-source tools means other developers can easily copy, scale, or commercialize the entire architecture without facing heavy upfront software costs.</w:t>
       </w:r>
     </w:p>
     <w:p>
@@ -1410,35 +1418,7 @@
                 <w:sz w:val="20"/>
                 <w:szCs w:val="20"/>
               </w:rPr>
-              <w:t xml:space="preserve">Dashboard, Auth &amp; System Integration — Streamlit, Supabase Auth, email confirmation and password reset, BLE integration.</w:t>
-            </w:r>
-            <w:proofErr w:type="spellStart"/>
-            <w:r>
-              <w:rPr>
-                <w:sz w:val="20"/>
-                <w:szCs w:val="20"/>
-              </w:rPr>
-            </w:r>
-            <w:proofErr w:type="spellEnd"/>
-            <w:r>
-              <w:rPr>
-                <w:sz w:val="20"/>
-                <w:szCs w:val="20"/>
-              </w:rPr>
-            </w:r>
-            <w:proofErr w:type="spellStart"/>
-            <w:r>
-              <w:rPr>
-                <w:sz w:val="20"/>
-                <w:szCs w:val="20"/>
-              </w:rPr>
-            </w:r>
-            <w:proofErr w:type="spellEnd"/>
-            <w:r>
-              <w:rPr>
-                <w:sz w:val="20"/>
-                <w:szCs w:val="20"/>
-              </w:rPr>
+              <w:t>Dashboard, Auth &amp; System Integration — Streamlit, Supabase Auth, email confirmation and password reset, BLE integration.</w:t>
             </w:r>
           </w:p>
         </w:tc>
@@ -1632,6 +1612,7 @@
         <w:spacing w:before="80" w:after="80"/>
       </w:pPr>
       <w:r>
+        <w:lastRenderedPageBreak/>
         <w:t>Hardware prototype: A fully wired monitoring unit combining the ESP32 microcontroller with an MPU6050 accelerometer and a DS18B20 temperature sensor.</w:t>
       </w:r>
     </w:p>
@@ -1645,7 +1626,6 @@
         <w:spacing w:before="80" w:after="80"/>
       </w:pPr>
       <w:r>
-        <w:lastRenderedPageBreak/>
         <w:t>Python software pipeline: A custom script repository built to handle raw data cleaning, normalization, and time-series feature extraction.</w:t>
       </w:r>
     </w:p>
@@ -1680,7 +1660,7 @@
         <w:spacing w:before="80" w:after="80"/>
       </w:pPr>
       <w:r>
-        <w:t xml:space="preserve">Secure web interface: A front-end web portal featuring email and password authentication with email confirmation and password reset, hosted directly on GitHub Pages.</w:t>
+        <w:t>Secure web interface: A front-end web portal featuring email and password authentication with email confirmation and password reset, hosted directly on GitHub Pages.</w:t>
       </w:r>
     </w:p>
     <w:p>
@@ -1722,11 +1702,16 @@
         <w:spacing w:before="80" w:after="80"/>
       </w:pPr>
       <w:r>
-        <w:t>Final dissertation: A comprehensive thesis document detailing the engineering design, system implementation, experimental testing, and key findings.</w:t>
+        <w:t xml:space="preserve">Final dissertation: A comprehensive document detailing the engineering design, system implementation, experimental testing, and key </w:t>
+      </w:r>
+      <w:proofErr w:type="gramStart"/>
+      <w:r>
+        <w:t>findings.</w:t>
       </w:r>
       <w:r>
         <w:t>.</w:t>
       </w:r>
+      <w:proofErr w:type="gramEnd"/>
     </w:p>
     <w:p>
       <w:r>
@@ -1824,7 +1809,15 @@
         <w:jc w:val="both"/>
       </w:pPr>
       <w:r>
-        <w:t>The main advantage of OBD-II is its absolute standardization across the automotive industry, meaning it is universally supported and requires no extra hardware modifications. However, the architecture is inherently reactive. Because it only triggers an alert after a failure condition actually occurs, subtle mechanical wear—like early-stage bearing degradation or loose mounts—slips by completely unnoticed. Furthermore, reading these internal codes requires dedicated diagnostic scanners that remain financially out of reach for the average Ghanaian driver</w:t>
+        <w:t xml:space="preserve">The main advantage of OBD-II is its absolute standardization across the automotive industry, meaning it is universally supported and requires no extra hardware modifications. However, the architecture is inherently reactive. Because it only triggers an alert after a failure condition </w:t>
+      </w:r>
+      <w:proofErr w:type="gramStart"/>
+      <w:r>
+        <w:t>actually occurs</w:t>
+      </w:r>
+      <w:proofErr w:type="gramEnd"/>
+      <w:r>
+        <w:t>, subtle mechanical wear—like early-stage bearing degradation or loose mounts—slips by completely unnoticed. Furthermore, reading these internal codes requires dedicated diagnostic scanners that remain financially out of reach for the average Ghanaian driver</w:t>
       </w:r>
       <w:r>
         <w:t>.</w:t>
@@ -1993,11 +1986,11 @@
         <w:tblLook w:val="0000" w:firstRow="0" w:lastRow="0" w:firstColumn="0" w:lastColumn="0" w:noHBand="0" w:noVBand="0"/>
       </w:tblPr>
       <w:tblGrid>
-        <w:gridCol w:w="1754"/>
+        <w:gridCol w:w="1755"/>
         <w:gridCol w:w="1530"/>
-        <w:gridCol w:w="1196"/>
-        <w:gridCol w:w="1737"/>
-        <w:gridCol w:w="3143"/>
+        <w:gridCol w:w="1188"/>
+        <w:gridCol w:w="1739"/>
+        <w:gridCol w:w="3148"/>
       </w:tblGrid>
       <w:tr>
         <w:trPr>
@@ -3019,6 +3012,7 @@
         <w:t xml:space="preserve"> </w:t>
       </w:r>
       <w:r>
+        <w:lastRenderedPageBreak/>
         <w:t xml:space="preserve">While standard OBD-II setups look backward, this system captures active physical telemetry to find structural engine wear before factory fault codes ever trigger. </w:t>
       </w:r>
     </w:p>
@@ -3028,7 +3022,6 @@
         <w:jc w:val="both"/>
       </w:pPr>
       <w:r>
-        <w:lastRenderedPageBreak/>
         <w:t>Furthermore, instead of using rigid, static sensor thresholds that trigger frequent false alarms under changing road conditions, this architecture uses an unsupervised machine learning model. This allows the system to map the engine's unique baseline and spot operational deviations dynamically</w:t>
       </w:r>
       <w:r>
@@ -3049,13 +3042,8 @@
         <w:jc w:val="both"/>
       </w:pPr>
       <w:r>
-        <w:t xml:space="preserve">The entire system relies on an integrated edge-to-device IoT architecture. At the edge, an ESP32 microcontroller interfaces directly with the hardware sensors, sampling the MPU6050 accelerometer at 50Hz and the DS18B20 temperature probe at 1Hz. This raw telemetry is transmitted over Bluetooth Low Energy (BLE) directly to a connected laptop running the Python inference engine. The backend processes all signal preprocessing and machine learning inference. Whenever the system flags an operational anomaly, it pushes the alert event to a cloud database and updates the web-based monitoring dashboard simultaneously. Dashboard access is restricted by a Supabase Auth gateway, which requires every account to be registered with an email address and activated through a mandatory confirmation email before the dashboard can be reached.</w:t>
-      </w:r>
-      <w:proofErr w:type="spellStart"/>
-      <w:r/>
-      <w:proofErr w:type="spellEnd"/>
-      <w:r/>
-      <w:r/>
+        <w:t>The entire system relies on an integrated edge-to-device IoT architecture. At the edge, an ESP32 microcontroller interfaces directly with the hardware sensors, sampling the MPU6050 accelerometer at 50Hz and the DS18B20 temperature probe at 1Hz. This raw telemetry is transmitted over Bluetooth Low Energy (BLE) directly to a connected laptop running the Python inference engine. The backend processes all signal preprocessing and machine learning inference. Whenever the system flags an operational anomaly, it pushes the alert event to a cloud database and updates the web-based monitoring dashboard simultaneously. Dashboard access is restricted by a Supabase Auth gateway, which requires every account to be registered with an email address and activated through a mandatory confirmation email before the dashboard can be reached.</w:t>
+      </w:r>
     </w:p>
     <w:p>
       <w:pPr>
@@ -3099,14 +3087,8 @@
         <w:jc w:val="both"/>
       </w:pPr>
       <w:r>
-        <w:t xml:space="preserve">The ESP32 compiles sensor readings into JSON-formatted payloads and transmits them to a connected laptop via Bluetooth Low Energy (BLE). The ESP32 operates as a BLE peripheral, advertising itself as “EngineIQ_Sensor_” followed by a per-unit DEVICE_ID (for example “EngineIQ_Sensor_ESP32-01”), so that several sensor units can be distinguished from one another when more than one is within range, and sending sensor notifications to the subscribed central device over a paired, encrypted link. This eliminates the need for a Wi-Fi router or MQTT broker entirely.</w:t>
-      </w:r>
-      <w:r/>
-      <w:r/>
-      <w:proofErr w:type="spellStart"/>
-      <w:r/>
-      <w:proofErr w:type="spellEnd"/>
-      <w:r/>
+        <w:t>The ESP32 compiles sensor readings into JSON-formatted payloads and transmits them to a connected laptop via Bluetooth Low Energy (BLE). The ESP32 operates as a BLE peripheral, advertising itself as “EngineIQ_Sensor_” followed by a per-unit DEVICE_ID (for example “EngineIQ_Sensor_ESP32-01”), so that several sensor units can be distinguished from one another when more than one is within range, and sending sensor notifications to the subscribed central device over a paired, encrypted link. This eliminates the need for a Wi-Fi router or MQTT broker entirely.</w:t>
+      </w:r>
     </w:p>
     <w:p>
       <w:pPr>
@@ -3122,9 +3104,12 @@
         <w:jc w:val="both"/>
       </w:pPr>
       <w:r>
-        <w:t xml:space="preserve">The Python inference engine running on the connected laptop receives BLE notifications and processes the raw telemetry in three distinct stages. First, it sanitizes the data stream using a digital Butterworth low-pass filter applied to the vibration channels, normalizes the values, and splits the time-series data into overlapping windows of 50 samples advanced in steps of 25. Second, it extracts nine statistical features from each numeric channel — mean, standard deviation, minimum, maximum, range, RMS, kurtosis, skewness, and peak-to-peak — giving 36 features per window on the live BLE feature space (four channels: accX, accY, accZ and temp) and 45 per window on the AI4I simulation feature space (five channels). Finally, it runs machine learning inference on these features to generate real-time anomaly scores using the trained Isolation Forest model.</w:t>
-      </w:r>
-      <w:r/>
+        <w:t xml:space="preserve">The Python inference engine running on the connected laptop receives BLE notifications and processes the raw telemetry in three distinct stages. First, it sanitizes the data stream using a digital Butterworth low-pass filter applied to the vibration channels, normalizes the values, and splits the time-series data into overlapping windows of 50 samples advanced in steps of 25. Second, it extracts nine statistical features from each numeric channel — mean, standard deviation, minimum, maximum, range, RMS, kurtosis, skewness, and peak-to-peak — giving 36 features per window on the live BLE feature space (four </w:t>
+      </w:r>
+      <w:r>
+        <w:lastRenderedPageBreak/>
+        <w:t>channels: accX, accY, accZ and temp) and 45 per window on the AI4I simulation feature space (five channels). Finally, it runs machine learning inference on these features to generate real-time anomaly scores using the trained Isolation Forest model.</w:t>
+      </w:r>
     </w:p>
     <w:p>
       <w:pPr>
@@ -3140,26 +3125,7 @@
         <w:jc w:val="both"/>
       </w:pPr>
       <w:r>
-        <w:t xml:space="preserve">The application layer comprises two complementary interfaces. The project landing page, deployed on GitHub Pages at https://faadila-wumpini.github.io/Engine_monitor/, is the primary monitoring interface: it authenticates the user through Supabase Auth and then queries the anomaly_logs table directly to chart live vibration and temperature readings, the active anomaly score, and the severity indicator bar. A separate Streamlit application, deployed on Streamlit Cloud, provides a fuller analyst view with historical event logs, dataset exploration, and an adjustable sensitivity threshold. Both interfaces require successful authentication before any sensor data is displayed.</w:t>
-      </w:r>
-      <w:proofErr w:type="spellStart"/>
-      <w:r>
-        <w:t/>
-      </w:r>
-      <w:proofErr w:type="spellEnd"/>
-      <w:r>
-        <w:t xml:space="preserve"/>
-      </w:r>
-      <w:proofErr w:type="spellStart"/>
-      <w:r>
-        <w:t/>
-      </w:r>
-      <w:proofErr w:type="spellEnd"/>
-      <w:r>
-        <w:t xml:space="preserve"/>
-      </w:r>
-      <w:r>
-        <w:t/>
+        <w:t>The application layer comprises two complementary interfaces. The project landing page, deployed on GitHub Pages at https://faadila-wumpini.github.io/Engine_monitor/, is the primary monitoring interface: it authenticates the user through Supabase Auth and then queries the anomaly_logs table directly to chart live vibration and temperature readings, the active anomaly score, and the severity indicator bar. A separate Streamlit application, deployed on Streamlit Cloud, provides a fuller analyst view with historical event logs, dataset exploration, and an adjustable sensitivity threshold. Both interfaces require successful authentication before any sensor data is displayed.</w:t>
       </w:r>
     </w:p>
     <w:p>
@@ -3167,7 +3133,6 @@
         <w:pStyle w:val="Heading2"/>
       </w:pPr>
       <w:r>
-        <w:lastRenderedPageBreak/>
         <w:t>2.7 Component Descriptions</w:t>
       </w:r>
     </w:p>
@@ -3185,7 +3150,15 @@
         <w:jc w:val="both"/>
       </w:pPr>
       <w:r>
-        <w:t xml:space="preserve">The ESP32 is a low-cost, low-power system-on-chip (SoC) featuring a dual-core Xtensa LX6 processor at up to 240 MHz, 520 KB SRAM, and integrated Bluetooth (Classic and BLE). In the proposed system it serves as the central edge device for sensor interfacing, data acquisition, and wireless BLE transmission. The ESP32 advertises as a BLE peripheral named “EngineIQ_Sensor_” followed by its configured DEVICE_ID, and sends sensor readings as BLE characteristic notifications to the connected laptop over an encrypted link.</w:t>
+        <w:t>The ESP32 is a low-cost, low-power system-on-chip (SoC) featuring a dual-core Xtensa LX6 processor at up to 240 MHz, 520 KB SRAM, and integrated Bluetooth (Classic and BLE). In the proposed system it serves as the central edge device for sensor interfacing, data acquisition, and wireless BLE transmission. The ESP32 advertises as a BLE peripheral named “EngineIQ_Sensor_” followed by its configured DEVICE_</w:t>
+      </w:r>
+      <w:proofErr w:type="gramStart"/>
+      <w:r>
+        <w:t>ID, and</w:t>
+      </w:r>
+      <w:proofErr w:type="gramEnd"/>
+      <w:r>
+        <w:t xml:space="preserve"> sends sensor readings as BLE characteristic notifications to the connected laptop over an encrypted link.</w:t>
       </w:r>
     </w:p>
     <w:p>
@@ -3229,10 +3202,6 @@
       <w:r>
         <w:t>2.7.4 Bluetooth Low Energy (BLE) Communication</w:t>
       </w:r>
-      <w:proofErr w:type="spellStart"/>
-      <w:r/>
-      <w:proofErr w:type="spellEnd"/>
-      <w:r/>
     </w:p>
     <w:p>
       <w:pPr>
@@ -3240,12 +3209,12 @@
         <w:jc w:val="both"/>
       </w:pPr>
       <w:r>
-        <w:t xml:space="preserve">Bluetooth Low Energy (BLE) is the wireless communication protocol used to transfer sensor data from the ESP32 to the processing laptop. BLE is specifically designed for low-power, short-range data transmission, making it ideal for IoT sensor devices. The ESP32 acts as a BLE peripheral (server) and exposes a custom GATT service with a sensor data characteristic. The Python inference engine on the laptop acts as a BLE central (client) using the Bleak library to scan for, connect to, and subscribe to BLE notifications from the ESP32. Data is packaged as JSON strings and transmitted at the 50Hz vibration sampling rate. The link is secured by BLE pairing with bonding and link-layer encryption, and the sensor characteristic is marked as requiring encrypted reads, so an unpaired scanner in range cannot subscribe to the stream (see Section 3.6). BLE eliminates the need for a Wi-Fi router, MQTT broker, or internet connection for local data acquisition.</w:t>
-      </w:r>
-      <w:proofErr w:type="spellStart"/>
-      <w:r/>
-      <w:proofErr w:type="spellEnd"/>
-      <w:r/>
+        <w:t xml:space="preserve">Bluetooth Low Energy (BLE) is the wireless communication protocol used to transfer sensor data from the ESP32 to the processing laptop. BLE is specifically designed for low-power, short-range data transmission, making it ideal for IoT sensor devices. The ESP32 acts as a BLE peripheral (server) and exposes a custom GATT service with a sensor data characteristic. The Python inference engine on the laptop acts as a BLE central (client) using the Bleak library to scan for, connect to, and subscribe to BLE notifications from the ESP32. Data is packaged as JSON strings and transmitted at the 50Hz vibration sampling rate. The link is secured by BLE pairing with bonding and link-layer encryption, and the sensor characteristic is marked as requiring encrypted reads, </w:t>
+      </w:r>
+      <w:r>
+        <w:lastRenderedPageBreak/>
+        <w:t>so an unpaired scanner in range cannot subscribe to the stream (see Section 3.6). BLE eliminates the need for a Wi-Fi router, MQTT broker, or internet connection for local data acquisition.</w:t>
+      </w:r>
     </w:p>
     <w:p>
       <w:pPr>
@@ -3287,27 +3256,27 @@
       </w:pPr>
       <w:proofErr w:type="spellStart"/>
       <w:r>
-        <w:t xml:space="preserve">Supabase is an open-source Firebase alternative built on PostgreSQL. It provides a managed cloud database with auto-generated REST APIs and a complete user authentication service. Supabase Auth supports email and password authentication with email confirmation, password recovery by one-time code, and JWT-based session management. In the proposed system, Supabase Auth secures the project website — users must register and confirm their email address before accessing the monitoring dashboard. The profiles table stores user full names and emails to support name-based login.</w:t>
+        <w:t>Supabase</w:t>
       </w:r>
       <w:proofErr w:type="spellEnd"/>
       <w:r>
-        <w:t xml:space="preserve"/>
+        <w:t xml:space="preserve"> is an open-source Firebase alternative built on PostgreSQL. It provides a managed cloud database with auto-generated REST APIs and a complete user authentication service. </w:t>
       </w:r>
       <w:proofErr w:type="spellStart"/>
       <w:r>
-        <w:t/>
+        <w:t>Supabase</w:t>
       </w:r>
       <w:proofErr w:type="spellEnd"/>
       <w:r>
-        <w:t xml:space="preserve"/>
+        <w:t xml:space="preserve"> Auth supports email and password authentication with email confirmation, password recovery by one-time code, and JWT-based session management. In the proposed system, </w:t>
       </w:r>
       <w:proofErr w:type="spellStart"/>
       <w:r>
-        <w:t/>
+        <w:t>Supabase</w:t>
       </w:r>
       <w:proofErr w:type="spellEnd"/>
       <w:r>
-        <w:t xml:space="preserve"/>
+        <w:t xml:space="preserve"> Auth secures the project website — users must register and confirm their email address before accessing the monitoring dashboard. The profiles table stores user full names and emails to support name-based login.</w:t>
       </w:r>
     </w:p>
     <w:p>
@@ -3337,11 +3306,7 @@
       </w:r>
       <w:proofErr w:type="spellEnd"/>
       <w:r>
-        <w:t xml:space="preserve"> is an open-source Python library for building interactive data web applications. In the proposed system it powers the user-facing monitoring dashboard, displaying real-</w:t>
-      </w:r>
-      <w:r>
-        <w:lastRenderedPageBreak/>
-        <w:t xml:space="preserve">time time-series charts, anomaly score gauges, and an alert history table populated from </w:t>
+        <w:t xml:space="preserve"> is an open-source Python library for building interactive data web applications. In the proposed system it powers the user-facing monitoring dashboard, displaying real-time time-series charts, anomaly score gauges, and an alert history table populated from </w:t>
       </w:r>
       <w:proofErr w:type="spellStart"/>
       <w:r>
@@ -3422,15 +3387,7 @@
         <w:spacing w:before="80" w:after="80"/>
       </w:pPr>
       <w:r>
-        <w:t xml:space="preserve">Historical Engine-Health Logging: Persistent storage of every scored window — normal as well as anomalous — in the Supabase cloud database, so that the recorded history shows what normal operation looks like and not only the exceptions.</w:t>
-      </w:r>
-      <w:proofErr w:type="spellStart"/>
-      <w:r>
-        <w:t/>
-      </w:r>
-      <w:proofErr w:type="spellEnd"/>
-      <w:r>
-        <w:t xml:space="preserve"/>
+        <w:t>Historical Engine-Health Logging: Persistent storage of every scored window — normal as well as anomalous — in the Supabase cloud database, so that the recorded history shows what normal operation looks like and not only the exceptions.</w:t>
       </w:r>
     </w:p>
     <w:p>
@@ -3443,15 +3400,19 @@
         <w:spacing w:before="80" w:after="80"/>
       </w:pPr>
       <w:r>
-        <w:t xml:space="preserve">User Authentication: The project website is secured with Supabase Auth. Users must register and confirm their email address before accessing the dashboard, and can recover a forgotten password through a self-service reset flow without administrator involvement.</w:t>
-      </w:r>
-      <w:proofErr w:type="spellStart"/>
-      <w:r>
-        <w:t/>
-      </w:r>
-      <w:proofErr w:type="spellEnd"/>
-      <w:r>
-        <w:t xml:space="preserve"/>
+        <w:t xml:space="preserve">User Authentication: The project website is secured with Supabase Auth. Users must register and confirm their email address before accessing the </w:t>
+      </w:r>
+      <w:proofErr w:type="gramStart"/>
+      <w:r>
+        <w:t xml:space="preserve">dashboard, </w:t>
+      </w:r>
+      <w:r>
+        <w:lastRenderedPageBreak/>
+        <w:t>and</w:t>
+      </w:r>
+      <w:proofErr w:type="gramEnd"/>
+      <w:r>
+        <w:t xml:space="preserve"> can recover a forgotten password through a self-service reset flow without administrator involvement.</w:t>
       </w:r>
     </w:p>
     <w:p>
@@ -3503,7 +3464,15 @@
         <w:spacing w:before="80" w:after="80"/>
       </w:pPr>
       <w:r>
-        <w:t>Dual Operation Mode: The inference engine can run in live Bluetooth mode when the ESP32 is connected, or automatically fall back to simulation mode using the AI4I dataset when hardware is unavailable.</w:t>
+        <w:t xml:space="preserve">Dual Operation Mode: The inference engine can run in live Bluetooth mode when the ESP32 is </w:t>
+      </w:r>
+      <w:proofErr w:type="gramStart"/>
+      <w:r>
+        <w:t>connected, or</w:t>
+      </w:r>
+      <w:proofErr w:type="gramEnd"/>
+      <w:r>
+        <w:t xml:space="preserve"> automatically fall back to simulation mode using the AI4I dataset when hardware is unavailable.</w:t>
       </w:r>
     </w:p>
     <w:p>
@@ -3516,7 +3485,7 @@
         <w:spacing w:before="80" w:after="80"/>
       </w:pPr>
       <w:r>
-        <w:t xml:space="preserve">Exportable Service History: An authenticated user can download their recorded engine readings for any chosen date range as a CSV file, so that a maintenance technician can review the vehicle's recent operating history without access to the dashboard.</w:t>
+        <w:t>Exportable Service History: An authenticated user can download their recorded engine readings for any chosen date range as a CSV file, so that a maintenance technician can review the vehicle's recent operating history without access to the dashboard.</w:t>
       </w:r>
     </w:p>
     <w:p>
@@ -3558,16 +3527,16 @@
         <w:jc w:val="both"/>
       </w:pPr>
       <w:r>
-        <w:t>Python (version 3.13) is the primary programming language for the data processing pipeline, ML model, and dashboard. Key libraries include: Pandas and NumPy for data manipulation; SciPy for signal processing; Scikit-learn for Isolation Forest; Bleak for Bluetooth BLE communication; Supabase-py for cloud database integration; and Streamlit for the web dashboard.</w:t>
-      </w:r>
-      <w:proofErr w:type="spellStart"/>
-      <w:r/>
-      <w:proofErr w:type="spellEnd"/>
-      <w:r/>
-      <w:proofErr w:type="spellStart"/>
-      <w:r/>
-      <w:proofErr w:type="spellEnd"/>
-      <w:r/>
+        <w:t xml:space="preserve">Python (version 3.13) is the primary programming language for the data processing pipeline, ML model, and dashboard. Key libraries </w:t>
+      </w:r>
+      <w:proofErr w:type="gramStart"/>
+      <w:r>
+        <w:t>include:</w:t>
+      </w:r>
+      <w:proofErr w:type="gramEnd"/>
+      <w:r>
+        <w:t xml:space="preserve"> Pandas and NumPy for data manipulation; SciPy for signal processing; Scikit-learn for Isolation Forest; Bleak for Bluetooth BLE communication; Supabase-py for cloud database integration; and Streamlit for the web dashboard.</w:t>
+      </w:r>
     </w:p>
     <w:p>
       <w:pPr>
@@ -3612,7 +3581,6 @@
         <w:spacing w:before="80" w:after="80"/>
       </w:pPr>
       <w:r>
-        <w:lastRenderedPageBreak/>
         <w:t>Proactive Fault Detection: Detecting anomalies before they escalate enables preventive maintenance, significantly reducing repair costs.</w:t>
       </w:r>
     </w:p>
@@ -3652,6 +3620,7 @@
         <w:spacing w:before="80" w:after="80"/>
       </w:pPr>
       <w:r>
+        <w:lastRenderedPageBreak/>
         <w:t>Ease of Use: The dashboard provides a simple, intuitive interface requiring no technical expertise.</w:t>
       </w:r>
     </w:p>
@@ -3730,11 +3699,24 @@
     </w:p>
     <w:p>
       <w:pPr>
-        <w:spacing w:before="120" w:after="120"/>
-        <w:jc w:val="both"/>
-      </w:pPr>
-      <w:r>
-        <w:t>This chapter presents the methodology adopted for the design and development of the system. It begins with requirements specification, UML diagrams, non-functional requirements, security concepts, the software development model, and logical design considerations including UI wireframes and database schema.</w:t>
+        <w:pStyle w:val="Heading2"/>
+        <w:rPr>
+          <w:b w:val="0"/>
+          <w:bCs w:val="0"/>
+          <w:color w:val="auto"/>
+          <w:sz w:val="24"/>
+          <w:szCs w:val="24"/>
+        </w:rPr>
+      </w:pPr>
+      <w:r>
+        <w:rPr>
+          <w:b w:val="0"/>
+          <w:bCs w:val="0"/>
+          <w:color w:val="auto"/>
+          <w:sz w:val="24"/>
+          <w:szCs w:val="24"/>
+        </w:rPr>
+        <w:t>The methodology used in the design and development of the system is given in this chapter. It starts with requirements specification, UML diagrams, non-functional requirements, security concepts, software development model, and logical design factors such as UI wireframes, database schema.</w:t>
       </w:r>
     </w:p>
     <w:p>
@@ -3763,7 +3745,13 @@
         <w:spacing w:before="80" w:after="80"/>
       </w:pPr>
       <w:r>
-        <w:t>New User: A person who registers a new account on the project website to gain access to the monitoring dashboard.</w:t>
+        <w:t xml:space="preserve">New User: User who registers a new account on the project website </w:t>
+      </w:r>
+      <w:r>
+        <w:t>to</w:t>
+      </w:r>
+      <w:r>
+        <w:t xml:space="preserve"> access the monitoring dashboard. </w:t>
       </w:r>
     </w:p>
     <w:p>
@@ -3776,7 +3764,7 @@
         <w:spacing w:before="80" w:after="80"/>
       </w:pPr>
       <w:r>
-        <w:t>Registered Vehicle Owner / Driver (Primary User): The authenticated end user who monitors engine health via the dashboard and receives anomaly alerts.</w:t>
+        <w:t xml:space="preserve">Registered Vehicle Owner / Driver (Primary User): The registered end user who on-board monitors engine health through the dashboard and who is alerted with engine anomalies. </w:t>
       </w:r>
     </w:p>
     <w:p>
@@ -3789,7 +3777,7 @@
         <w:spacing w:before="80" w:after="80"/>
       </w:pPr>
       <w:r>
-        <w:t>System Administrator: A technical user responsible for model training, threshold configuration, and system maintenance.</w:t>
+        <w:t xml:space="preserve">System Administrator: Technical user who is responsible for the training of models, setting thresholds, and system maintenance. </w:t>
       </w:r>
     </w:p>
     <w:p>
@@ -3802,7 +3790,7 @@
         <w:spacing w:before="80" w:after="80"/>
       </w:pPr>
       <w:r>
-        <w:t>Processing Server / ML Engine (System Actor): The backend component that receives BLE sensor data, executes preprocessing, and runs anomaly detection inference.</w:t>
+        <w:t xml:space="preserve">Processing Server / ML Engine (System Actor): Backend server that processes BLE sensor data, performs preprocessing, and performs anomaly detection inference. </w:t>
       </w:r>
     </w:p>
     <w:p>
@@ -3815,7 +3803,7 @@
         <w:spacing w:before="80" w:after="80"/>
       </w:pPr>
       <w:r>
-        <w:t>ESP32 Sensor Node (System Actor): The embedded hardware device that collects raw sensor data and transmits it via Bluetooth Low Energy to the connected processing device.</w:t>
+        <w:t>ESP32 Sensor Node (System Actor): It is an embedded hardware device which gathers raw sensor data and sends it to the connected processing device using Bluetooth Low Energy.</w:t>
       </w:r>
     </w:p>
     <w:p>
@@ -3832,7 +3820,7 @@
         <w:jc w:val="both"/>
       </w:pPr>
       <w:r>
-        <w:t>Requirements were gathered through: literature review of related vehicle health monitoring and predictive maintenance systems; stakeholder analysis of individual car owners and fleet operators in Ghana; review of the project proposal document; consultation with the project supervisor; and iterative refinement during Agile development sprints.</w:t>
+        <w:t>The requirements were obtained from: literature review of related vehicle health monitoring and predictive maintenance systems; stakeholder analysis of individual car owners and fleet operators in Ghana; review of project proposal document; consult with project supervisor; and iterative refinement in the Agile development sprints.</w:t>
       </w:r>
     </w:p>
     <w:p>
@@ -4605,23 +4593,7 @@
                 <w:sz w:val="20"/>
                 <w:szCs w:val="20"/>
               </w:rPr>
-              <w:t xml:space="preserve">The system shall log every scored window, normal and anomalous alike, to a Supabase database with timestamp, anomaly score, severity, an is_anomaly flag, the source of the reading (live or simulation), and the originating device identifier.</w:t>
-            </w:r>
-            <w:proofErr w:type="spellStart"/>
-            <w:r>
-              <w:rPr>
-                <w:sz w:val="20"/>
-                <w:szCs w:val="20"/>
-              </w:rPr>
-              <w:t/>
-            </w:r>
-            <w:proofErr w:type="spellEnd"/>
-            <w:r>
-              <w:rPr>
-                <w:sz w:val="20"/>
-                <w:szCs w:val="20"/>
-              </w:rPr>
-              <w:t xml:space="preserve"/>
+              <w:t>The system shall log every scored window, normal and anomalous alike, to a Supabase database with timestamp, anomaly score, severity, an is_anomaly flag, the source of the reading (live or simulation), and the originating device identifier.</w:t>
             </w:r>
           </w:p>
         </w:tc>
@@ -4870,7 +4842,7 @@
                 <w:sz w:val="20"/>
                 <w:szCs w:val="20"/>
               </w:rPr>
-              <w:t xml:space="preserve">The dashboard shall display a historical log of the 60 most recent scored windows retrieved from the database.</w:t>
+              <w:t>The dashboard shall display a historical log of the 60 most recent scored windows retrieved from the database.</w:t>
             </w:r>
           </w:p>
         </w:tc>
@@ -4953,7 +4925,7 @@
                 <w:sz w:val="20"/>
                 <w:szCs w:val="20"/>
               </w:rPr>
-              <w:t xml:space="preserve">The Streamlit dashboard shall allow an authenticated user to adjust the anomaly score threshold through a sensitivity control, re-classifying the severities shown without retraining the model.</w:t>
+              <w:t>The Streamlit dashboard shall allow an authenticated user to adjust the anomaly score threshold through a sensitivity control, re-classifying the severities shown without retraining the model.</w:t>
             </w:r>
           </w:p>
         </w:tc>
@@ -5368,7 +5340,7 @@
                 <w:sz w:val="20"/>
                 <w:szCs w:val="20"/>
               </w:rPr>
-              <w:t xml:space="preserve">The website shall allow a user who has forgotten their password to request a reset by email, and to set a new password after entering the single-use six-digit code contained in that email.</w:t>
+              <w:t>The website shall allow a user who has forgotten their password to request a reset by email, and to set a new password after entering the single-use six-digit code contained in that email.</w:t>
             </w:r>
           </w:p>
         </w:tc>
@@ -5590,6 +5562,7 @@
                 <w:sz w:val="20"/>
                 <w:szCs w:val="20"/>
               </w:rPr>
+              <w:lastRenderedPageBreak/>
               <w:t>FR-20</w:t>
             </w:r>
           </w:p>
@@ -5673,7 +5646,7 @@
                 <w:sz w:val="20"/>
                 <w:szCs w:val="20"/>
               </w:rPr>
-              <w:t xml:space="preserve">FR-21</w:t>
+              <w:t>FR-21</w:t>
             </w:r>
           </w:p>
         </w:tc>
@@ -5700,7 +5673,7 @@
                 <w:sz w:val="20"/>
                 <w:szCs w:val="20"/>
               </w:rPr>
-              <w:t xml:space="preserve">The dashboard shall allow an authenticated user to export their recorded engine readings for a user-selected date range as a CSV file suitable for sharing with a maintenance technician.</w:t>
+              <w:t>The dashboard shall allow an authenticated user to export their recorded engine readings for a user-selected date range as a CSV file suitable for sharing with a maintenance technician.</w:t>
             </w:r>
           </w:p>
         </w:tc>
@@ -5727,7 +5700,7 @@
                 <w:sz w:val="20"/>
                 <w:szCs w:val="20"/>
               </w:rPr>
-              <w:t xml:space="preserve">Medium</w:t>
+              <w:t>Medium</w:t>
             </w:r>
           </w:p>
         </w:tc>
@@ -5756,7 +5729,7 @@
                 <w:sz w:val="20"/>
                 <w:szCs w:val="20"/>
               </w:rPr>
-              <w:t xml:space="preserve">FR-22</w:t>
+              <w:t>FR-22</w:t>
             </w:r>
           </w:p>
         </w:tc>
@@ -5783,7 +5756,7 @@
                 <w:sz w:val="20"/>
                 <w:szCs w:val="20"/>
               </w:rPr>
-              <w:t xml:space="preserve">The dashboard shall indicate whether the readings on display are live sensor data, the most recent recorded session, or demonstration data, and shall not present demonstration data as live.</w:t>
+              <w:t>The dashboard shall indicate whether the readings on display are live sensor data, the most recent recorded session, or demonstration data, and shall not present demonstration data as live.</w:t>
             </w:r>
           </w:p>
         </w:tc>
@@ -5810,7 +5783,7 @@
                 <w:sz w:val="20"/>
                 <w:szCs w:val="20"/>
               </w:rPr>
-              <w:t xml:space="preserve">High</w:t>
+              <w:t>High</w:t>
             </w:r>
           </w:p>
         </w:tc>
@@ -5827,7 +5800,6 @@
         <w:pStyle w:val="Heading2"/>
       </w:pPr>
       <w:r>
-        <w:lastRenderedPageBreak/>
         <w:t>3.4 UML Diagrams</w:t>
       </w:r>
     </w:p>
@@ -5845,7 +5817,7 @@
         <w:jc w:val="both"/>
       </w:pPr>
       <w:r>
-        <w:t xml:space="preserve">The front-end use case diagram captures interactions between two actor types and the web-based system. The New User actor interacts with four authentication use cases: Register Account, Confirm Email Address, Resend Confirmation Email, and Reset Forgotten Password. The Registered Vehicle Owner actor interacts with: Sign In (email or name), View Real-Time Vibration Chart, View Real-Time Temperature Chart, Receive Anomaly Alert Notification, View Anomaly Severity Status, View Anomaly History Log, and Sign Out.</w:t>
+        <w:t>The front-end use case diagram shows interactions between two types of actors and the Web-based system. The New User actor is used to participate in four authentication use cases: Register Account, Confirm Email Address, Resend Confirmation Email and Reset Forgotten Password. The Registered Vehicle Owner actor interacts with: Sign In (email or name), View Real-Time Vibration Chart, View Real-Time Temperature Chart, Receive Anomaly Alert Notification, View Anomaly Severity Status, View Anomaly History Log, and Sign Out.</w:t>
       </w:r>
     </w:p>
     <w:p>
@@ -5857,6 +5829,7 @@
         <w:rPr>
           <w:noProof/>
         </w:rPr>
+        <w:lastRenderedPageBreak/>
         <w:drawing>
           <wp:inline distT="0" distB="0" distL="0" distR="0" wp14:anchorId="319681FD" wp14:editId="7605A4F1">
             <wp:extent cx="5943600" cy="4933950"/>
@@ -5926,7 +5899,15 @@
         <w:jc w:val="both"/>
       </w:pPr>
       <w:r>
-        <w:t>The back-end use case diagram captures interactions between the System Administrator and the backend processing components. The administrator can log in, configure the anomaly score threshold, trigger ML model retraining, view system status indicators, view the full anomaly log, and export the anomaly log as CSV.</w:t>
+        <w:t xml:space="preserve">The back-end use case diagram represents interactions between the System Administrator and the components of the </w:t>
+      </w:r>
+      <w:proofErr w:type="gramStart"/>
+      <w:r>
+        <w:t>back end</w:t>
+      </w:r>
+      <w:proofErr w:type="gramEnd"/>
+      <w:r>
+        <w:t xml:space="preserve"> processing. The administrator may log in, change the anomaly score threshold, retrain the ML model, check system indicators, check the complete log of anomalies and export the log of anomalies as a CSV file.</w:t>
       </w:r>
     </w:p>
     <w:p>
@@ -6596,7 +6577,23 @@
                 <w:sz w:val="20"/>
                 <w:szCs w:val="20"/>
               </w:rPr>
-              <w:t>A colour-coded status indicator (green: Normal, yellow: Low, orange: Medium, red: High) is displayed on the dashboard at all times.</w:t>
+              <w:t xml:space="preserve">A colour-coded status indicator (green: Normal, yellow: Low, orange: Medium, red: High) is </w:t>
+            </w:r>
+            <w:proofErr w:type="gramStart"/>
+            <w:r>
+              <w:rPr>
+                <w:sz w:val="20"/>
+                <w:szCs w:val="20"/>
+              </w:rPr>
+              <w:t>displayed on the dashboard at all times</w:t>
+            </w:r>
+            <w:proofErr w:type="gramEnd"/>
+            <w:r>
+              <w:rPr>
+                <w:sz w:val="20"/>
+                <w:szCs w:val="20"/>
+              </w:rPr>
+              <w:t>.</w:t>
             </w:r>
           </w:p>
         </w:tc>
@@ -6706,23 +6703,7 @@
                 <w:sz w:val="20"/>
                 <w:szCs w:val="20"/>
               </w:rPr>
-              <w:t xml:space="preserve">The driver views a table of the 60 most recent scored windows retrieved from the Supabase database, including timestamp, severity, and anomaly score. Normal windows are retained alongside anomalous ones so that the history reflects the engine's full operating record.</w:t>
-            </w:r>
-            <w:proofErr w:type="spellStart"/>
-            <w:r>
-              <w:rPr>
-                <w:sz w:val="20"/>
-                <w:szCs w:val="20"/>
-              </w:rPr>
-              <w:t/>
-            </w:r>
-            <w:proofErr w:type="spellEnd"/>
-            <w:r>
-              <w:rPr>
-                <w:sz w:val="20"/>
-                <w:szCs w:val="20"/>
-              </w:rPr>
-              <w:t xml:space="preserve"/>
+              <w:t xml:space="preserve">The driver views a table of the 60 most recent scored windows retrieved from the Supabase database, </w:t>
             </w:r>
             <w:r>
               <w:rPr>
@@ -6730,7 +6711,7 @@
                 <w:szCs w:val="20"/>
               </w:rPr>
               <w:lastRenderedPageBreak/>
-              <w:t/>
+              <w:t>including timestamp, severity, and anomaly score. Normal windows are retained alongside anomalous ones so that the history reflects the engine's full operating record.</w:t>
             </w:r>
           </w:p>
         </w:tc>
@@ -7621,7 +7602,7 @@
                 <w:sz w:val="20"/>
                 <w:szCs w:val="20"/>
               </w:rPr>
-              <w:t xml:space="preserve">Reset Forgotten Password</w:t>
+              <w:t>Reset Forgotten Password</w:t>
             </w:r>
           </w:p>
         </w:tc>
@@ -7675,23 +7656,7 @@
                 <w:sz w:val="20"/>
                 <w:szCs w:val="20"/>
               </w:rPr>
-              <w:t xml:space="preserve">The user selects 'Forgot your password?' and submits the email address registered to the account. Supabase sends a recovery email containing a single-use six-digit code, valid for one hour. The user enters that code on the site, and on successful verification is presented with a form to choose a new password, which is validated against the same strength rules applied at registration. Delivering the code as a typed value rather than a clickable link allows recovery to be completed on a different device from the one that requested it, since verification depends only on the email address and the code.</w:t>
-            </w:r>
-            <w:proofErr w:type="spellStart"/>
-            <w:r>
-              <w:rPr>
-                <w:sz w:val="20"/>
-                <w:szCs w:val="20"/>
-              </w:rPr>
-              <w:t/>
-            </w:r>
-            <w:proofErr w:type="spellEnd"/>
-            <w:r>
-              <w:rPr>
-                <w:sz w:val="20"/>
-                <w:szCs w:val="20"/>
-              </w:rPr>
-              <w:t xml:space="preserve"/>
+              <w:t>The user selects 'Forgot your password?' and submits the email address registered to the account. Supabase sends a recovery email containing a single-use six-digit code, valid for one hour. The user enters that code on the site, and on successful verification is presented with a form to choose a new password, which is validated against the same strength rules applied at registration. Delivering the code as a typed value rather than a clickable link allows recovery to be completed on a different device from the one that requested it, since verification depends only on the email address and the code.</w:t>
             </w:r>
           </w:p>
         </w:tc>
@@ -7720,6 +7685,7 @@
                 <w:sz w:val="20"/>
                 <w:szCs w:val="20"/>
               </w:rPr>
+              <w:lastRenderedPageBreak/>
               <w:t>UC-14</w:t>
             </w:r>
           </w:p>
@@ -7943,7 +7909,23 @@
                 <w:sz w:val="20"/>
                 <w:szCs w:val="20"/>
               </w:rPr>
-              <w:t xml:space="preserve"> clears the JWT session and the authentication screen is displayed.</w:t>
+              <w:t xml:space="preserve"> clears the JWT </w:t>
+            </w:r>
+            <w:proofErr w:type="gramStart"/>
+            <w:r>
+              <w:rPr>
+                <w:sz w:val="20"/>
+                <w:szCs w:val="20"/>
+              </w:rPr>
+              <w:t>session</w:t>
+            </w:r>
+            <w:proofErr w:type="gramEnd"/>
+            <w:r>
+              <w:rPr>
+                <w:sz w:val="20"/>
+                <w:szCs w:val="20"/>
+              </w:rPr>
+              <w:t xml:space="preserve"> and the authentication screen is displayed.</w:t>
             </w:r>
           </w:p>
         </w:tc>
@@ -7963,13 +7945,16 @@
         <w:jc w:val="both"/>
       </w:pPr>
       <w:r>
-        <w:t>The activity diagram describes the end-to-end data flow: the ESP32 reads sensors and transmits JSON payloads via BLE notifications; the Python inference engine on the laptop receives the BLE data and appends it to a rolling buffer; when the buffer reaches 50 samples, the Butterworth filter is applied; statistical features are extracted; Isolation Forest inference runs; if the score is below threshold, the anomaly is logged to Supabase and an alert is displayed on the dashboard.</w:t>
-      </w:r>
-      <w:r/>
+        <w:t xml:space="preserve">The activity diagram illustrates the end-to-end data flow: The ESP32 reads sensors and sends JSON payloads out through BLE notifications, the Python inference engine on the laptop receives the data sent through BLE and adds it to a rolling buffer, after the buffer reaches 50 samples, the Butterworth filter is applied, and the statistical features are extracted, finally, the Isolation Forest inference engine runs, if the score is less than the threshold, then the anomaly is recorded in </w:t>
+      </w:r>
       <w:proofErr w:type="spellStart"/>
-      <w:r/>
+      <w:r>
+        <w:t>Supabase</w:t>
+      </w:r>
       <w:proofErr w:type="spellEnd"/>
-      <w:r/>
+      <w:r>
+        <w:t>, and an alert is displayed on the dashboard.</w:t>
+      </w:r>
     </w:p>
     <w:tbl>
       <w:tblPr>
@@ -8017,8 +8002,9 @@
               <w:rPr>
                 <w:noProof/>
               </w:rPr>
+              <w:lastRenderedPageBreak/>
               <w:drawing>
-                <wp:inline distT="0" distB="0" distL="0" distR="0" wp14:anchorId="2455A632" wp14:editId="0BB96FE9">
+                <wp:inline distT="0" distB="0" distL="0" distR="0" wp14:anchorId="2455A632" wp14:editId="4562E26C">
                   <wp:extent cx="5509746" cy="7077693"/>
                   <wp:effectExtent l="0" t="0" r="0" b="0"/>
                   <wp:docPr id="1227288243" name="Picture 26"/>
@@ -8083,7 +8069,6 @@
         <w:pStyle w:val="Heading3"/>
       </w:pPr>
       <w:r>
-        <w:lastRenderedPageBreak/>
         <w:t>3.4.5 Sequence Diagram — Anomaly Detection Flow</w:t>
       </w:r>
     </w:p>
@@ -8093,12 +8078,17 @@
         <w:jc w:val="both"/>
       </w:pPr>
       <w:r>
-        <w:t>The sequence diagram illustrates temporal interactions during an anomaly detection event: ESP32 sends BLE notification to inference engine; inference engine receives payload, preprocesses it, and scores the feature vector; if anomaly detected, inserts record to Supabase; dashboard auto-refresh retrieves the latest record and displays the alert.</w:t>
+        <w:lastRenderedPageBreak/>
+        <w:t xml:space="preserve">The sequence diagram shows how temporal interactions occur when detecting anomalies; ESP32 sends BLE notification to the inference engine, the inference engine gets the payload, preprocesses it and scores the feature vector, if an anomaly is detected, it is added to a </w:t>
       </w:r>
       <w:proofErr w:type="spellStart"/>
-      <w:r/>
+      <w:r>
+        <w:t>Supabase</w:t>
+      </w:r>
       <w:proofErr w:type="spellEnd"/>
-      <w:r/>
+      <w:r>
+        <w:t xml:space="preserve"> record, and the dashboard automatically refreshes to show the most recent record and alert.</w:t>
+      </w:r>
     </w:p>
     <w:tbl>
       <w:tblPr>
@@ -8147,7 +8137,7 @@
                 <w:noProof/>
               </w:rPr>
               <w:drawing>
-                <wp:inline distT="0" distB="0" distL="0" distR="0" wp14:anchorId="4798C0A1" wp14:editId="787E9E30">
+                <wp:inline distT="0" distB="0" distL="0" distR="0" wp14:anchorId="4798C0A1" wp14:editId="2AA98BBF">
                   <wp:extent cx="5943600" cy="5787390"/>
                   <wp:effectExtent l="0" t="0" r="0" b="3810"/>
                   <wp:docPr id="1806874947" name="Picture 27"/>
@@ -8221,7 +8211,7 @@
         <w:jc w:val="both"/>
       </w:pPr>
       <w:r>
-        <w:t xml:space="preserve">The principal software classes are: </w:t>
+        <w:t xml:space="preserve">The following is a list of the major software classes: </w:t>
       </w:r>
       <w:proofErr w:type="spellStart"/>
       <w:r>
@@ -8229,11 +8219,11 @@
       </w:r>
       <w:proofErr w:type="spellEnd"/>
       <w:r>
-        <w:t xml:space="preserve"> (</w:t>
+        <w:t xml:space="preserve">, </w:t>
       </w:r>
       <w:proofErr w:type="spellStart"/>
       <w:r>
-        <w:t>butterworth_filter</w:t>
+        <w:t>AnomalyDetector</w:t>
       </w:r>
       <w:proofErr w:type="spellEnd"/>
       <w:r>
@@ -8241,131 +8231,52 @@
       </w:r>
       <w:proofErr w:type="spellStart"/>
       <w:r>
-        <w:t>extract_features</w:t>
+        <w:t>DatabaseLogger</w:t>
       </w:r>
       <w:proofErr w:type="spellEnd"/>
       <w:r>
-        <w:t xml:space="preserve">, </w:t>
+        <w:t xml:space="preserve">, and </w:t>
       </w:r>
       <w:proofErr w:type="spellStart"/>
       <w:r>
-        <w:t>process_dataframe</w:t>
+        <w:t>InferenceEngine</w:t>
       </w:r>
       <w:proofErr w:type="spellEnd"/>
       <w:r>
-        <w:t xml:space="preserve">, normalise methods), </w:t>
+        <w:t xml:space="preserve"> which combines the three. </w:t>
       </w:r>
       <w:proofErr w:type="spellStart"/>
       <w:r>
+        <w:t>DatabaseLogger</w:t>
+      </w:r>
+      <w:proofErr w:type="spellEnd"/>
+      <w:r>
+        <w:t xml:space="preserve"> and </w:t>
+      </w:r>
+      <w:proofErr w:type="spellStart"/>
+      <w:r>
         <w:t>AnomalyDetector</w:t>
       </w:r>
       <w:proofErr w:type="spellEnd"/>
       <w:r>
-        <w:t xml:space="preserve"> (train, predict, </w:t>
+        <w:t xml:space="preserve"> are used in </w:t>
       </w:r>
       <w:proofErr w:type="spellStart"/>
       <w:r>
-        <w:t>get_severity</w:t>
+        <w:t>StreamlitDashboard</w:t>
       </w:r>
       <w:proofErr w:type="spellEnd"/>
       <w:r>
-        <w:t xml:space="preserve">, </w:t>
-      </w:r>
-      <w:proofErr w:type="spellStart"/>
-      <w:r>
-        <w:t>save_model</w:t>
-      </w:r>
-      <w:proofErr w:type="spellEnd"/>
-      <w:r>
-        <w:t xml:space="preserve">, </w:t>
-      </w:r>
-      <w:proofErr w:type="spellStart"/>
-      <w:r>
-        <w:t>load_model</w:t>
-      </w:r>
-      <w:proofErr w:type="spellEnd"/>
-      <w:r>
-        <w:t xml:space="preserve">), </w:t>
-      </w:r>
-      <w:proofErr w:type="spellStart"/>
-      <w:r>
-        <w:t>DatabaseLogger</w:t>
-      </w:r>
-      <w:proofErr w:type="spellEnd"/>
-      <w:r>
-        <w:t xml:space="preserve"> (</w:t>
-      </w:r>
-      <w:proofErr w:type="spellStart"/>
-      <w:r>
-        <w:t>log_anomaly</w:t>
-      </w:r>
-      <w:proofErr w:type="spellEnd"/>
-      <w:r>
-        <w:t xml:space="preserve">, </w:t>
-      </w:r>
-      <w:proofErr w:type="spellStart"/>
+        <w:t>.</w:t>
+      </w:r>
+    </w:p>
+    <w:p>
+      <w:pPr>
+        <w:spacing w:before="120" w:after="120"/>
+        <w:jc w:val="both"/>
+      </w:pPr>
       <w:r>
         <w:lastRenderedPageBreak/>
-        <w:t>get_history</w:t>
-      </w:r>
-      <w:proofErr w:type="spellEnd"/>
-      <w:r>
-        <w:t xml:space="preserve">), and </w:t>
-      </w:r>
-      <w:proofErr w:type="spellStart"/>
-      <w:r>
-        <w:t>InferenceEngine</w:t>
-      </w:r>
-      <w:proofErr w:type="spellEnd"/>
-      <w:r>
-        <w:t xml:space="preserve"> (</w:t>
-      </w:r>
-      <w:proofErr w:type="spellStart"/>
-      <w:r>
-        <w:t>run_simulation</w:t>
-      </w:r>
-      <w:proofErr w:type="spellEnd"/>
-      <w:r>
-        <w:t xml:space="preserve">, </w:t>
-      </w:r>
-      <w:proofErr w:type="spellStart"/>
-      <w:r>
-        <w:t>run_live</w:t>
-      </w:r>
-      <w:proofErr w:type="spellEnd"/>
-      <w:r>
-        <w:t xml:space="preserve">, </w:t>
-      </w:r>
-      <w:proofErr w:type="spellStart"/>
-      <w:r>
-        <w:t>score_window</w:t>
-      </w:r>
-      <w:proofErr w:type="spellEnd"/>
-      <w:r>
-        <w:t xml:space="preserve">) which composes all three. </w:t>
-      </w:r>
-      <w:proofErr w:type="spellStart"/>
-      <w:r>
-        <w:t>StreamlitDashboard</w:t>
-      </w:r>
-      <w:proofErr w:type="spellEnd"/>
-      <w:r>
-        <w:t xml:space="preserve"> uses </w:t>
-      </w:r>
-      <w:proofErr w:type="spellStart"/>
-      <w:r>
-        <w:t>DatabaseLogger</w:t>
-      </w:r>
-      <w:proofErr w:type="spellEnd"/>
-      <w:r>
-        <w:t xml:space="preserve"> and </w:t>
-      </w:r>
-      <w:proofErr w:type="spellStart"/>
-      <w:r>
-        <w:t>AnomalyDetector</w:t>
-      </w:r>
-      <w:proofErr w:type="spellEnd"/>
-      <w:r>
         <w:t>.</w:t>
       </w:r>
     </w:p>
@@ -8416,7 +8327,7 @@
                 <w:noProof/>
               </w:rPr>
               <w:drawing>
-                <wp:inline distT="0" distB="0" distL="0" distR="0" wp14:anchorId="03BA1CAC" wp14:editId="58EC3373">
+                <wp:inline distT="0" distB="0" distL="0" distR="0" wp14:anchorId="03BA1CAC" wp14:editId="4BA24122">
                   <wp:extent cx="5943600" cy="4848860"/>
                   <wp:effectExtent l="0" t="0" r="0" b="8890"/>
                   <wp:docPr id="864822772" name="Picture 23"/>
@@ -8486,23 +8397,44 @@
     </w:p>
     <w:p>
       <w:pPr>
-        <w:spacing w:before="120" w:after="120"/>
-        <w:jc w:val="both"/>
-      </w:pPr>
-      <w:r>
-        <w:t xml:space="preserve">The authentication flow diagram illustrates how users access the system. On visiting the site, an active session check is performed. If a valid JWT session exists, the user is taken directly to the dashboard. If not, the authentication screen is displayed. A new user registers and must confirm their email address before the account can be used; the confirmation email carries a link which returns the browser to an explicitly registered redirect URL — the deployed application path, which must appear in the Supabase project's redirect allow-list — where the application exchanges the returned authorisation code for a session using the PKCE flow. A redirect target that has not been allow-listed is silently replaced by the project's default Site URL, so the two values must be kept consistent with the deployed application path. A returning user signs in with either their email address or their full name together with their password. A user who has forgotten their password requests a recovery email and regains access by entering the single-use six-digit code it contains; because this route carries no redirect, it is unaffected by the allow-list and can be completed on any device. All pathways result in a JWT session being established, after which the dashboard is displayed.</w:t>
-      </w:r>
-    </w:p>
-    <w:p>
-      <w:pPr>
         <w:spacing w:before="120" w:after="60"/>
         <w:jc w:val="center"/>
       </w:pPr>
+      <w:r>
+        <w:t xml:space="preserve">The diagram below shows the steps that a user must take to use the system for authentication. A session check is done when visiting the site. If there is a valid JWT session, the user is immediately redirected to the dashboard. If not, the authentication screen is displayed. When a new user registers, they are emailed a link to confirm their email address, which in turn puts the browser back to a top-level infrastructure URL (in the </w:t>
+      </w:r>
+      <w:proofErr w:type="spellStart"/>
+      <w:r>
+        <w:t>Supabase</w:t>
+      </w:r>
+      <w:proofErr w:type="spellEnd"/>
+      <w:r>
+        <w:t xml:space="preserve"> project's redirect allow-list) and the application exchanges the authorisation code they were returned with for a session via the PKCE flow. If the redirect target is not in the allow list, then the target is silently replaced by the project's default Site URL, and the two values should be consistent with the application path deployed. A returning user logs in by entering his/her email or full name along with his/her password. A user who has forgotten his/her password asks for a recovery email and regains access by typing in the single use, </w:t>
+      </w:r>
+      <w:proofErr w:type="gramStart"/>
+      <w:r>
+        <w:t>6 digit</w:t>
+      </w:r>
+      <w:proofErr w:type="gramEnd"/>
+      <w:r>
+        <w:t xml:space="preserve"> code in the recovery email, which </w:t>
+      </w:r>
+      <w:r>
+        <w:lastRenderedPageBreak/>
+        <w:t xml:space="preserve">is not affected by the allow-list and can be done by any user/device. Upon completion of </w:t>
+      </w:r>
+      <w:proofErr w:type="gramStart"/>
+      <w:r>
+        <w:t>all of</w:t>
+      </w:r>
+      <w:proofErr w:type="gramEnd"/>
+      <w:r>
+        <w:t xml:space="preserve"> the pathways, a JWT session is created, then the dashboard is shown. </w:t>
+      </w:r>
       <w:r>
         <w:rPr>
           <w:noProof/>
         </w:rPr>
-        <w:lastRenderedPageBreak/>
         <w:drawing>
           <wp:inline distT="0" distB="0" distL="0" distR="0" wp14:anchorId="40D6AA72" wp14:editId="0655BC0C">
             <wp:extent cx="4114800" cy="6496050"/>
@@ -9646,7 +9578,7 @@
         <w:spacing w:before="80" w:after="80"/>
       </w:pPr>
       <w:r>
-        <w:t xml:space="preserve">Administrator Authentication: The admin panel is protected by </w:t>
+        <w:t xml:space="preserve">Administrator Authentication: </w:t>
       </w:r>
       <w:proofErr w:type="spellStart"/>
       <w:r>
@@ -9654,7 +9586,7 @@
       </w:r>
       <w:proofErr w:type="spellEnd"/>
       <w:r>
-        <w:t xml:space="preserve"> Authentication with JWT-based session management. Unauthenticated users are denied access to administrative controls.</w:t>
+        <w:t xml:space="preserve"> Authentication is used to protect the admin panel, which uses JWT-based sessions. Users who are not authenticated are not allowed to access administrative controls. </w:t>
       </w:r>
     </w:p>
     <w:p>
@@ -9667,12 +9599,8 @@
         <w:spacing w:before="80" w:after="80"/>
       </w:pPr>
       <w:r>
-        <w:t xml:space="preserve">Bluetooth Pairing and Link Encryption: BLE communication between the ESP32 and the processing laptop is protected by pairing with bonding and link-layer encryption, configured in the firmware through ESP_LE_AUTH_REQ_SC_BOND. The sensor characteristic is additionally marked ESP_GATT_PERM_READ_ENCRYPTED, so that the GATT layer itself refuses unencrypted reads and subscriptions rather than relying on the security mode alone. Because the sensor node has neither a display nor a keypad, pairing uses the “Just Works” association model (ESP_IO_CAP_NONE): this encrypts the link against passive eavesdropping, which is the threat that matters for this deployment, but does not defend against an active man-in-the-middle present at the moment of pairing, as that would require a device able to display or accept a passkey. It should be noted that the 128-bit service and characteristic UUIDs are not themselves an access control — they are broadcast in the advertising packet and readable by any BLE scanner, and serve only to identify the data stream.</w:t>
-      </w:r>
-      <w:proofErr w:type="spellStart"/>
-      <w:r/>
-      <w:proofErr w:type="spellEnd"/>
-      <w:r/>
+        <w:t xml:space="preserve">The pairing and bonding of the ESP32 with its processing laptop and link-layer encryption is enabled for BLE communication by configuring it in the firmware with ESP_LE_AUTH_REQ_SC_BOND. The sensor characteristic is also encrypted with the ESP_GATT_PERM_READ_ENCRYPTED attribute to ensure that the GATT layer denies unencrypted reads and subscriptions, not just the security mode. </w:t>
+      </w:r>
     </w:p>
     <w:p>
       <w:pPr>
@@ -9684,23 +9612,11 @@
         <w:spacing w:before="80" w:after="80"/>
       </w:pPr>
       <w:r>
-        <w:t xml:space="preserve">Database Row-Level Security: </w:t>
-      </w:r>
-      <w:proofErr w:type="spellStart"/>
-      <w:r>
-        <w:t>Supabase</w:t>
-      </w:r>
-      <w:proofErr w:type="spellEnd"/>
-      <w:r>
-        <w:t xml:space="preserve"> Row-Level Security (RLS) policies are configured on the </w:t>
-      </w:r>
-      <w:proofErr w:type="spellStart"/>
-      <w:r>
-        <w:t>anomaly_logs</w:t>
-      </w:r>
-      <w:proofErr w:type="spellEnd"/>
-      <w:r>
-        <w:t xml:space="preserve"> table. The profiles table has policies restricting read access and allowing users to only insert and update their own records.</w:t>
+        <w:t xml:space="preserve">The sensor node doesn't have a display or keypad so pairing employs the “Just Works” association model (ESP_IO_CAP_NONE): This encrypts the link against passive eavesdropping, which is the threat of concern for this deployment, but does not defend against an active man-in-the-middle present at the time of </w:t>
+      </w:r>
+      <w:r>
+        <w:lastRenderedPageBreak/>
+        <w:t>pairing, because it requires a device that can display or accept a passkey. It is important to note that the 128-bit service and characteristic UUIDs are not access control themselves but are broadcast in the advertising packet and known to any BLE scanner, they are only used to identify the data stream.</w:t>
       </w:r>
     </w:p>
     <w:p>
@@ -9712,8 +9628,21 @@
         </w:numPr>
         <w:spacing w:before="80" w:after="80"/>
       </w:pPr>
-      <w:r>
-        <w:t>Data Transmission to Cloud: While BLE handles local sensor-to-laptop communication, data sent from the laptop to Supabase travels over HTTPS, which is encrypted by TLS by default.</w:t>
+      <w:proofErr w:type="spellStart"/>
+      <w:r>
+        <w:t>Supabase</w:t>
+      </w:r>
+      <w:proofErr w:type="spellEnd"/>
+      <w:r>
+        <w:t xml:space="preserve"> Row-Level Security (RLS) policies are set on the </w:t>
+      </w:r>
+      <w:proofErr w:type="spellStart"/>
+      <w:r>
+        <w:t>anomaly_logs</w:t>
+      </w:r>
+      <w:proofErr w:type="spellEnd"/>
+      <w:r>
+        <w:t xml:space="preserve"> table. The policies of profiles table only allow users to insert and update their own records and do not allow them to read the policies. </w:t>
       </w:r>
     </w:p>
     <w:p>
@@ -9726,8 +9655,7 @@
         <w:spacing w:before="80" w:after="80"/>
       </w:pPr>
       <w:r>
-        <w:lastRenderedPageBreak/>
-        <w:t xml:space="preserve">User Authentication — Email/Password: The website enforces user registration before access. Passwords are validated client-side for a minimum of 8 characters and at least one special character. </w:t>
+        <w:t xml:space="preserve">Data sent from the sensor to the laptop is sent via BLE, and data sent from the laptop to </w:t>
       </w:r>
       <w:proofErr w:type="spellStart"/>
       <w:r>
@@ -9735,15 +9663,7 @@
       </w:r>
       <w:proofErr w:type="spellEnd"/>
       <w:r>
-        <w:t xml:space="preserve"> Auth handles server-side password hashing using </w:t>
-      </w:r>
-      <w:proofErr w:type="spellStart"/>
-      <w:r>
-        <w:t>bcrypt</w:t>
-      </w:r>
-      <w:proofErr w:type="spellEnd"/>
-      <w:r>
-        <w:t>. Email confirmation is required before an account can be used.</w:t>
+        <w:t xml:space="preserve"> is sent over HTTPS (encrypted by TLS by default).</w:t>
       </w:r>
     </w:p>
     <w:p>
@@ -9756,23 +9676,43 @@
         <w:spacing w:before="80" w:after="80"/>
       </w:pPr>
       <w:r>
-        <w:t xml:space="preserve">User Authentication — Password Recovery: A user who has forgotten their password can request a recovery email without administrator involvement. Supabase issues a single-use six-digit code, valid for one hour and invalidated once redeemed. Possession of the registered mailbox is therefore the sole proof of identity accepted for a reset. The new password is validated against the same minimum length and special-character rules enforced at registration, so recovery cannot be used to weaken an account's credentials. A code was chosen in preference to a reset link because the PKCE code verifier underlying link-based recovery is bound to the browser that began the request, which would prevent a user from completing a reset on a different device from the one that started it.</w:t>
+        <w:t xml:space="preserve">User Authentication — Email/Password: Users need to register for the site </w:t>
+      </w:r>
+      <w:proofErr w:type="gramStart"/>
+      <w:r>
+        <w:t>in order to</w:t>
+      </w:r>
+      <w:proofErr w:type="gramEnd"/>
+      <w:r>
+        <w:t xml:space="preserve"> access it. The minimum password length is 8 </w:t>
+      </w:r>
+      <w:r>
+        <w:t>characters,</w:t>
+      </w:r>
+      <w:r>
+        <w:t xml:space="preserve"> and one special character is required. </w:t>
       </w:r>
       <w:proofErr w:type="spellStart"/>
       <w:r>
-        <w:t/>
+        <w:t>Supabase</w:t>
       </w:r>
       <w:proofErr w:type="spellEnd"/>
       <w:r>
-        <w:t xml:space="preserve"/>
+        <w:t xml:space="preserve"> Auth uses </w:t>
       </w:r>
       <w:proofErr w:type="spellStart"/>
       <w:r>
-        <w:t/>
+        <w:t>bcrypt</w:t>
       </w:r>
       <w:proofErr w:type="spellEnd"/>
       <w:r>
-        <w:t xml:space="preserve"/>
+        <w:t xml:space="preserve"> for </w:t>
+      </w:r>
+      <w:r>
+        <w:t>server-side</w:t>
+      </w:r>
+      <w:r>
+        <w:t xml:space="preserve"> password hashing. All accounts must be confirmed by email.</w:t>
       </w:r>
     </w:p>
     <w:p>
@@ -9801,7 +9741,7 @@
         <w:spacing w:before="80" w:after="80"/>
       </w:pPr>
       <w:r>
-        <w:t>Waterfall Model: Linear sequential model suited to projects with fully defined requirements. Inflexible once development begins.</w:t>
+        <w:t xml:space="preserve">Waterfall Model: Linear sequential model for projects with well-defined requirements. Does not bend after development. </w:t>
       </w:r>
     </w:p>
     <w:p>
@@ -9814,7 +9754,7 @@
         <w:spacing w:before="80" w:after="80"/>
       </w:pPr>
       <w:r>
-        <w:t>Spiral Model: Combines iterative development with risk analysis. Appropriate for large high-risk projects but carries significant planning overhead.</w:t>
+        <w:t xml:space="preserve">Spiral Model: An iterative development process that incorporates risk management. Use when the project is at high risk of failure and is large. </w:t>
       </w:r>
     </w:p>
     <w:p>
@@ -9827,7 +9767,35 @@
         <w:spacing w:before="80" w:after="80"/>
       </w:pPr>
       <w:r>
-        <w:t>Prototype Model: Focuses on rapid construction of working prototypes. Effective for clarifying requirements but can lead to poor architecture.</w:t>
+        <w:t xml:space="preserve">Prototype Model: Narrowly targets the construction of working prototypes quickly. Good for requirements but can result in bad architecture. </w:t>
+      </w:r>
+    </w:p>
+    <w:p>
+      <w:pPr>
+        <w:pStyle w:val="Heading3"/>
+      </w:pPr>
+      <w:r>
+        <w:t>Agile Model: Model organized in short development sprints (iterative/incremental model). A working tested system increment is obtained in each sprint.</w:t>
+      </w:r>
+      <w:r>
+        <w:t>3.7.2 Chosen Model: Agile</w:t>
+      </w:r>
+    </w:p>
+    <w:p>
+      <w:pPr>
+        <w:spacing w:before="120" w:after="120"/>
+        <w:jc w:val="both"/>
+      </w:pPr>
+      <w:r>
+        <w:t>The Agile model was selected. Development is organised into six two-week sprints: Sprint 1 (literature review and hardware procurement), Sprint 2 (ESP32 BLE firmware and sensor integration), Sprint 3 (data preprocessing pipeline), Sprint 4 (ML model training and evaluation), Sprint 5 (dashboard, authentication, Supabase integration, and BLE inference engine), and Sprint 6 (end-to-end system testing and dissertation write-up).</w:t>
+      </w:r>
+    </w:p>
+    <w:p>
+      <w:pPr>
+        <w:pStyle w:val="Heading3"/>
+      </w:pPr>
+      <w:r>
+        <w:t>3.7.3 Justification for Agile</w:t>
       </w:r>
     </w:p>
     <w:p>
@@ -9840,36 +9808,7 @@
         <w:spacing w:before="80" w:after="80"/>
       </w:pPr>
       <w:r>
-        <w:t>Agile Model: Iterative and incremental model organised around short development sprints. Each sprint produces a working, tested system increment.</w:t>
-      </w:r>
-    </w:p>
-    <w:p>
-      <w:pPr>
-        <w:pStyle w:val="Heading3"/>
-      </w:pPr>
-      <w:r>
-        <w:t>3.7.2 Chosen Model: Agile</w:t>
-      </w:r>
-    </w:p>
-    <w:p>
-      <w:pPr>
-        <w:spacing w:before="120" w:after="120"/>
-        <w:jc w:val="both"/>
-      </w:pPr>
-      <w:r>
-        <w:t>The Agile model was selected. Development is organised into six two-week sprints: Sprint 1 (literature review and hardware procurement), Sprint 2 (ESP32 BLE firmware and sensor integration), Sprint 3 (data preprocessing pipeline), Sprint 4 (ML model training and evaluation), Sprint 5 (dashboard, authentication, Supabase integration, and BLE inference engine), and Sprint 6 (end-to-end system testing and dissertation write-up).</w:t>
-      </w:r>
-      <w:proofErr w:type="spellStart"/>
-      <w:r/>
-      <w:proofErr w:type="spellEnd"/>
-      <w:r/>
-    </w:p>
-    <w:p>
-      <w:pPr>
-        <w:pStyle w:val="Heading3"/>
-      </w:pPr>
-      <w:r>
-        <w:t>3.7.3 Justification for Agile</w:t>
+        <w:t xml:space="preserve">One of the critical elements in the Internet of Things is the ability to adapt to hardware constraints, which are often unpredictable in IoT projects. Agile allowed to identify and address promptly without a full restart of the project. </w:t>
       </w:r>
     </w:p>
     <w:p>
@@ -9882,7 +9821,7 @@
         <w:spacing w:before="80" w:after="80"/>
       </w:pPr>
       <w:r>
-        <w:t>Adaptability to Hardware Constraints: IoT projects frequently encounter unforeseen integration challenges. Agile enabled rapid identification and resolution without requiring a full project restart.</w:t>
+        <w:t xml:space="preserve">Finding the hardware firmware development (C++) and software development (Python) in the same sprint cycle: Agile made it possible to develop both hardware firmware (C++) and software (Python) in the same sprint cycle. </w:t>
       </w:r>
     </w:p>
     <w:p>
@@ -9895,28 +9834,7 @@
         <w:spacing w:before="80" w:after="80"/>
       </w:pPr>
       <w:r>
-        <w:t>Alignment with Dual-Component Development: Agile allowed both hardware firmware (C++) and software (Python) development to proceed concurrently within the same sprint cycle.</w:t>
-      </w:r>
-    </w:p>
-    <w:p>
-      <w:pPr>
-        <w:pStyle w:val="ListParagraph"/>
-        <w:numPr>
-          <w:ilvl w:val="0"/>
-          <w:numId w:val="2"/>
-        </w:numPr>
-        <w:spacing w:before="80" w:after="80"/>
-      </w:pPr>
-      <w:r>
-        <w:t xml:space="preserve">Continuous Integration and Testing: </w:t>
-      </w:r>
-      <w:proofErr w:type="spellStart"/>
-      <w:r>
-        <w:t>Agile's</w:t>
-      </w:r>
-      <w:proofErr w:type="spellEnd"/>
-      <w:r>
-        <w:t xml:space="preserve"> emphasis on a working increment at sprint end ensured hardware-software integration was tested continuously.</w:t>
+        <w:t>Continuous Integration and Testing – In Agile, at the end of the sprint, there is a working increment so that continuous testing of hardware-software integration was possible.</w:t>
       </w:r>
     </w:p>
     <w:p>
@@ -9924,6 +9842,7 @@
         <w:pStyle w:val="Heading2"/>
       </w:pPr>
       <w:r>
+        <w:lastRenderedPageBreak/>
         <w:t>3.8 Project Design Considerations (Logical Designs)</w:t>
       </w:r>
     </w:p>
@@ -9941,8 +9860,7 @@
         <w:jc w:val="both"/>
       </w:pPr>
       <w:r>
-        <w:lastRenderedPageBreak/>
-        <w:t>Driver Dashboard Wireframe: The driver-facing dashboard presents a top-level status banner (NORMAL in green, ANOMALY in red), followed by real-time line charts for vibration (X, Y, Z axes) and temperature, an anomaly score indicator, a colour-coded severity badge, and an anomaly history table showing the last 50 events. The dashboard is accessible only after successful authentication.</w:t>
+        <w:t>Driver Dashboard Wireframe: The driver-facing dashboard displays a top-line status banner (NORMAL – green, ANOMALY – red) with real-time line graphs for vibration (X, Y, Z axes) and temperature, an anomaly score indicator, a colour-coded severity banner and a table of the last 50 anomalies. Only after successfully logging in, users can access the dashboard.</w:t>
       </w:r>
     </w:p>
     <w:tbl>
@@ -9992,9 +9910,9 @@
                 <w:noProof/>
               </w:rPr>
               <w:drawing>
-                <wp:inline distT="0" distB="0" distL="0" distR="0" wp14:anchorId="76C8B2AC" wp14:editId="3884C7A7">
-                  <wp:extent cx="5943600" cy="4692015"/>
-                  <wp:effectExtent l="0" t="0" r="0" b="0"/>
+                <wp:inline distT="0" distB="0" distL="0" distR="0" wp14:anchorId="76C8B2AC" wp14:editId="3A64E497">
+                  <wp:extent cx="5943600" cy="2488882"/>
+                  <wp:effectExtent l="0" t="0" r="0" b="6985"/>
                   <wp:docPr id="1709292616" name="Picture 22"/>
                   <wp:cNvGraphicFramePr>
                     <a:graphicFrameLocks xmlns:a="http://schemas.openxmlformats.org/drawingml/2006/main" noChangeAspect="1"/>
@@ -10003,7 +9921,7 @@
                     <a:graphicData uri="http://schemas.openxmlformats.org/drawingml/2006/picture">
                       <pic:pic xmlns:pic="http://schemas.openxmlformats.org/drawingml/2006/picture">
                         <pic:nvPicPr>
-                          <pic:cNvPr id="1709292616" name="Picture 1709292616"/>
+                          <pic:cNvPr id="1709292616" name="Picture 22"/>
                           <pic:cNvPicPr/>
                         </pic:nvPicPr>
                         <pic:blipFill>
@@ -10021,7 +9939,7 @@
                         <pic:spPr>
                           <a:xfrm>
                             <a:off x="0" y="0"/>
-                            <a:ext cx="5943600" cy="4692015"/>
+                            <a:ext cx="5943600" cy="2488882"/>
                           </a:xfrm>
                           <a:prstGeom prst="rect">
                             <a:avLst/>
@@ -10058,7 +9976,15 @@
         <w:jc w:val="both"/>
       </w:pPr>
       <w:r>
-        <w:t xml:space="preserve">Authentication Screen Wireframe: The authentication screen presents a Sign In tab (email or name identifier field, password field with eye toggle, and a 'Forgot your password?' link) and a Create Account tab (full name, email, password with strength bar, confirm password with match indicator). After successful signup, the form is replaced by a confirmation panel showing the destination email, a 1-hour expiry warning, and a resend button with 60-second countdown. Selecting the password link replaces the form with a three-stage recovery panel: email entry, six-digit code entry, and new-password entry with the same strength and match indicators used at registration. The monitoring dashboard additionally carries a status chip reporting whether the readings shown are live, the last recorded session, or demonstration data, and an export panel with start and end date controls for downloading recorded readings.</w:t>
+        <w:t xml:space="preserve">Authentication Screen Wireframe: The authentication screen displays two tabs: Sign in and Create account; The Sign in tab includes email or name identifier field, password field (eye toggle) and </w:t>
+      </w:r>
+      <w:proofErr w:type="gramStart"/>
+      <w:r>
+        <w:t>Forgot</w:t>
+      </w:r>
+      <w:proofErr w:type="gramEnd"/>
+      <w:r>
+        <w:t xml:space="preserve"> your password? link; The Create account tab includes full name, email, password field (strength bar), confirm password field (match indicator). If signing up goes well, the form is replaced with a confirmation panel which displays the destination e-mail, a warning that it will expire in 1 hour and a button to resend it with a 60-second countdown. Clicking on the password link swaps out the form with a multi-step recovery page: enter email, enter 6-digit code, type new password and verify password strength and match as at registration. The monitoring dashboard also includes a status chip to indicate if the readings displayed are live, the last session read or demonstration readings and an export panel with start and end date controls to download recorded readings.</w:t>
       </w:r>
     </w:p>
     <w:tbl>
@@ -10109,9 +10035,9 @@
               </w:rPr>
               <w:lastRenderedPageBreak/>
               <w:drawing>
-                <wp:inline distT="0" distB="0" distL="0" distR="0" wp14:anchorId="23DEB426" wp14:editId="658D2969">
-                  <wp:extent cx="4095750" cy="5314950"/>
-                  <wp:effectExtent l="0" t="0" r="0" b="0"/>
+                <wp:inline distT="0" distB="0" distL="0" distR="0" wp14:anchorId="23DEB426" wp14:editId="455BD56D">
+                  <wp:extent cx="4095750" cy="4778375"/>
+                  <wp:effectExtent l="0" t="0" r="0" b="3175"/>
                   <wp:docPr id="357609251" name="Picture 13"/>
                   <wp:cNvGraphicFramePr>
                     <a:graphicFrameLocks xmlns:a="http://schemas.openxmlformats.org/drawingml/2006/main" noChangeAspect="1"/>
@@ -10138,7 +10064,7 @@
                         <pic:spPr>
                           <a:xfrm>
                             <a:off x="0" y="0"/>
-                            <a:ext cx="4095750" cy="5314950"/>
+                            <a:ext cx="4095750" cy="4778375"/>
                           </a:xfrm>
                           <a:prstGeom prst="rect">
                             <a:avLst/>
@@ -10175,12 +10101,16 @@
         <w:jc w:val="both"/>
       </w:pPr>
       <w:r>
-        <w:t>Administrator Panel Wireframe: The administrator panel presents a login screen, then a sidebar with navigation items (System Overview, Threshold Config, Model Retraining, Anomaly Log, Export Data), system status indicators for BLE connection, Inference Engine, and Supabase, an anomaly threshold slider, a retrain button, and a full anomaly log table.</w:t>
+        <w:t xml:space="preserve">Admin Panel Wireframe: Admin login screen, admin panel side bar with navigation items (System Overview, Threshold Config, Model Retraining, Anomaly Log, Export Data), BLE connection, Inference Engine, </w:t>
       </w:r>
       <w:proofErr w:type="spellStart"/>
-      <w:r/>
+      <w:r>
+        <w:t>Supabase</w:t>
+      </w:r>
       <w:proofErr w:type="spellEnd"/>
-      <w:r/>
+      <w:r>
+        <w:t xml:space="preserve"> status indicators, Anomaly threshold slider, Retrain button and complete Anomaly Log table</w:t>
+      </w:r>
     </w:p>
     <w:tbl>
       <w:tblPr>
@@ -10230,7 +10160,7 @@
               </w:rPr>
               <w:lastRenderedPageBreak/>
               <w:drawing>
-                <wp:inline distT="0" distB="0" distL="0" distR="0" wp14:anchorId="5023D5E2" wp14:editId="381C80C5">
+                <wp:inline distT="0" distB="0" distL="0" distR="0" wp14:anchorId="5023D5E2" wp14:editId="4F7E4689">
                   <wp:extent cx="5943600" cy="4848860"/>
                   <wp:effectExtent l="0" t="0" r="0" b="8890"/>
                   <wp:docPr id="1692515383" name="Picture 21"/>
@@ -10304,7 +10234,7 @@
         <w:jc w:val="both"/>
       </w:pPr>
       <w:r>
-        <w:t xml:space="preserve">The system uses two tables in the </w:t>
+        <w:t xml:space="preserve">This system has two tables in the </w:t>
       </w:r>
       <w:proofErr w:type="spellStart"/>
       <w:r>
@@ -10312,19 +10242,19 @@
       </w:r>
       <w:proofErr w:type="spellEnd"/>
       <w:r>
-        <w:t xml:space="preserve"> PostgreSQL database. The </w:t>
+        <w:t xml:space="preserve"> PostgreSQL database. Each detected anomaly event has the attributes: id (UUID, PK), timestamp, </w:t>
       </w:r>
       <w:proofErr w:type="spellStart"/>
       <w:r>
-        <w:t>AnomalyLog</w:t>
+        <w:t>acc_x_mean</w:t>
       </w:r>
       <w:proofErr w:type="spellEnd"/>
       <w:r>
-        <w:t xml:space="preserve"> entity records each detected anomaly event with attributes: id (UUID, PK), timestamp, </w:t>
+        <w:t xml:space="preserve">, </w:t>
       </w:r>
       <w:proofErr w:type="spellStart"/>
       <w:r>
-        <w:t>acc_x_mean</w:t>
+        <w:t>acc_y_mean</w:t>
       </w:r>
       <w:proofErr w:type="spellEnd"/>
       <w:r>
@@ -10332,7 +10262,7 @@
       </w:r>
       <w:proofErr w:type="spellStart"/>
       <w:r>
-        <w:t>acc_y_mean</w:t>
+        <w:t>acc_z_mean</w:t>
       </w:r>
       <w:proofErr w:type="spellEnd"/>
       <w:r>
@@ -10340,7 +10270,7 @@
       </w:r>
       <w:proofErr w:type="spellStart"/>
       <w:r>
-        <w:t>acc_z_mean</w:t>
+        <w:t>temp_mean</w:t>
       </w:r>
       <w:proofErr w:type="spellEnd"/>
       <w:r>
@@ -10348,51 +10278,45 @@
       </w:r>
       <w:proofErr w:type="spellStart"/>
       <w:r>
-        <w:t>temp_mean</w:t>
+        <w:t>anomaly_score</w:t>
       </w:r>
       <w:proofErr w:type="spellEnd"/>
       <w:r>
-        <w:t xml:space="preserve">, </w:t>
+        <w:t xml:space="preserve">, severity, </w:t>
       </w:r>
       <w:proofErr w:type="spellStart"/>
       <w:r>
-        <w:t>anomaly_score</w:t>
+        <w:t>is_confirmed</w:t>
       </w:r>
       <w:proofErr w:type="spellEnd"/>
       <w:r>
-        <w:t xml:space="preserve">, severity, and </w:t>
+        <w:t xml:space="preserve">. The Profile entity contains details of the user's registration including attributes: id (UUID, PK, references </w:t>
       </w:r>
       <w:proofErr w:type="spellStart"/>
-      <w:r>
-        <w:t>is_confirmed</w:t>
+      <w:proofErr w:type="gramStart"/>
+      <w:r>
+        <w:t>auth.users</w:t>
       </w:r>
       <w:proofErr w:type="spellEnd"/>
-      <w:r>
-        <w:t xml:space="preserve">. The Profile entity stores user registration data with attributes: id (UUID, PK, references </w:t>
+      <w:proofErr w:type="gramEnd"/>
+      <w:r>
+        <w:t xml:space="preserve">), email and </w:t>
       </w:r>
       <w:proofErr w:type="spellStart"/>
       <w:r>
-        <w:t>auth.users</w:t>
+        <w:t>full_name</w:t>
       </w:r>
       <w:proofErr w:type="spellEnd"/>
       <w:r>
-        <w:t xml:space="preserve">), email, and </w:t>
+        <w:t xml:space="preserve">. There is exactly one </w:t>
       </w:r>
       <w:proofErr w:type="spellStart"/>
       <w:r>
-        <w:t>full_name</w:t>
+        <w:t>Supabase</w:t>
       </w:r>
       <w:proofErr w:type="spellEnd"/>
       <w:r>
-        <w:t xml:space="preserve">. Each profile record belongs to exactly one </w:t>
-      </w:r>
-      <w:proofErr w:type="spellStart"/>
-      <w:r>
-        <w:t>Supabase</w:t>
-      </w:r>
-      <w:proofErr w:type="spellEnd"/>
-      <w:r>
-        <w:t xml:space="preserve"> Auth user. There is a one-to-many relationship between inference sessions and anomaly log records.</w:t>
+        <w:t xml:space="preserve"> Auth user per profile record. A relationship of one inference session to many anomaly log records.</w:t>
       </w:r>
     </w:p>
     <w:tbl>
@@ -10443,7 +10367,7 @@
               </w:rPr>
               <w:lastRenderedPageBreak/>
               <w:drawing>
-                <wp:inline distT="0" distB="0" distL="0" distR="0" wp14:anchorId="51F5C82F" wp14:editId="2230759B">
+                <wp:inline distT="0" distB="0" distL="0" distR="0" wp14:anchorId="51F5C82F" wp14:editId="488FCB7D">
                   <wp:extent cx="5943600" cy="4066540"/>
                   <wp:effectExtent l="0" t="0" r="0" b="0"/>
                   <wp:docPr id="1580263439" name="Picture 20"/>
@@ -10586,8 +10510,8 @@
       <w:tblGrid>
         <w:gridCol w:w="1599"/>
         <w:gridCol w:w="1652"/>
-        <w:gridCol w:w="1955"/>
-        <w:gridCol w:w="4154"/>
+        <w:gridCol w:w="1954"/>
+        <w:gridCol w:w="4155"/>
       </w:tblGrid>
       <w:tr>
         <w:trPr>
@@ -10815,7 +10739,7 @@
                 <w:sz w:val="20"/>
                 <w:szCs w:val="20"/>
               </w:rPr>
-              <w:t xml:space="preserve">Unique identifier for each logged window.</w:t>
+              <w:t>Unique identifier for each logged window.</w:t>
             </w:r>
           </w:p>
         </w:tc>
@@ -10925,7 +10849,7 @@
                 <w:sz w:val="20"/>
                 <w:szCs w:val="20"/>
               </w:rPr>
-              <w:t xml:space="preserve">UTC timestamp at which the window was scored.</w:t>
+              <w:t>UTC timestamp at which the window was scored.</w:t>
             </w:r>
           </w:p>
         </w:tc>
@@ -11010,7 +10934,7 @@
                 <w:sz w:val="20"/>
                 <w:szCs w:val="20"/>
               </w:rPr>
-              <w:t xml:space="preserve">NULL for simulation rows</w:t>
+              <w:t>NULL for simulation rows</w:t>
             </w:r>
           </w:p>
         </w:tc>
@@ -11037,7 +10961,7 @@
                 <w:sz w:val="20"/>
                 <w:szCs w:val="20"/>
               </w:rPr>
-              <w:t xml:space="preserve">Mean X-axis acceleration of the scored window (g). Populated for live readings only.</w:t>
+              <w:t>Mean X-axis acceleration of the scored window (g). Populated for live readings only.</w:t>
             </w:r>
           </w:p>
         </w:tc>
@@ -11122,7 +11046,7 @@
                 <w:sz w:val="20"/>
                 <w:szCs w:val="20"/>
               </w:rPr>
-              <w:t xml:space="preserve">NULL for simulation rows</w:t>
+              <w:t>NULL for simulation rows</w:t>
             </w:r>
           </w:p>
         </w:tc>
@@ -11149,7 +11073,7 @@
                 <w:sz w:val="20"/>
                 <w:szCs w:val="20"/>
               </w:rPr>
-              <w:t xml:space="preserve">Mean Y-axis acceleration of the scored window (g). Populated for live readings only.</w:t>
+              <w:t>Mean Y-axis acceleration of the scored window (g). Populated for live readings only.</w:t>
             </w:r>
           </w:p>
         </w:tc>
@@ -11234,7 +11158,7 @@
                 <w:sz w:val="20"/>
                 <w:szCs w:val="20"/>
               </w:rPr>
-              <w:t xml:space="preserve">NULL for simulation rows</w:t>
+              <w:t>NULL for simulation rows</w:t>
             </w:r>
           </w:p>
         </w:tc>
@@ -11261,7 +11185,7 @@
                 <w:sz w:val="20"/>
                 <w:szCs w:val="20"/>
               </w:rPr>
-              <w:t xml:space="preserve">Mean Z-axis acceleration of the scored window (g). Populated for live readings only.</w:t>
+              <w:t>Mean Z-axis acceleration of the scored window (g). Populated for live readings only.</w:t>
             </w:r>
           </w:p>
         </w:tc>
@@ -11291,6 +11215,7 @@
                 <w:sz w:val="20"/>
                 <w:szCs w:val="20"/>
               </w:rPr>
+              <w:lastRenderedPageBreak/>
               <w:t>temp_mean</w:t>
             </w:r>
             <w:proofErr w:type="spellEnd"/>
@@ -11346,7 +11271,7 @@
                 <w:sz w:val="20"/>
                 <w:szCs w:val="20"/>
               </w:rPr>
-              <w:t xml:space="preserve">NULL for simulation rows</w:t>
+              <w:t>NULL for simulation rows</w:t>
             </w:r>
           </w:p>
         </w:tc>
@@ -11373,7 +11298,7 @@
                 <w:sz w:val="20"/>
                 <w:szCs w:val="20"/>
               </w:rPr>
-              <w:t xml:space="preserve">Mean surface temperature of the scored window (°C). Populated for live readings only.</w:t>
+              <w:t>Mean surface temperature of the scored window (°C). Populated for live readings only.</w:t>
             </w:r>
           </w:p>
         </w:tc>
@@ -11514,7 +11439,6 @@
                 <w:sz w:val="20"/>
                 <w:szCs w:val="20"/>
               </w:rPr>
-              <w:lastRenderedPageBreak/>
               <w:t>severity</w:t>
             </w:r>
           </w:p>
@@ -11596,7 +11520,23 @@
                 <w:sz w:val="20"/>
                 <w:szCs w:val="20"/>
               </w:rPr>
-              <w:t xml:space="preserve">Classified severity relative to the auto-tuned threshold t: NORMAL (score above t), LOW (above t − 0.02), MEDIUM (above t − 0.05) and HIGH (t − 0.05 or below). The value of t is derived at training time from the contamination parameter rather than hardcoded, and is currently −0.5155 for the AI4I model and −0.5000 for the BLE model.</w:t>
+              <w:t xml:space="preserve">Classified severity relative to the auto-tuned threshold t: NORMAL (score above t), LOW (above t − 0.02), MEDIUM (above t − 0.05) and HIGH (t − 0.05 or below). The value of t is derived at training time from the contamination parameter rather than </w:t>
+            </w:r>
+            <w:proofErr w:type="gramStart"/>
+            <w:r>
+              <w:rPr>
+                <w:sz w:val="20"/>
+                <w:szCs w:val="20"/>
+              </w:rPr>
+              <w:t>hardcoded, and</w:t>
+            </w:r>
+            <w:proofErr w:type="gramEnd"/>
+            <w:r>
+              <w:rPr>
+                <w:sz w:val="20"/>
+                <w:szCs w:val="20"/>
+              </w:rPr>
+              <w:t xml:space="preserve"> is currently −0.5155 for the AI4I model and −0.5000 for the BLE model.</w:t>
             </w:r>
           </w:p>
         </w:tc>
@@ -11738,7 +11678,7 @@
                 <w:sz w:val="20"/>
                 <w:szCs w:val="20"/>
               </w:rPr>
-              <w:t xml:space="preserve">is_anomaly</w:t>
+              <w:t>is_anomaly</w:t>
             </w:r>
             <w:proofErr w:type="spellEnd"/>
           </w:p>
@@ -11766,7 +11706,7 @@
                 <w:sz w:val="20"/>
                 <w:szCs w:val="20"/>
               </w:rPr>
-              <w:t xml:space="preserve">BOOLEAN</w:t>
+              <w:t>BOOLEAN</w:t>
             </w:r>
           </w:p>
         </w:tc>
@@ -11793,7 +11733,7 @@
                 <w:sz w:val="20"/>
                 <w:szCs w:val="20"/>
               </w:rPr>
-              <w:t xml:space="preserve">NOT NULL</w:t>
+              <w:t>NOT NULL</w:t>
             </w:r>
           </w:p>
         </w:tc>
@@ -11820,7 +11760,7 @@
                 <w:sz w:val="20"/>
                 <w:szCs w:val="20"/>
               </w:rPr>
-              <w:t xml:space="preserve">True when the window's anomaly score fell below the model's auto-tuned threshold.</w:t>
+              <w:t>True when the window's anomaly score fell below the model's auto-tuned threshold.</w:t>
             </w:r>
           </w:p>
         </w:tc>
@@ -11844,15 +11784,13 @@
             </w:tcMar>
           </w:tcPr>
           <w:p>
-            <w:proofErr w:type="spellStart"/>
-            <w:r>
-              <w:rPr>
-                <w:sz w:val="20"/>
-                <w:szCs w:val="20"/>
-              </w:rPr>
-              <w:t xml:space="preserve">source</w:t>
-            </w:r>
-            <w:proofErr w:type="spellEnd"/>
+            <w:r>
+              <w:rPr>
+                <w:sz w:val="20"/>
+                <w:szCs w:val="20"/>
+              </w:rPr>
+              <w:t>source</w:t>
+            </w:r>
           </w:p>
         </w:tc>
         <w:tc>
@@ -11878,7 +11816,7 @@
                 <w:sz w:val="20"/>
                 <w:szCs w:val="20"/>
               </w:rPr>
-              <w:t xml:space="preserve">TEXT</w:t>
+              <w:t>TEXT</w:t>
             </w:r>
           </w:p>
         </w:tc>
@@ -11905,7 +11843,7 @@
                 <w:sz w:val="20"/>
                 <w:szCs w:val="20"/>
               </w:rPr>
-              <w:t xml:space="preserve">NOT NULL</w:t>
+              <w:t>NOT NULL</w:t>
             </w:r>
           </w:p>
         </w:tc>
@@ -11932,7 +11870,7 @@
                 <w:sz w:val="20"/>
                 <w:szCs w:val="20"/>
               </w:rPr>
-              <w:t xml:space="preserve">Origin of the scored window: 'live' for real ESP32 readings, 'simulation' for AI4I replay windows.</w:t>
+              <w:t>Origin of the scored window: 'live' for real ESP32 readings, 'simulation' for AI4I replay windows.</w:t>
             </w:r>
           </w:p>
         </w:tc>
@@ -11962,7 +11900,7 @@
                 <w:sz w:val="20"/>
                 <w:szCs w:val="20"/>
               </w:rPr>
-              <w:t xml:space="preserve">device_id</w:t>
+              <w:t>device_id</w:t>
             </w:r>
             <w:proofErr w:type="spellEnd"/>
           </w:p>
@@ -11990,7 +11928,7 @@
                 <w:sz w:val="20"/>
                 <w:szCs w:val="20"/>
               </w:rPr>
-              <w:t xml:space="preserve">TEXT</w:t>
+              <w:t>TEXT</w:t>
             </w:r>
           </w:p>
         </w:tc>
@@ -12017,7 +11955,7 @@
                 <w:sz w:val="20"/>
                 <w:szCs w:val="20"/>
               </w:rPr>
-              <w:t xml:space="preserve">NULL for simulation rows</w:t>
+              <w:t>NULL for simulation rows</w:t>
             </w:r>
           </w:p>
         </w:tc>
@@ -12044,7 +11982,7 @@
                 <w:sz w:val="20"/>
                 <w:szCs w:val="20"/>
               </w:rPr>
-              <w:t xml:space="preserve">Identifier of the physical ESP32 unit that produced a live reading, allowing multiple units to be distinguished.</w:t>
+              <w:t>Identifier of the physical ESP32 unit that produced a live reading, allowing multiple units to be distinguished.</w:t>
             </w:r>
           </w:p>
         </w:tc>
@@ -12074,7 +12012,7 @@
                 <w:sz w:val="20"/>
                 <w:szCs w:val="20"/>
               </w:rPr>
-              <w:t xml:space="preserve">raw_window</w:t>
+              <w:t>raw_window</w:t>
             </w:r>
             <w:proofErr w:type="spellEnd"/>
           </w:p>
@@ -12102,7 +12040,7 @@
                 <w:sz w:val="20"/>
                 <w:szCs w:val="20"/>
               </w:rPr>
-              <w:t xml:space="preserve">JSONB</w:t>
+              <w:t>JSONB</w:t>
             </w:r>
           </w:p>
         </w:tc>
@@ -12129,7 +12067,7 @@
                 <w:sz w:val="20"/>
                 <w:szCs w:val="20"/>
               </w:rPr>
-              <w:t xml:space="preserve">NOT NULL</w:t>
+              <w:t>NOT NULL</w:t>
             </w:r>
           </w:p>
         </w:tc>
@@ -12156,7 +12094,7 @@
                 <w:sz w:val="20"/>
                 <w:szCs w:val="20"/>
               </w:rPr>
-              <w:t xml:space="preserve">Per-column mean of every channel in the scored window, stored for either mode so no reading is mislabelled.</w:t>
+              <w:t>Per-column mean of every channel in the scored window, stored for either mode so no reading is mislabelled.</w:t>
             </w:r>
           </w:p>
         </w:tc>
@@ -12402,6 +12340,7 @@
               <w:t xml:space="preserve">PRIMARY KEY, references </w:t>
             </w:r>
             <w:proofErr w:type="spellStart"/>
+            <w:proofErr w:type="gramStart"/>
             <w:r>
               <w:rPr>
                 <w:sz w:val="20"/>
@@ -12410,6 +12349,7 @@
               <w:t>auth.users</w:t>
             </w:r>
             <w:proofErr w:type="spellEnd"/>
+            <w:proofErr w:type="gramEnd"/>
             <w:r>
               <w:rPr>
                 <w:sz w:val="20"/>
@@ -12706,22 +12646,6 @@
       <w:r>
         <w:t>Arduino IDE / PlatformIO: Used to write, compile, and flash C++ BLE firmware onto the ESP32. Libraries installed: MPU6050, DallasTemperature, OneWire, and the ESP32 BLE Arduino library (included with the ESP32 board package).</w:t>
       </w:r>
-      <w:proofErr w:type="spellStart"/>
-      <w:r/>
-      <w:proofErr w:type="spellEnd"/>
-      <w:r/>
-      <w:proofErr w:type="spellStart"/>
-      <w:r/>
-      <w:proofErr w:type="spellEnd"/>
-      <w:r/>
-      <w:proofErr w:type="spellStart"/>
-      <w:r/>
-      <w:proofErr w:type="spellEnd"/>
-      <w:r/>
-      <w:proofErr w:type="spellStart"/>
-      <w:r/>
-      <w:proofErr w:type="spellEnd"/>
-      <w:r/>
     </w:p>
     <w:p>
       <w:pPr>
@@ -12733,6 +12657,7 @@
         <w:spacing w:before="80" w:after="80"/>
       </w:pPr>
       <w:r>
+        <w:lastRenderedPageBreak/>
         <w:t>Python 3.13: Primary language for all server-side components. Virtual environments manage package dependencies.</w:t>
       </w:r>
     </w:p>
@@ -12748,10 +12673,6 @@
       <w:r>
         <w:t>Bleak Python Library: Used by the inference engine to scan for, connect to, and receive BLE notifications from the ESP32. Bleak is a cross-platform BLE library that works on Windows, macOS, and Linux using the native Bluetooth stack.</w:t>
       </w:r>
-      <w:proofErr w:type="spellStart"/>
-      <w:r/>
-      <w:proofErr w:type="spellEnd"/>
-      <w:r/>
     </w:p>
     <w:p>
       <w:pPr>
@@ -12764,27 +12685,27 @@
       </w:pPr>
       <w:proofErr w:type="spellStart"/>
       <w:r>
-        <w:t xml:space="preserve">Supabase: Used as the backend database and authentication service. Supabase Auth handles user registration, email confirmation, password recovery, and JWT session management. The supabase-py Python client inserts anomaly records and retrieves historical data for the dashboard.</w:t>
+        <w:t>Supabase</w:t>
       </w:r>
       <w:proofErr w:type="spellEnd"/>
       <w:r>
-        <w:t xml:space="preserve"/>
+        <w:t xml:space="preserve">: Used as the backend database and authentication service. </w:t>
       </w:r>
       <w:proofErr w:type="spellStart"/>
       <w:r>
-        <w:t/>
+        <w:t>Supabase</w:t>
       </w:r>
       <w:proofErr w:type="spellEnd"/>
       <w:r>
-        <w:t xml:space="preserve"/>
+        <w:t xml:space="preserve"> Auth handles user registration, email confirmation, password recovery, and JWT session management. The </w:t>
       </w:r>
       <w:proofErr w:type="spellStart"/>
       <w:r>
-        <w:t/>
+        <w:t>supabase-py</w:t>
       </w:r>
       <w:proofErr w:type="spellEnd"/>
       <w:r>
-        <w:t xml:space="preserve"/>
+        <w:t xml:space="preserve"> Python client inserts anomaly records and retrieves historical data for the dashboard.</w:t>
       </w:r>
     </w:p>
     <w:p>
@@ -12848,13 +12769,32 @@
         <w:jc w:val="both"/>
       </w:pPr>
       <w:r>
-        <w:t xml:space="preserve">This chapter details the technical methodology, mapping twenty-two functional and eight non-functional requirements across five stakeholder types, including six specific authentication requirements (FR-14 to FR-19), an auto-detection requirement (FR-20), and two requirements covering data export and the honest labelling of displayed readings (FR-21 and FR-22). The communication protocol was updated from Wi-Fi/MQTT to Bluetooth Low Energy (BLE), reflecting the supervisor's recommendation to remove the Wi-Fi dependency and enable monitoring anywhere within Bluetooth range. The security architecture utilises BLE pairing with bonding and link-layer encryption, Supabase row-level security, JWT session management, and HTTPS transport. The Agile development framework is maintained. Logical designs include an updated ERD, UI wireframes, and a Supabase database schema. Chapter 4 will present the physical implementation of these designs.</w:t>
+        <w:t xml:space="preserve">This chapter specifies the technical methodology and maps twenty-two functional and eight non-functional requirements to five types of stakeholders: six specific authentication requirements (FR-14 to FR-19), an auto-detection requirement (FR-20), and requirements on data export and honest labelling of readings shown (FR-21 and FR-22). The communication protocol has been changed from Wi-Fi/MQTT to Bluetooth Low Energy (BLE) to meet the supervisor's wish to eliminate the need to have Wi-Fi access </w:t>
+      </w:r>
+      <w:proofErr w:type="gramStart"/>
+      <w:r>
+        <w:t>in order to</w:t>
+      </w:r>
+      <w:proofErr w:type="gramEnd"/>
+      <w:r>
+        <w:t xml:space="preserve"> monitor the device. The security design features BLE Bonding and Link-layer encryption, </w:t>
       </w:r>
       <w:proofErr w:type="spellStart"/>
-      <w:r/>
+      <w:r>
+        <w:t>Supabase</w:t>
+      </w:r>
       <w:proofErr w:type="spellEnd"/>
-      <w:r/>
-      <w:r/>
+      <w:r>
+        <w:t xml:space="preserve"> row-level security, JWT Session Management, and transport over HTTPS. The Agile development framework is maintained. The Logical designs feature an updated ERD, UI wireframes, and a </w:t>
+      </w:r>
+      <w:proofErr w:type="spellStart"/>
+      <w:r>
+        <w:t>Supabase</w:t>
+      </w:r>
+      <w:proofErr w:type="spellEnd"/>
+      <w:r>
+        <w:t xml:space="preserve"> database design. These designs are presented in Chapter 4, where they will be implemented physically.</w:t>
+      </w:r>
     </w:p>
     <w:p>
       <w:r>
@@ -12863,6 +12803,7 @@
     </w:p>
     <w:p>
       <w:r>
+        <w:lastRenderedPageBreak/>
         <w:br w:type="page"/>
       </w:r>
     </w:p>
@@ -12871,6 +12812,7 @@
         <w:pStyle w:val="Heading1"/>
       </w:pPr>
       <w:r>
+        <w:lastRenderedPageBreak/>
         <w:t>CHAPTER FOUR</w:t>
       </w:r>
     </w:p>
@@ -12891,14 +12833,30 @@
       </w:r>
     </w:p>
     <w:p>
-      <w:pPr/>
-      <w:r>
-        <w:t>This chapter presents the physical implementation of the designs described in Chapter 3. It documents the hardware assembly and firmware, the software pipeline (signal preprocessing, feature extraction, and model training), the cloud logging and web dashboard, and the results obtained from testing the complete system end to end.</w:t>
-      </w:r>
-    </w:p>
-    <w:p>
       <w:pPr>
         <w:pStyle w:val="Heading2"/>
+        <w:rPr>
+          <w:b w:val="0"/>
+          <w:bCs w:val="0"/>
+          <w:color w:val="auto"/>
+          <w:sz w:val="24"/>
+          <w:szCs w:val="24"/>
+        </w:rPr>
+      </w:pPr>
+      <w:r>
+        <w:rPr>
+          <w:b w:val="0"/>
+          <w:bCs w:val="0"/>
+          <w:color w:val="auto"/>
+          <w:sz w:val="24"/>
+          <w:szCs w:val="24"/>
+        </w:rPr>
+        <w:t>The physical realization of the designs described in Chapter 3 is presented in this chapter. It covers the hardware set-up and firmware, the software pipeline (signals preprocessing, feature extraction and model training), the logging to cloud and the web dashboard, and the tests conducted on the full system end to end that include the results.</w:t>
+      </w:r>
+    </w:p>
+    <w:p>
+      <w:pPr>
+        <w:pStyle w:val="Heading2"/>
       </w:pPr>
       <w:r>
         <w:t>4.2 Hardware Implementation</w:t>
@@ -12913,28 +12871,566 @@
       </w:r>
     </w:p>
     <w:p>
-      <w:pPr/>
-      <w:r>
-        <w:t>The prototype was assembled on a breadboard using an ESP32-WROOM-32 development board, an MPU6050 accelerometer connected over I2C (SDA to GPIO 21, SCL to GPIO 22), and a DS18B20 temperature sensor connected over 1-Wire (data line to GPIO 4) with a 4.7kΩ pull-up resistor between the data line and the 3.3V supply, as specified in the component descriptions in Section 2.7. Figure 4.1 shows the assembled circuit.</w:t>
-      </w:r>
-    </w:p>
+      <w:r>
+        <w:t>The prototype was built using an ESP32-WROOM-32 development board, an MPU6050 accelerometer (SDA to GPIO21, SCL to GPIO22) and a DS18B20 temperature sensor (data line to GPIO 4) with 4.7kΩ pull-up resistor between data line and 3.3V supply, as described in component descriptions in Section 2.7. The assembled circuit looks like this (see figure 4.1).</w:t>
+      </w:r>
+      <w:r>
+        <w:t xml:space="preserve"> </w:t>
+      </w:r>
+    </w:p>
+    <w:p/>
     <w:p>
       <w:pPr>
         <w:jc w:val="center"/>
       </w:pPr>
       <w:r>
+        <w:rPr>
+          <w:noProof/>
+        </w:rPr>
+        <w:lastRenderedPageBreak/>
         <w:drawing>
-          <wp:inline xmlns:a="http://schemas.openxmlformats.org/drawingml/2006/main" xmlns:pic="http://schemas.openxmlformats.org/drawingml/2006/picture">
+          <wp:inline distT="0" distB="0" distL="0" distR="0" wp14:anchorId="45B9027C" wp14:editId="65A12FC7">
             <wp:extent cx="3291840" cy="4389120"/>
+            <wp:effectExtent l="0" t="0" r="0" b="0"/>
             <wp:docPr id="1806874948" name="Picture 1806874948"/>
             <wp:cNvGraphicFramePr>
-              <a:graphicFrameLocks noChangeAspect="1"/>
+              <a:graphicFrameLocks xmlns:a="http://schemas.openxmlformats.org/drawingml/2006/main" noChangeAspect="1"/>
             </wp:cNvGraphicFramePr>
-            <a:graphic>
+            <a:graphic xmlns:a="http://schemas.openxmlformats.org/drawingml/2006/main">
               <a:graphicData uri="http://schemas.openxmlformats.org/drawingml/2006/picture">
-                <pic:pic>
+                <pic:pic xmlns:pic="http://schemas.openxmlformats.org/drawingml/2006/picture">
                   <pic:nvPicPr>
                     <pic:cNvPr id="0" name="connectig ESP32 to MPU6050.jpeg"/>
+                    <pic:cNvPicPr/>
+                  </pic:nvPicPr>
+                  <pic:blipFill>
+                    <a:blip r:embed="rId15"/>
+                    <a:stretch>
+                      <a:fillRect/>
+                    </a:stretch>
+                  </pic:blipFill>
+                  <pic:spPr>
+                    <a:xfrm>
+                      <a:off x="0" y="0"/>
+                      <a:ext cx="3291840" cy="4389120"/>
+                    </a:xfrm>
+                    <a:prstGeom prst="rect">
+                      <a:avLst/>
+                    </a:prstGeom>
+                  </pic:spPr>
+                </pic:pic>
+              </a:graphicData>
+            </a:graphic>
+          </wp:inline>
+        </w:drawing>
+      </w:r>
+    </w:p>
+    <w:p>
+      <w:pPr>
+        <w:jc w:val="center"/>
+      </w:pPr>
+      <w:r>
+        <w:t>Figure 4.1 — Assembled Hardware: ESP32, MPU6050, and Wiring on Breadboard</w:t>
+      </w:r>
+    </w:p>
+    <w:p>
+      <w:pPr>
+        <w:pStyle w:val="Heading3"/>
+      </w:pPr>
+      <w:r>
+        <w:t>4.2.2 ESP32 BLE Firmware</w:t>
+      </w:r>
+    </w:p>
+    <w:p>
+      <w:r>
+        <w:t xml:space="preserve">The firmware, written in C++ using the Arduino framework, configures the ESP32 as a BLE peripheral that advertises a custom GATT service and exposes a sensor-data characteristic with the NOTIFY property, so that readings are pushed to the connected central device automatically rather than being polled. The characteristic is additionally restricted to encrypted reads at the GATT level, enforcing the pairing requirement configured earlier in </w:t>
+      </w:r>
+      <w:proofErr w:type="gramStart"/>
+      <w:r>
+        <w:t>setup(</w:t>
+      </w:r>
+      <w:proofErr w:type="gramEnd"/>
+      <w:r>
+        <w:t>) — without this line, a device could still connect and subscribe unencrypted regardless of the security settings. The relevant excerpt from sensor_node_bluetooth.ino is shown below.</w:t>
+      </w:r>
+    </w:p>
+    <w:p>
+      <w:pPr>
+        <w:ind w:left="432"/>
+      </w:pPr>
+      <w:r>
+        <w:rPr>
+          <w:rFonts w:ascii="Consolas" w:hAnsi="Consolas"/>
+          <w:sz w:val="18"/>
+        </w:rPr>
+        <w:t>pServer = BLEDevice::createServer();</w:t>
+      </w:r>
+      <w:r>
+        <w:br/>
+      </w:r>
+      <w:r>
+        <w:rPr>
+          <w:rFonts w:ascii="Consolas" w:hAnsi="Consolas"/>
+          <w:sz w:val="18"/>
+        </w:rPr>
+        <w:t>pServer-&gt;setCallbacks(new MyServerCallbacks());</w:t>
+      </w:r>
+      <w:r>
+        <w:br/>
+      </w:r>
+      <w:r>
+        <w:rPr>
+          <w:rFonts w:ascii="Consolas" w:hAnsi="Consolas"/>
+          <w:sz w:val="18"/>
+        </w:rPr>
+        <w:t xml:space="preserve"> </w:t>
+      </w:r>
+      <w:r>
+        <w:br/>
+      </w:r>
+      <w:r>
+        <w:rPr>
+          <w:rFonts w:ascii="Consolas" w:hAnsi="Consolas"/>
+          <w:sz w:val="18"/>
+        </w:rPr>
+        <w:t>BLEService* pService = pServer-&gt;createService(SERVICE_UUID);</w:t>
+      </w:r>
+      <w:r>
+        <w:br/>
+      </w:r>
+      <w:r>
+        <w:rPr>
+          <w:rFonts w:ascii="Consolas" w:hAnsi="Consolas"/>
+          <w:sz w:val="18"/>
+        </w:rPr>
+        <w:t>pSensorChar = pService-&gt;createCharacteristic(</w:t>
+      </w:r>
+      <w:r>
+        <w:br/>
+      </w:r>
+      <w:r>
+        <w:rPr>
+          <w:rFonts w:ascii="Consolas" w:hAnsi="Consolas"/>
+          <w:sz w:val="18"/>
+        </w:rPr>
+        <w:t xml:space="preserve">  SENSOR_CHAR_UUID,</w:t>
+      </w:r>
+      <w:r>
+        <w:br/>
+      </w:r>
+      <w:r>
+        <w:rPr>
+          <w:rFonts w:ascii="Consolas" w:hAnsi="Consolas"/>
+          <w:sz w:val="18"/>
+        </w:rPr>
+        <w:t xml:space="preserve">  BLECharacteristic::PROPERTY_READ  |</w:t>
+      </w:r>
+      <w:r>
+        <w:br/>
+      </w:r>
+      <w:r>
+        <w:rPr>
+          <w:rFonts w:ascii="Consolas" w:hAnsi="Consolas"/>
+          <w:sz w:val="18"/>
+        </w:rPr>
+        <w:t xml:space="preserve">  BLECharacteristic::PROPERTY_NOTIFY   // pushes data automatically</w:t>
+      </w:r>
+      <w:r>
+        <w:br/>
+      </w:r>
+      <w:r>
+        <w:rPr>
+          <w:rFonts w:ascii="Consolas" w:hAnsi="Consolas"/>
+          <w:sz w:val="18"/>
+        </w:rPr>
+        <w:t>);</w:t>
+      </w:r>
+      <w:r>
+        <w:br/>
+      </w:r>
+      <w:r>
+        <w:rPr>
+          <w:rFonts w:ascii="Consolas" w:hAnsi="Consolas"/>
+          <w:sz w:val="18"/>
+        </w:rPr>
+        <w:t>pSensorChar-&gt;addDescriptor(new BLE2902());</w:t>
+      </w:r>
+      <w:r>
+        <w:br/>
+      </w:r>
+      <w:r>
+        <w:rPr>
+          <w:rFonts w:ascii="Consolas" w:hAnsi="Consolas"/>
+          <w:sz w:val="18"/>
+        </w:rPr>
+        <w:t>pSensorChar-&gt;setAccessPermissions(ESP_GATT_PERM_READ_ENCRYPTED);</w:t>
+      </w:r>
+      <w:r>
+        <w:br/>
+      </w:r>
+      <w:r>
+        <w:rPr>
+          <w:rFonts w:ascii="Consolas" w:hAnsi="Consolas"/>
+          <w:sz w:val="18"/>
+        </w:rPr>
+        <w:t xml:space="preserve"> </w:t>
+      </w:r>
+      <w:r>
+        <w:br/>
+      </w:r>
+      <w:r>
+        <w:rPr>
+          <w:rFonts w:ascii="Consolas" w:hAnsi="Consolas"/>
+          <w:sz w:val="18"/>
+        </w:rPr>
+        <w:t>pService-&gt;start();</w:t>
+      </w:r>
+      <w:r>
+        <w:br/>
+      </w:r>
+      <w:r>
+        <w:rPr>
+          <w:rFonts w:ascii="Consolas" w:hAnsi="Consolas"/>
+          <w:sz w:val="18"/>
+        </w:rPr>
+        <w:lastRenderedPageBreak/>
+        <w:t>BLEAdvertising* pAdvertising = BLEDevice::getAdvertising();</w:t>
+      </w:r>
+      <w:r>
+        <w:br/>
+      </w:r>
+      <w:r>
+        <w:rPr>
+          <w:rFonts w:ascii="Consolas" w:hAnsi="Consolas"/>
+          <w:sz w:val="18"/>
+        </w:rPr>
+        <w:t>pAdvertising-&gt;addServiceUUID(SERVICE_UUID);</w:t>
+      </w:r>
+      <w:r>
+        <w:br/>
+      </w:r>
+      <w:r>
+        <w:rPr>
+          <w:rFonts w:ascii="Consolas" w:hAnsi="Consolas"/>
+          <w:sz w:val="18"/>
+        </w:rPr>
+        <w:t>pAdvertising-&gt;setScanResponse(true);</w:t>
+      </w:r>
+      <w:r>
+        <w:br/>
+      </w:r>
+      <w:r>
+        <w:rPr>
+          <w:rFonts w:ascii="Consolas" w:hAnsi="Consolas"/>
+          <w:sz w:val="18"/>
+        </w:rPr>
+        <w:t>BLEDevice::startAdvertising();</w:t>
+      </w:r>
+    </w:p>
+    <w:p>
+      <w:r>
+        <w:t>On each loop iteration the firmware reads the MPU6050 and DS18B20, packages the four values (accX, accY, accZ, temp) into a compact JSON payload tagged with the unit's DEVICE_ID, and pushes it as a BLE notification at the 50Hz vibration sampling rate.</w:t>
+      </w:r>
+    </w:p>
+    <w:p>
+      <w:pPr>
+        <w:pStyle w:val="Heading2"/>
+      </w:pPr>
+      <w:r>
+        <w:t>4.3 Software Implementation</w:t>
+      </w:r>
+    </w:p>
+    <w:p>
+      <w:pPr>
+        <w:pStyle w:val="Heading3"/>
+      </w:pPr>
+      <w:r>
+        <w:t>4.3.1 Signal Preprocessing</w:t>
+      </w:r>
+    </w:p>
+    <w:p>
+      <w:r>
+        <w:t>Raw readings are cleaned with a fourth-order low-pass Butterworth filter (</w:t>
+      </w:r>
+      <w:proofErr w:type="gramStart"/>
+      <w:r>
+        <w:t>scipy.signal</w:t>
+      </w:r>
+      <w:proofErr w:type="gramEnd"/>
+      <w:r>
+        <w:t>.butter with filtfilt for zero phase-shift) before feature extraction, implemented in preprocessor.py and shared by both the training and inference code paths so that windows are processed identically regardless of source.</w:t>
+      </w:r>
+    </w:p>
+    <w:p>
+      <w:pPr>
+        <w:ind w:left="432"/>
+      </w:pPr>
+      <w:r>
+        <w:rPr>
+          <w:rFonts w:ascii="Consolas" w:hAnsi="Consolas"/>
+          <w:sz w:val="18"/>
+        </w:rPr>
+        <w:t>def butterworth_</w:t>
+      </w:r>
+      <w:proofErr w:type="gramStart"/>
+      <w:r>
+        <w:rPr>
+          <w:rFonts w:ascii="Consolas" w:hAnsi="Consolas"/>
+          <w:sz w:val="18"/>
+        </w:rPr>
+        <w:t>filter(</w:t>
+      </w:r>
+      <w:proofErr w:type="gramEnd"/>
+      <w:r>
+        <w:rPr>
+          <w:rFonts w:ascii="Consolas" w:hAnsi="Consolas"/>
+          <w:sz w:val="18"/>
+        </w:rPr>
+        <w:t>data, cutoff=0.3, fs=1.0, order=4):</w:t>
+      </w:r>
+      <w:r>
+        <w:br/>
+      </w:r>
+      <w:r>
+        <w:rPr>
+          <w:rFonts w:ascii="Consolas" w:hAnsi="Consolas"/>
+          <w:sz w:val="18"/>
+        </w:rPr>
+        <w:t xml:space="preserve">    nyq = 0.5 * fs</w:t>
+      </w:r>
+      <w:r>
+        <w:br/>
+      </w:r>
+      <w:r>
+        <w:rPr>
+          <w:rFonts w:ascii="Consolas" w:hAnsi="Consolas"/>
+          <w:sz w:val="18"/>
+        </w:rPr>
+        <w:t xml:space="preserve">    normal_cutoff = </w:t>
+      </w:r>
+      <w:proofErr w:type="gramStart"/>
+      <w:r>
+        <w:rPr>
+          <w:rFonts w:ascii="Consolas" w:hAnsi="Consolas"/>
+          <w:sz w:val="18"/>
+        </w:rPr>
+        <w:t>min(</w:t>
+      </w:r>
+      <w:proofErr w:type="gramEnd"/>
+      <w:r>
+        <w:rPr>
+          <w:rFonts w:ascii="Consolas" w:hAnsi="Consolas"/>
+          <w:sz w:val="18"/>
+        </w:rPr>
+        <w:t>cutoff / nyq, 0.99)</w:t>
+      </w:r>
+      <w:r>
+        <w:br/>
+      </w:r>
+      <w:r>
+        <w:rPr>
+          <w:rFonts w:ascii="Consolas" w:hAnsi="Consolas"/>
+          <w:sz w:val="18"/>
+        </w:rPr>
+        <w:t xml:space="preserve">    b, a = </w:t>
+      </w:r>
+      <w:proofErr w:type="gramStart"/>
+      <w:r>
+        <w:rPr>
+          <w:rFonts w:ascii="Consolas" w:hAnsi="Consolas"/>
+          <w:sz w:val="18"/>
+        </w:rPr>
+        <w:t>butter(</w:t>
+      </w:r>
+      <w:proofErr w:type="gramEnd"/>
+      <w:r>
+        <w:rPr>
+          <w:rFonts w:ascii="Consolas" w:hAnsi="Consolas"/>
+          <w:sz w:val="18"/>
+        </w:rPr>
+        <w:t>order, normal_cutoff, btype='low', analog=False)</w:t>
+      </w:r>
+      <w:r>
+        <w:br/>
+      </w:r>
+      <w:r>
+        <w:rPr>
+          <w:rFonts w:ascii="Consolas" w:hAnsi="Consolas"/>
+          <w:sz w:val="18"/>
+        </w:rPr>
+        <w:t xml:space="preserve">    if len(data) &lt; 15:</w:t>
+      </w:r>
+      <w:r>
+        <w:br/>
+      </w:r>
+      <w:r>
+        <w:rPr>
+          <w:rFonts w:ascii="Consolas" w:hAnsi="Consolas"/>
+          <w:sz w:val="18"/>
+        </w:rPr>
+        <w:t xml:space="preserve">        return data</w:t>
+      </w:r>
+      <w:r>
+        <w:br/>
+      </w:r>
+      <w:r>
+        <w:rPr>
+          <w:rFonts w:ascii="Consolas" w:hAnsi="Consolas"/>
+          <w:sz w:val="18"/>
+        </w:rPr>
+        <w:t xml:space="preserve">    return </w:t>
+      </w:r>
+      <w:proofErr w:type="gramStart"/>
+      <w:r>
+        <w:rPr>
+          <w:rFonts w:ascii="Consolas" w:hAnsi="Consolas"/>
+          <w:sz w:val="18"/>
+        </w:rPr>
+        <w:t>filtfilt(</w:t>
+      </w:r>
+      <w:proofErr w:type="gramEnd"/>
+      <w:r>
+        <w:rPr>
+          <w:rFonts w:ascii="Consolas" w:hAnsi="Consolas"/>
+          <w:sz w:val="18"/>
+        </w:rPr>
+        <w:t>b, a, data)</w:t>
+      </w:r>
+    </w:p>
+    <w:p>
+      <w:pPr>
+        <w:pStyle w:val="Heading3"/>
+      </w:pPr>
+      <w:r>
+        <w:t>4.3.2 Feature Extraction</w:t>
+      </w:r>
+    </w:p>
+    <w:p>
+      <w:r>
+        <w:t>Filtered readings are split into overlapping windows (50 samples per window, 25-sample step, i.e. 50% overlap) and reduced to statistical features per axis — mean, standard deviation, RMS, kurtosis, skewness, minimum, maximum, and peak-to-peak range — yielding 45 features per window for the AI4I feature set and 36 features per window for the BLE (accX/accY/accZ/temp) feature set, matching the design in Section 2.7.5.</w:t>
+      </w:r>
+    </w:p>
+    <w:p>
+      <w:pPr>
+        <w:pStyle w:val="Heading3"/>
+      </w:pPr>
+      <w:r>
+        <w:t>4.3.3 Machine Learning Model Training</w:t>
+      </w:r>
+    </w:p>
+    <w:p>
+      <w:r>
+        <w:t>Two Isolation Forest models are trained, as designed in Chapter 2: one on the AI4I 2020 dataset for simulation mode, and a second, BLE-specific model trained on real accX/accY/accZ/temp readings collected from the ESP32 prototype via collect_ble_baseline.py, since the two feature spaces share no column names and sit on different physical scales.</w:t>
+      </w:r>
+    </w:p>
+    <w:p>
+      <w:r>
+        <w:t>Training the AI4I model (train.py) against the full 10,000-row dataset (9,661 normal rows, 339 fault rows — a 3.4% fault rate) produced 385 normal feature windows and 12 fault windows. An Isolation Forest with 200 estimators and a contamination setting of 5% was fitted on the 385 normal windows only; the 12 fault windows were held out purely for evaluation. The resulting anomaly-score threshold, auto-tuned as the 5th percentile of the normal training scores per Section 2.4, was −0.5155.</w:t>
+      </w:r>
+    </w:p>
+    <w:p>
+      <w:r>
+        <w:t>Training the BLE model (train_bluetooth.py) against a 9.7-minute baseline recording (7,579 raw readings, an actual delivered rate of approximately 13 Hz rather than the 50 Hz at which the firmware samples the MPU6050) produced 302 feature windows. The same Isolation Forest configuration was fitted on these windows, yielding an auto-tuned threshold of −0.5000. The gap between the 50 Hz sampling rate and the 13 Hz delivered notification rate is a property of the BLE notification path rather than of the sensor, and it is the rate that should be used when the baseline is re-collected.</w:t>
+      </w:r>
+    </w:p>
+    <w:p/>
+    <w:p>
+      <w:r>
+        <w:rPr>
+          <w:noProof/>
+        </w:rPr>
+        <w:lastRenderedPageBreak/>
+        <w:drawing>
+          <wp:inline distT="0" distB="0" distL="0" distR="0" wp14:anchorId="4E578BF0" wp14:editId="4DBF9E6D">
+            <wp:extent cx="5943600" cy="2736850"/>
+            <wp:effectExtent l="0" t="0" r="0" b="6350"/>
+            <wp:docPr id="640133414" name="Picture 5"/>
+            <wp:cNvGraphicFramePr>
+              <a:graphicFrameLocks xmlns:a="http://schemas.openxmlformats.org/drawingml/2006/main" noChangeAspect="1"/>
+            </wp:cNvGraphicFramePr>
+            <a:graphic xmlns:a="http://schemas.openxmlformats.org/drawingml/2006/main">
+              <a:graphicData uri="http://schemas.openxmlformats.org/drawingml/2006/picture">
+                <pic:pic xmlns:pic="http://schemas.openxmlformats.org/drawingml/2006/picture">
+                  <pic:nvPicPr>
+                    <pic:cNvPr id="640133414" name="Picture 640133414"/>
+                    <pic:cNvPicPr/>
+                  </pic:nvPicPr>
+                  <pic:blipFill>
+                    <a:blip r:embed="rId16">
+                      <a:extLst>
+                        <a:ext uri="{28A0092B-C50C-407E-A947-70E740481C1C}">
+                          <a14:useLocalDpi xmlns:a14="http://schemas.microsoft.com/office/drawing/2010/main" val="0"/>
+                        </a:ext>
+                      </a:extLst>
+                    </a:blip>
+                    <a:stretch>
+                      <a:fillRect/>
+                    </a:stretch>
+                  </pic:blipFill>
+                  <pic:spPr>
+                    <a:xfrm>
+                      <a:off x="0" y="0"/>
+                      <a:ext cx="5943600" cy="2736850"/>
+                    </a:xfrm>
+                    <a:prstGeom prst="rect">
+                      <a:avLst/>
+                    </a:prstGeom>
+                  </pic:spPr>
+                </pic:pic>
+              </a:graphicData>
+            </a:graphic>
+          </wp:inline>
+        </w:drawing>
+      </w:r>
+    </w:p>
+    <w:p>
+      <w:pPr>
+        <w:jc w:val="center"/>
+      </w:pPr>
+      <w:r>
+        <w:t>Figure 4.2 — Training Data in the Terminal</w:t>
+      </w:r>
+    </w:p>
+    <w:p>
+      <w:pPr>
+        <w:pStyle w:val="Heading3"/>
+      </w:pPr>
+      <w:r>
+        <w:t>4.3.4 Cloud Logging and Web Dashboard</w:t>
+      </w:r>
+    </w:p>
+    <w:p>
+      <w:r>
+        <w:t>Every scored window — normal as well as anomalous — is inserted into the Supabase anomaly_logs table together with its anomaly score, classified severity, an is_anomaly flag, the source of the reading (live or simulation) and, for live readings, the originating unit's device identifier and the window's mean acceleration and temperature values. Logging normal windows as well as anomalous ones is a deliberate design decision: an engine-health history is only interpretable if it records what normal operation looked like, not only the exceptions. Figure 4.</w:t>
+      </w:r>
+      <w:r>
+        <w:t>3</w:t>
+      </w:r>
+      <w:r>
+        <w:t xml:space="preserve"> shows the live anomaly_logs table in the Supabase project during testing, containing 5,122 logged records accumulated over the project's testing period.</w:t>
+      </w:r>
+    </w:p>
+    <w:p>
+      <w:pPr>
+        <w:jc w:val="center"/>
+      </w:pPr>
+      <w:r>
+        <w:rPr>
+          <w:noProof/>
+        </w:rPr>
+        <w:drawing>
+          <wp:inline distT="0" distB="0" distL="0" distR="0" wp14:anchorId="73B2D23C" wp14:editId="2E384C0C">
+            <wp:extent cx="5760720" cy="2768746"/>
+            <wp:effectExtent l="0" t="0" r="0" b="0"/>
+            <wp:docPr id="1806874949" name="Picture 1806874949"/>
+            <wp:cNvGraphicFramePr>
+              <a:graphicFrameLocks xmlns:a="http://schemas.openxmlformats.org/drawingml/2006/main" noChangeAspect="1"/>
+            </wp:cNvGraphicFramePr>
+            <a:graphic xmlns:a="http://schemas.openxmlformats.org/drawingml/2006/main">
+              <a:graphicData uri="http://schemas.openxmlformats.org/drawingml/2006/picture">
+                <pic:pic xmlns:pic="http://schemas.openxmlformats.org/drawingml/2006/picture">
+                  <pic:nvPicPr>
+                    <pic:cNvPr id="0" name="anomalies table superbase.JPG"/>
                     <pic:cNvPicPr/>
                   </pic:nvPicPr>
                   <pic:blipFill>
@@ -12946,9 +13442,11 @@
                   <pic:spPr>
                     <a:xfrm>
                       <a:off x="0" y="0"/>
-                      <a:ext cx="3291840" cy="4389120"/>
+                      <a:ext cx="5760720" cy="2768746"/>
                     </a:xfrm>
-                    <a:prstGeom prst="rect"/>
+                    <a:prstGeom prst="rect">
+                      <a:avLst/>
+                    </a:prstGeom>
                   </pic:spPr>
                 </pic:pic>
               </a:graphicData>
@@ -12962,7 +13460,29 @@
         <w:jc w:val="center"/>
       </w:pPr>
       <w:r>
-        <w:t>Figure 4.1 — Assembled Hardware: ESP32, MPU6050, and Wiring on Breadboard</w:t>
+        <w:t>Figure 4.</w:t>
+      </w:r>
+      <w:r>
+        <w:t>3</w:t>
+      </w:r>
+      <w:r>
+        <w:t xml:space="preserve"> — </w:t>
+      </w:r>
+      <w:proofErr w:type="spellStart"/>
+      <w:r>
+        <w:t>Supabase</w:t>
+      </w:r>
+      <w:proofErr w:type="spellEnd"/>
+      <w:r>
+        <w:t xml:space="preserve"> </w:t>
+      </w:r>
+      <w:proofErr w:type="spellStart"/>
+      <w:r>
+        <w:t>anomaly_logs</w:t>
+      </w:r>
+      <w:proofErr w:type="spellEnd"/>
+      <w:r>
+        <w:t xml:space="preserve"> Table Populated with Live Records</w:t>
       </w:r>
     </w:p>
     <w:p>
@@ -12970,362 +13490,52 @@
         <w:pStyle w:val="Heading3"/>
       </w:pPr>
       <w:r>
-        <w:t>4.2.2 ESP32 BLE Firmware</w:t>
-      </w:r>
-    </w:p>
-    <w:p>
-      <w:pPr/>
-      <w:r>
-        <w:t>The firmware, written in C++ using the Arduino framework, configures the ESP32 as a BLE peripheral that advertises a custom GATT service and exposes a sensor-data characteristic with the NOTIFY property, so that readings are pushed to the connected central device automatically rather than being polled. The characteristic is additionally restricted to encrypted reads at the GATT level, enforcing the pairing requirement configured earlier in setup() — without this line, a device could still connect and subscribe unencrypted regardless of the security settings. The relevant excerpt from sensor_node_bluetooth.ino is shown below.</w:t>
-      </w:r>
-    </w:p>
-    <w:p>
-      <w:pPr>
-        <w:ind w:left="432"/>
+        <w:t>4.3.5 Deployed Web Application</w:t>
+      </w:r>
+    </w:p>
+    <w:p>
+      <w:r>
+        <w:lastRenderedPageBreak/>
+        <w:t>The front-end, secured by Supabase Auth (email and password, with email confirmation and self-service password reset), is deployed on GitHub Pages at https://faadila-wumpini.github.io/Engine_monitor/ and presents the live engine-monitor dashboard shown in Figure 4.</w:t>
+      </w:r>
+      <w:r>
+        <w:t>4</w:t>
+      </w:r>
+      <w:r>
+        <w:t>, including real-time vibration and temperature readings, the current anomaly score, and the anomaly threshold indicator bar. Because the site is published as a GitHub Pages project site rather than a user site, the /Engine_monitor/ path segment forms part of the canonical URL, and this full path must be registered both as the Site URL and in the redirect allow-list of the Supabase project for email-confirmation and password-reset redirects to resolve correctly.</w:t>
+      </w:r>
+    </w:p>
+    <w:p>
+      <w:pPr>
+        <w:jc w:val="center"/>
       </w:pPr>
       <w:r>
         <w:rPr>
-          <w:rFonts w:ascii="Consolas" w:hAnsi="Consolas"/>
-          <w:sz w:val="18"/>
+          <w:noProof/>
         </w:rPr>
-        <w:t>pServer = BLEDevice::createServer();</w:t>
-      </w:r>
-      <w:r>
-        <w:br/>
-      </w:r>
-      <w:r>
-        <w:rPr>
-          <w:rFonts w:ascii="Consolas" w:hAnsi="Consolas"/>
-          <w:sz w:val="18"/>
-        </w:rPr>
-        <w:t>pServer-&gt;setCallbacks(new MyServerCallbacks());</w:t>
-      </w:r>
-      <w:r>
-        <w:br/>
-      </w:r>
-      <w:r>
-        <w:rPr>
-          <w:rFonts w:ascii="Consolas" w:hAnsi="Consolas"/>
-          <w:sz w:val="18"/>
-        </w:rPr>
-        <w:t xml:space="preserve"> </w:t>
-      </w:r>
-      <w:r>
-        <w:br/>
-      </w:r>
-      <w:r>
-        <w:rPr>
-          <w:rFonts w:ascii="Consolas" w:hAnsi="Consolas"/>
-          <w:sz w:val="18"/>
-        </w:rPr>
-        <w:t>BLEService* pService = pServer-&gt;createService(SERVICE_UUID);</w:t>
-      </w:r>
-      <w:r>
-        <w:br/>
-      </w:r>
-      <w:r>
-        <w:rPr>
-          <w:rFonts w:ascii="Consolas" w:hAnsi="Consolas"/>
-          <w:sz w:val="18"/>
-        </w:rPr>
-        <w:t>pSensorChar = pService-&gt;createCharacteristic(</w:t>
-      </w:r>
-      <w:r>
-        <w:br/>
-      </w:r>
-      <w:r>
-        <w:rPr>
-          <w:rFonts w:ascii="Consolas" w:hAnsi="Consolas"/>
-          <w:sz w:val="18"/>
-        </w:rPr>
-        <w:t xml:space="preserve">  SENSOR_CHAR_UUID,</w:t>
-      </w:r>
-      <w:r>
-        <w:br/>
-      </w:r>
-      <w:r>
-        <w:rPr>
-          <w:rFonts w:ascii="Consolas" w:hAnsi="Consolas"/>
-          <w:sz w:val="18"/>
-        </w:rPr>
-        <w:t xml:space="preserve">  BLECharacteristic::PROPERTY_READ  |</w:t>
-      </w:r>
-      <w:r>
-        <w:br/>
-      </w:r>
-      <w:r>
-        <w:rPr>
-          <w:rFonts w:ascii="Consolas" w:hAnsi="Consolas"/>
-          <w:sz w:val="18"/>
-        </w:rPr>
-        <w:t xml:space="preserve">  BLECharacteristic::PROPERTY_NOTIFY   // pushes data automatically</w:t>
-      </w:r>
-      <w:r>
-        <w:br/>
-      </w:r>
-      <w:r>
-        <w:rPr>
-          <w:rFonts w:ascii="Consolas" w:hAnsi="Consolas"/>
-          <w:sz w:val="18"/>
-        </w:rPr>
-        <w:t>);</w:t>
-      </w:r>
-      <w:r>
-        <w:br/>
-      </w:r>
-      <w:r>
-        <w:rPr>
-          <w:rFonts w:ascii="Consolas" w:hAnsi="Consolas"/>
-          <w:sz w:val="18"/>
-        </w:rPr>
-        <w:t>pSensorChar-&gt;addDescriptor(new BLE2902());</w:t>
-      </w:r>
-      <w:r>
-        <w:br/>
-      </w:r>
-      <w:r>
-        <w:rPr>
-          <w:rFonts w:ascii="Consolas" w:hAnsi="Consolas"/>
-          <w:sz w:val="18"/>
-        </w:rPr>
-        <w:t>pSensorChar-&gt;setAccessPermissions(ESP_GATT_PERM_READ_ENCRYPTED);</w:t>
-      </w:r>
-      <w:r>
-        <w:br/>
-      </w:r>
-      <w:r>
-        <w:rPr>
-          <w:rFonts w:ascii="Consolas" w:hAnsi="Consolas"/>
-          <w:sz w:val="18"/>
-        </w:rPr>
-        <w:t xml:space="preserve"> </w:t>
-      </w:r>
-      <w:r>
-        <w:br/>
-      </w:r>
-      <w:r>
-        <w:rPr>
-          <w:rFonts w:ascii="Consolas" w:hAnsi="Consolas"/>
-          <w:sz w:val="18"/>
-        </w:rPr>
-        <w:t>pService-&gt;start();</w:t>
-      </w:r>
-      <w:r>
-        <w:br/>
-      </w:r>
-      <w:r>
-        <w:rPr>
-          <w:rFonts w:ascii="Consolas" w:hAnsi="Consolas"/>
-          <w:sz w:val="18"/>
-        </w:rPr>
-        <w:t>BLEAdvertising* pAdvertising = BLEDevice::getAdvertising();</w:t>
-      </w:r>
-      <w:r>
-        <w:br/>
-      </w:r>
-      <w:r>
-        <w:rPr>
-          <w:rFonts w:ascii="Consolas" w:hAnsi="Consolas"/>
-          <w:sz w:val="18"/>
-        </w:rPr>
-        <w:t>pAdvertising-&gt;addServiceUUID(SERVICE_UUID);</w:t>
-      </w:r>
-      <w:r>
-        <w:br/>
-      </w:r>
-      <w:r>
-        <w:rPr>
-          <w:rFonts w:ascii="Consolas" w:hAnsi="Consolas"/>
-          <w:sz w:val="18"/>
-        </w:rPr>
-        <w:t>pAdvertising-&gt;setScanResponse(true);</w:t>
-      </w:r>
-      <w:r>
-        <w:br/>
-      </w:r>
-      <w:r>
-        <w:rPr>
-          <w:rFonts w:ascii="Consolas" w:hAnsi="Consolas"/>
-          <w:sz w:val="18"/>
-        </w:rPr>
-        <w:t>BLEDevice::startAdvertising();</w:t>
-      </w:r>
-    </w:p>
-    <w:p>
-      <w:pPr/>
-      <w:r>
-        <w:t>On each loop iteration the firmware reads the MPU6050 and DS18B20, packages the four values (accX, accY, accZ, temp) into a compact JSON payload tagged with the unit's DEVICE_ID, and pushes it as a BLE notification at the 50Hz vibration sampling rate.</w:t>
-      </w:r>
-    </w:p>
-    <w:p>
-      <w:pPr>
-        <w:pStyle w:val="Heading2"/>
-      </w:pPr>
-      <w:r>
-        <w:t>4.3 Software Implementation</w:t>
-      </w:r>
-    </w:p>
-    <w:p>
-      <w:pPr>
-        <w:pStyle w:val="Heading3"/>
-      </w:pPr>
-      <w:r>
-        <w:t>4.3.1 Signal Preprocessing</w:t>
-      </w:r>
-    </w:p>
-    <w:p>
-      <w:pPr/>
-      <w:r>
-        <w:t>Raw readings are cleaned with a fourth-order low-pass Butterworth filter (scipy.signal.butter with filtfilt for zero phase-shift) before feature extraction, implemented in preprocessor.py and shared by both the training and inference code paths so that windows are processed identically regardless of source.</w:t>
-      </w:r>
-    </w:p>
-    <w:p>
-      <w:pPr>
-        <w:ind w:left="432"/>
-      </w:pPr>
-      <w:r>
-        <w:rPr>
-          <w:rFonts w:ascii="Consolas" w:hAnsi="Consolas"/>
-          <w:sz w:val="18"/>
-        </w:rPr>
-        <w:t>def butterworth_filter(data, cutoff=0.3, fs=1.0, order=4):</w:t>
-      </w:r>
-      <w:r>
-        <w:br/>
-      </w:r>
-      <w:r>
-        <w:rPr>
-          <w:rFonts w:ascii="Consolas" w:hAnsi="Consolas"/>
-          <w:sz w:val="18"/>
-        </w:rPr>
-        <w:t xml:space="preserve">    nyq = 0.5 * fs</w:t>
-      </w:r>
-      <w:r>
-        <w:br/>
-      </w:r>
-      <w:r>
-        <w:rPr>
-          <w:rFonts w:ascii="Consolas" w:hAnsi="Consolas"/>
-          <w:sz w:val="18"/>
-        </w:rPr>
-        <w:t xml:space="preserve">    normal_cutoff = min(cutoff / nyq, 0.99)</w:t>
-      </w:r>
-      <w:r>
-        <w:br/>
-      </w:r>
-      <w:r>
-        <w:rPr>
-          <w:rFonts w:ascii="Consolas" w:hAnsi="Consolas"/>
-          <w:sz w:val="18"/>
-        </w:rPr>
-        <w:t xml:space="preserve">    b, a = butter(order, normal_cutoff, btype='low', analog=False)</w:t>
-      </w:r>
-      <w:r>
-        <w:br/>
-      </w:r>
-      <w:r>
-        <w:rPr>
-          <w:rFonts w:ascii="Consolas" w:hAnsi="Consolas"/>
-          <w:sz w:val="18"/>
-        </w:rPr>
-        <w:t xml:space="preserve">    if len(data) &lt; 15:</w:t>
-      </w:r>
-      <w:r>
-        <w:br/>
-      </w:r>
-      <w:r>
-        <w:rPr>
-          <w:rFonts w:ascii="Consolas" w:hAnsi="Consolas"/>
-          <w:sz w:val="18"/>
-        </w:rPr>
-        <w:t xml:space="preserve">        return data</w:t>
-      </w:r>
-      <w:r>
-        <w:br/>
-      </w:r>
-      <w:r>
-        <w:rPr>
-          <w:rFonts w:ascii="Consolas" w:hAnsi="Consolas"/>
-          <w:sz w:val="18"/>
-        </w:rPr>
-        <w:t xml:space="preserve">    return filtfilt(b, a, data)</w:t>
-      </w:r>
-    </w:p>
-    <w:p>
-      <w:pPr>
-        <w:pStyle w:val="Heading3"/>
-      </w:pPr>
-      <w:r>
-        <w:t>4.3.2 Feature Extraction</w:t>
-      </w:r>
-    </w:p>
-    <w:p>
-      <w:pPr/>
-      <w:r>
-        <w:t>Filtered readings are split into overlapping windows (50 samples per window, 25-sample step, i.e. 50% overlap) and reduced to statistical features per axis — mean, standard deviation, RMS, kurtosis, skewness, minimum, maximum, and peak-to-peak range — yielding 45 features per window for the AI4I feature set and 36 features per window for the BLE (accX/accY/accZ/temp) feature set, matching the design in Section 2.7.5.</w:t>
-      </w:r>
-    </w:p>
-    <w:p>
-      <w:pPr>
-        <w:pStyle w:val="Heading3"/>
-      </w:pPr>
-      <w:r>
-        <w:t>4.3.3 Machine Learning Model Training</w:t>
-      </w:r>
-    </w:p>
-    <w:p>
-      <w:pPr/>
-      <w:r>
-        <w:t>Two Isolation Forest models are trained, as designed in Chapter 2: one on the AI4I 2020 dataset for simulation mode, and a second, BLE-specific model trained on real accX/accY/accZ/temp readings collected from the ESP32 prototype via collect_ble_baseline.py, since the two feature spaces share no column names and sit on different physical scales.</w:t>
-      </w:r>
-    </w:p>
-    <w:p>
-      <w:pPr/>
-      <w:r>
-        <w:t>Training the AI4I model (train.py) against the full 10,000-row dataset (9,661 normal rows, 339 fault rows — a 3.4% fault rate) produced 385 normal feature windows and 12 fault windows. An Isolation Forest with 200 estimators and a contamination setting of 5% was fitted on the 385 normal windows only; the 12 fault windows were held out purely for evaluation. The resulting anomaly-score threshold, auto-tuned as the 5th percentile of the normal training scores per Section 2.4, was −0.5155.</w:t>
-      </w:r>
-    </w:p>
-    <w:p>
-      <w:pPr/>
-      <w:r>
-        <w:t>Training the BLE model (train_bluetooth.py) against a 2.5-minute baseline recording (7,579 raw readings at 50Hz) produced 302 feature windows. The same Isolation Forest configuration was fitted on these windows, yielding an auto-tuned threshold of −0.5000.</w:t>
-      </w:r>
-    </w:p>
-    <w:p>
-      <w:pPr>
-        <w:pStyle w:val="Heading3"/>
-      </w:pPr>
-      <w:r>
-        <w:t>4.3.4 Cloud Logging and Web Dashboard</w:t>
-      </w:r>
-    </w:p>
-    <w:p>
-      <w:pPr/>
-      <w:r>
-        <w:t xml:space="preserve">Every scored window — normal as well as anomalous — is inserted into the Supabase anomaly_logs table together with its anomaly score, classified severity, an is_anomaly flag, the source of the reading (live or simulation) and, for live readings, the originating unit's device identifier and the window's mean acceleration and temperature values. Logging normal windows as well as anomalous ones is a deliberate design decision: an engine-health history is only interpretable if it records what normal operation looked like, not only the exceptions. Figure 4.2 shows the live anomaly_logs table in the Supabase project during testing, containing 5,122 logged records accumulated over the project's testing period.</w:t>
-      </w:r>
-    </w:p>
-    <w:p>
-      <w:pPr>
-        <w:jc w:val="center"/>
-      </w:pPr>
-      <w:r>
         <w:drawing>
-          <wp:inline xmlns:a="http://schemas.openxmlformats.org/drawingml/2006/main" xmlns:pic="http://schemas.openxmlformats.org/drawingml/2006/picture">
-            <wp:extent cx="5760720" cy="2768746"/>
-            <wp:docPr id="1806874949" name="Picture 1806874949"/>
+          <wp:inline distT="0" distB="0" distL="0" distR="0" wp14:anchorId="40CA32C3" wp14:editId="23B3ECCA">
+            <wp:extent cx="5760720" cy="2786748"/>
+            <wp:effectExtent l="0" t="0" r="0" b="0"/>
+            <wp:docPr id="1806874950" name="Picture 1806874950"/>
             <wp:cNvGraphicFramePr>
-              <a:graphicFrameLocks noChangeAspect="1"/>
+              <a:graphicFrameLocks xmlns:a="http://schemas.openxmlformats.org/drawingml/2006/main" noChangeAspect="1"/>
             </wp:cNvGraphicFramePr>
-            <a:graphic>
+            <a:graphic xmlns:a="http://schemas.openxmlformats.org/drawingml/2006/main">
               <a:graphicData uri="http://schemas.openxmlformats.org/drawingml/2006/picture">
-                <pic:pic>
+                <pic:pic xmlns:pic="http://schemas.openxmlformats.org/drawingml/2006/picture">
                   <pic:nvPicPr>
-                    <pic:cNvPr id="0" name="anomalies table superbase.JPG"/>
+                    <pic:cNvPr id="1806874950" name="Picture 1806874950"/>
                     <pic:cNvPicPr/>
                   </pic:nvPicPr>
                   <pic:blipFill>
-                    <a:blip r:embed="rId18"/>
+                    <a:blip r:embed="rId18" cstate="print">
+                      <a:extLst>
+                        <a:ext uri="{28A0092B-C50C-407E-A947-70E740481C1C}">
+                          <a14:useLocalDpi xmlns:a14="http://schemas.microsoft.com/office/drawing/2010/main" val="0"/>
+                        </a:ext>
+                      </a:extLst>
+                    </a:blip>
                     <a:stretch>
                       <a:fillRect/>
                     </a:stretch>
@@ -13333,9 +13543,11 @@
                   <pic:spPr>
                     <a:xfrm>
                       <a:off x="0" y="0"/>
-                      <a:ext cx="5760720" cy="2768746"/>
+                      <a:ext cx="5760720" cy="2786748"/>
                     </a:xfrm>
-                    <a:prstGeom prst="rect"/>
+                    <a:prstGeom prst="rect">
+                      <a:avLst/>
+                    </a:prstGeom>
                   </pic:spPr>
                 </pic:pic>
               </a:graphicData>
@@ -13349,7 +13561,13 @@
         <w:jc w:val="center"/>
       </w:pPr>
       <w:r>
-        <w:t>Figure 4.2 — Supabase anomaly_logs Table Populated with Live Records</w:t>
+        <w:t>Figure 4.</w:t>
+      </w:r>
+      <w:r>
+        <w:t>4</w:t>
+      </w:r>
+      <w:r>
+        <w:t xml:space="preserve"> — Deployed Web Dashboard Showing Live Sensor Readings</w:t>
       </w:r>
     </w:p>
     <w:p>
@@ -13357,36 +13575,179 @@
         <w:pStyle w:val="Heading3"/>
       </w:pPr>
       <w:r>
-        <w:t>4.3.5 Deployed Web Application</w:t>
-      </w:r>
-    </w:p>
-    <w:p>
-      <w:pPr/>
-      <w:r>
-        <w:t xml:space="preserve">The front-end, secured by Supabase Auth (email and password, with email confirmation and self-service password reset), is deployed on GitHub Pages at https://faadila-wumpini.github.io/Engine_monitor/ and presents the live engine-monitor dashboard shown in Figure 4.3, including real-time vibration and temperature readings, the current anomaly score, and the anomaly threshold indicator bar. Because the site is published as a GitHub Pages project site rather than a user site, the /Engine_monitor/ path segment forms part of the canonical URL, and this full path must be registered both as the Site URL and in the redirect allow-list of the Supabase project for email-confirmation and password-reset redirects to resolve correctly.</w:t>
-      </w:r>
-    </w:p>
+        <w:t>4.3.6 Authentication and Password Recovery</w:t>
+      </w:r>
+    </w:p>
+    <w:p>
+      <w:r>
+        <w:t>Access to the monitoring dashboard is gated by Supabase Auth, integrated into the front end through the supabase-js client. Registration collects a full name, email address and password, with the password validated in the browser against a minimum length of eight characters and at least one special character before any request is sent; a strength meter and a confirm-password match indicator give the user immediate feedback. Because the project is deployed as a GitHub Pages project site, every redirect the authentication flow depends on is built from a single constant holding the full application path, and that same path is registered as the Site URL and in the redirect allow-list of the Supabase project. A redirect target absent from that allow-list is silently replaced by the project default, which causes confirmation links to resolve to a location that does not exist.</w:t>
+      </w:r>
+    </w:p>
+    <w:p>
+      <w:r>
+        <w:t>On successful registration Supabase issues a confirmation email; the account cannot be used until the address is confirmed. The client is configured with the PKCE authorisation-code flow and performs the code exchange explicitly rather than relying on automatic detection, so that failures surface as reportable errors instead of silently returning the user to the sign-in screen. A profile record holding the user's full name is written once an authenticated session exists, which is what allows a returning user to sign in with either their email address or their full name.</w:t>
+      </w:r>
+    </w:p>
+    <w:p>
+      <w:r>
+        <w:lastRenderedPageBreak/>
+        <w:t>Password recovery is implemented as a three-stage panel within the same authentication screen. The user submits the address registered to the account, Supabase sends a single-use six-digit code, and the code is verified by calling verifyOtp with the recovery type; a verified code establishes a short-lived session in which updateUser sets the new password, validated against the same rules applied at registration. The relevant excerpt is shown below.</w:t>
+      </w:r>
+    </w:p>
+    <w:p>
+      <w:r>
+        <w:t xml:space="preserve">const </w:t>
+      </w:r>
+      <w:proofErr w:type="gramStart"/>
+      <w:r>
+        <w:t>{ data</w:t>
+      </w:r>
+      <w:proofErr w:type="gramEnd"/>
+      <w:r>
+        <w:t xml:space="preserve">, </w:t>
+      </w:r>
+      <w:proofErr w:type="gramStart"/>
+      <w:r>
+        <w:t>error }</w:t>
+      </w:r>
+      <w:proofErr w:type="gramEnd"/>
+      <w:r>
+        <w:t xml:space="preserve"> = await </w:t>
+      </w:r>
+      <w:proofErr w:type="gramStart"/>
+      <w:r>
+        <w:t>sb.auth</w:t>
+      </w:r>
+      <w:proofErr w:type="gramEnd"/>
+      <w:r>
+        <w:t>.</w:t>
+      </w:r>
+      <w:proofErr w:type="gramStart"/>
+      <w:r>
+        <w:t>verifyOtp({ email</w:t>
+      </w:r>
+      <w:proofErr w:type="gramEnd"/>
+      <w:r>
+        <w:t>, token: code, type: 'recovery</w:t>
+      </w:r>
+      <w:proofErr w:type="gramStart"/>
+      <w:r>
+        <w:t>' }</w:t>
+      </w:r>
+      <w:proofErr w:type="gramEnd"/>
+      <w:r>
+        <w:t>)</w:t>
+      </w:r>
+      <w:proofErr w:type="gramStart"/>
+      <w:r>
+        <w:t>;  if</w:t>
+      </w:r>
+      <w:proofErr w:type="gramEnd"/>
+      <w:r>
+        <w:t xml:space="preserve"> (error |</w:t>
+      </w:r>
+      <w:proofErr w:type="gramStart"/>
+      <w:r>
+        <w:t>| !data?.session</w:t>
+      </w:r>
+      <w:proofErr w:type="gramEnd"/>
+      <w:r>
+        <w:t xml:space="preserve">) </w:t>
+      </w:r>
+      <w:proofErr w:type="gramStart"/>
+      <w:r>
+        <w:t>{ showMsg</w:t>
+      </w:r>
+      <w:proofErr w:type="gramEnd"/>
+      <w:r>
+        <w:t>('fpVerifyMsg', 'That code is invalid or has expired.', 'error'); return</w:t>
+      </w:r>
+      <w:proofErr w:type="gramStart"/>
+      <w:r>
+        <w:t>; }</w:t>
+      </w:r>
+      <w:proofErr w:type="gramEnd"/>
+      <w:r>
+        <w:t xml:space="preserve">  const </w:t>
+      </w:r>
+      <w:proofErr w:type="gramStart"/>
+      <w:r>
+        <w:t>{ error</w:t>
+      </w:r>
+      <w:proofErr w:type="gramEnd"/>
+      <w:r>
+        <w:t xml:space="preserve">: </w:t>
+      </w:r>
+      <w:proofErr w:type="gramStart"/>
+      <w:r>
+        <w:t>updateErr }</w:t>
+      </w:r>
+      <w:proofErr w:type="gramEnd"/>
+      <w:r>
+        <w:t xml:space="preserve"> = await </w:t>
+      </w:r>
+      <w:proofErr w:type="gramStart"/>
+      <w:r>
+        <w:t>sb.auth</w:t>
+      </w:r>
+      <w:proofErr w:type="gramEnd"/>
+      <w:r>
+        <w:t>.</w:t>
+      </w:r>
+      <w:proofErr w:type="gramStart"/>
+      <w:r>
+        <w:t>updateUser({ password</w:t>
+      </w:r>
+      <w:proofErr w:type="gramEnd"/>
+      <w:r>
+        <w:t xml:space="preserve">: </w:t>
+      </w:r>
+      <w:proofErr w:type="gramStart"/>
+      <w:r>
+        <w:t>newPassword }</w:t>
+      </w:r>
+      <w:proofErr w:type="gramEnd"/>
+      <w:r>
+        <w:t>);</w:t>
+      </w:r>
+    </w:p>
+    <w:p>
+      <w:r>
+        <w:t>Verification by code rather than by emailed link is a deliberate choice. Under the PKCE flow the code verifier is held in the browser that began the request, so a link-based reset can only be completed on the device that started it. Verification by code depends solely on the email address and the code itself, allowing a user to read the code on a phone and complete the reset on a laptop. Every authentication request is additionally wrapped in a timeout, so a dropped or slow connection surfaces a retryable error rather than leaving the interface waiting indefinitely.</w:t>
+      </w:r>
+    </w:p>
+    <w:p/>
     <w:p>
       <w:pPr>
         <w:jc w:val="center"/>
       </w:pPr>
       <w:r>
+        <w:rPr>
+          <w:noProof/>
+        </w:rPr>
         <w:drawing>
-          <wp:inline xmlns:a="http://schemas.openxmlformats.org/drawingml/2006/main" xmlns:pic="http://schemas.openxmlformats.org/drawingml/2006/picture">
-            <wp:extent cx="5760720" cy="2970824"/>
-            <wp:docPr id="1806874950" name="Picture 1806874950"/>
+          <wp:inline distT="0" distB="0" distL="0" distR="0" wp14:anchorId="69E02591" wp14:editId="2399BBE5">
+            <wp:extent cx="4219575" cy="4933950"/>
+            <wp:effectExtent l="0" t="0" r="9525" b="0"/>
+            <wp:docPr id="1212130345" name="Picture 4"/>
             <wp:cNvGraphicFramePr>
-              <a:graphicFrameLocks noChangeAspect="1"/>
+              <a:graphicFrameLocks xmlns:a="http://schemas.openxmlformats.org/drawingml/2006/main" noChangeAspect="1"/>
             </wp:cNvGraphicFramePr>
-            <a:graphic>
+            <a:graphic xmlns:a="http://schemas.openxmlformats.org/drawingml/2006/main">
               <a:graphicData uri="http://schemas.openxmlformats.org/drawingml/2006/picture">
-                <pic:pic>
+                <pic:pic xmlns:pic="http://schemas.openxmlformats.org/drawingml/2006/picture">
                   <pic:nvPicPr>
-                    <pic:cNvPr id="0" name="deployed.JPG"/>
+                    <pic:cNvPr id="1212130345" name="Picture 1212130345"/>
                     <pic:cNvPicPr/>
                   </pic:nvPicPr>
                   <pic:blipFill>
-                    <a:blip r:embed="rId19"/>
+                    <a:blip r:embed="rId19">
+                      <a:extLst>
+                        <a:ext uri="{28A0092B-C50C-407E-A947-70E740481C1C}">
+                          <a14:useLocalDpi xmlns:a14="http://schemas.microsoft.com/office/drawing/2010/main" val="0"/>
+                        </a:ext>
+                      </a:extLst>
+                    </a:blip>
                     <a:stretch>
                       <a:fillRect/>
                     </a:stretch>
@@ -13394,9 +13755,11 @@
                   <pic:spPr>
                     <a:xfrm>
                       <a:off x="0" y="0"/>
-                      <a:ext cx="5760720" cy="2970824"/>
+                      <a:ext cx="4219575" cy="4933950"/>
                     </a:xfrm>
-                    <a:prstGeom prst="rect"/>
+                    <a:prstGeom prst="rect">
+                      <a:avLst/>
+                    </a:prstGeom>
                   </pic:spPr>
                 </pic:pic>
               </a:graphicData>
@@ -13410,45 +13773,117 @@
         <w:jc w:val="center"/>
       </w:pPr>
       <w:r>
-        <w:t>Figure 4.3 — Deployed Web Dashboard Showing Live Sensor Readings</w:t>
-      </w:r>
-    </w:p>
+        <w:lastRenderedPageBreak/>
+        <w:t>Figure 4.</w:t>
+      </w:r>
+      <w:r>
+        <w:t>5</w:t>
+      </w:r>
+      <w:r>
+        <w:t xml:space="preserve"> — Password Recovery to Reset password</w:t>
+      </w:r>
+    </w:p>
+    <w:p/>
     <w:p>
       <w:pPr>
         <w:pStyle w:val="Heading3"/>
       </w:pPr>
       <w:r>
-        <w:t xml:space="preserve">4.3.6 Authentication and Password Recovery</w:t>
-      </w:r>
-    </w:p>
-    <w:p>
-      <w:pPr/>
-      <w:r>
-        <w:t xml:space="preserve">Access to the monitoring dashboard is gated by Supabase Auth, integrated into the front end through the supabase-js client. Registration collects a full name, email address and password, with the password validated in the browser against a minimum length of eight characters and at least one special character before any request is sent; a strength meter and a confirm-password match indicator give the user immediate feedback. Because the project is deployed as a GitHub Pages project site, every redirect the authentication flow depends on is built from a single constant holding the full application path, and that same path is registered as the Site URL and in the redirect allow-list of the Supabase project. A redirect target absent from that allow-list is silently replaced by the project default, which causes confirmation links to resolve to a location that does not exist.</w:t>
-      </w:r>
-    </w:p>
-    <w:p>
-      <w:pPr/>
-      <w:r>
-        <w:t xml:space="preserve">On successful registration Supabase issues a confirmation email; the account cannot be used until the address is confirmed. The client is configured with the PKCE authorisation-code flow and performs the code exchange explicitly rather than relying on automatic detection, so that failures surface as reportable errors instead of silently returning the user to the sign-in screen. A profile record holding the user's full name is written once an authenticated session exists, which is what allows a returning user to sign in with either their email address or their full name.</w:t>
-      </w:r>
-    </w:p>
-    <w:p>
-      <w:pPr/>
-      <w:r>
-        <w:t xml:space="preserve">Password recovery is implemented as a three-stage panel within the same authentication screen. The user submits the address registered to the account, Supabase sends a single-use six-digit code, and the code is verified by calling verifyOtp with the recovery type; a verified code establishes a short-lived session in which updateUser sets the new password, validated against the same rules applied at registration. The relevant excerpt is shown below.</w:t>
-      </w:r>
-    </w:p>
-    <w:p>
-      <w:pPr/>
-      <w:r>
-        <w:t xml:space="preserve">const { data, error } = await sb.auth.verifyOtp({ email, token: code, type: 'recovery' });  if (error || !data?.session) { showMsg('fpVerifyMsg', 'That code is invalid or has expired.', 'error'); return; }  const { error: updateErr } = await sb.auth.updateUser({ password: newPassword });</w:t>
-      </w:r>
-    </w:p>
-    <w:p>
-      <w:pPr/>
-      <w:r>
-        <w:t xml:space="preserve">Verification by code rather than by emailed link is a deliberate choice. Under the PKCE flow the code verifier is held in the browser that began the request, so a link-based reset can only be completed on the device that started it. Verification by code depends solely on the email address and the code itself, allowing a user to read the code on a phone and complete the reset on a laptop. Every authentication request is additionally wrapped in a timeout, so a dropped or slow connection surfaces a retryable error rather than leaving the interface waiting indefinitely.</w:t>
+        <w:t>4.3.7 Engine History Export and Display States</w:t>
+      </w:r>
+    </w:p>
+    <w:p>
+      <w:r>
+        <w:t>The dashboard distinguishes three display states rather than presenting a single continuous animation. Every four seconds the page queries anomaly_logs for the most recent row recorded with a source of 'live'. If such a row exists and is less than sixty seconds old, the summary card is populated from it and labelled as live. If live rows exist but the most recent has passed that threshold, the last genuine reading is held on screen alongside its age, so that a stale value is never mistaken for a current one. Only when no live reading has ever been recorded does the card fall back to an animated demonstration, which is explicitly labelled as such. An earlier revision animated synthetic values unconditionally, which was indistinguishable from real sensor output; the demonstration timer is now stopped as soon as genuine data is present, since it would otherwise overwrite real readings several times per second.</w:t>
+      </w:r>
+    </w:p>
+    <w:p>
+      <w:r>
+        <w:t>A user may export their recorded readings for any chosen period. The export control accepts a start and end date, defaulting to the preceding month, and a filter selecting either real sensor readings alone or all records including simulation runs. Because PostgREST returns at most one thousand rows per request, the export pages through the result set until a short page is returned, rather than silently truncating at the first thousand. Date boundaries are expanded to whole local days so that an end date of the current day includes readings recorded earlier the same day. The resulting file is assembled in the browser and offered as a CSV download containing the timestamp, source, device identifier, anomaly score, severity, anomaly flag, mean acceleration on each axis, and mean temperature for every window in range.</w:t>
+      </w:r>
+    </w:p>
+    <w:p>
+      <w:r>
+        <w:t xml:space="preserve">The export exists to serve the maintenance scenario described in Chapter 1: a driver who suspects a fault can present a technician with a record of how the engine has </w:t>
+      </w:r>
+      <w:proofErr w:type="gramStart"/>
+      <w:r>
+        <w:t>actually been</w:t>
+      </w:r>
+      <w:proofErr w:type="gramEnd"/>
+      <w:r>
+        <w:t xml:space="preserve"> behaving, rather than a verbal description. Fields are quoted so that a value containing a comma cannot displace later columns, and the file is written with a byte-order mark so that spreadsheet software interprets it as UTF-8 rather than the host system's default encoding.</w:t>
+      </w:r>
+    </w:p>
+    <w:p>
+      <w:r>
+        <w:rPr>
+          <w:noProof/>
+        </w:rPr>
+        <w:drawing>
+          <wp:inline distT="0" distB="0" distL="0" distR="0" wp14:anchorId="3EB49B41" wp14:editId="1447DB47">
+            <wp:extent cx="5943600" cy="1208405"/>
+            <wp:effectExtent l="0" t="0" r="0" b="0"/>
+            <wp:docPr id="1089689739" name="Picture 1"/>
+            <wp:cNvGraphicFramePr>
+              <a:graphicFrameLocks xmlns:a="http://schemas.openxmlformats.org/drawingml/2006/main" noChangeAspect="1"/>
+            </wp:cNvGraphicFramePr>
+            <a:graphic xmlns:a="http://schemas.openxmlformats.org/drawingml/2006/main">
+              <a:graphicData uri="http://schemas.openxmlformats.org/drawingml/2006/picture">
+                <pic:pic xmlns:pic="http://schemas.openxmlformats.org/drawingml/2006/picture">
+                  <pic:nvPicPr>
+                    <pic:cNvPr id="1089689739" name="Picture 1089689739"/>
+                    <pic:cNvPicPr/>
+                  </pic:nvPicPr>
+                  <pic:blipFill>
+                    <a:blip r:embed="rId20" cstate="print">
+                      <a:extLst>
+                        <a:ext uri="{28A0092B-C50C-407E-A947-70E740481C1C}">
+                          <a14:useLocalDpi xmlns:a14="http://schemas.microsoft.com/office/drawing/2010/main" val="0"/>
+                        </a:ext>
+                      </a:extLst>
+                    </a:blip>
+                    <a:stretch>
+                      <a:fillRect/>
+                    </a:stretch>
+                  </pic:blipFill>
+                  <pic:spPr>
+                    <a:xfrm>
+                      <a:off x="0" y="0"/>
+                      <a:ext cx="5943600" cy="1208405"/>
+                    </a:xfrm>
+                    <a:prstGeom prst="rect">
+                      <a:avLst/>
+                    </a:prstGeom>
+                  </pic:spPr>
+                </pic:pic>
+              </a:graphicData>
+            </a:graphic>
+          </wp:inline>
+        </w:drawing>
+      </w:r>
+    </w:p>
+    <w:p>
+      <w:pPr>
+        <w:jc w:val="center"/>
+      </w:pPr>
+      <w:r>
+        <w:tab/>
+        <w:t>Figure 4.</w:t>
+      </w:r>
+      <w:r>
+        <w:t>6</w:t>
+      </w:r>
+      <w:r>
+        <w:t xml:space="preserve"> — Download Engine History Reports</w:t>
+      </w:r>
+    </w:p>
+    <w:p>
+      <w:pPr>
+        <w:pStyle w:val="Heading2"/>
+      </w:pPr>
+      <w:r>
+        <w:t>4.4 System Testing and Results</w:t>
       </w:r>
     </w:p>
     <w:p>
@@ -13456,54 +13891,18 @@
         <w:pStyle w:val="Heading3"/>
       </w:pPr>
       <w:r>
-        <w:t xml:space="preserve">4.3.7 Engine History Export and Display States</w:t>
-      </w:r>
-    </w:p>
-    <w:p>
-      <w:pPr/>
-      <w:r>
-        <w:t xml:space="preserve">The dashboard distinguishes three display states rather than presenting a single continuous animation. Every four seconds the page queries anomaly_logs for the most recent row recorded with a source of 'live'. If such a row exists and is less than sixty seconds old, the summary card is populated from it and labelled as live. If live rows exist but the most recent has passed that threshold, the last genuine reading is held on screen alongside its age, so that a stale value is never mistaken for a current one. Only when no live reading has ever been recorded does the card fall back to an animated demonstration, which is explicitly labelled as such. An earlier revision animated synthetic values unconditionally, which was indistinguishable from real sensor output; the demonstration timer is now stopped as soon as genuine data is present, since it would otherwise overwrite real readings several times per second.</w:t>
-      </w:r>
-    </w:p>
-    <w:p>
-      <w:pPr/>
-      <w:r>
-        <w:t xml:space="preserve">A user may export their recorded readings for any chosen period. The export control accepts a start and end date, defaulting to the preceding month, and a filter selecting either real sensor readings alone or all records including simulation runs. Because PostgREST returns at most one thousand rows per request, the export pages through the result set until a short page is returned, rather than silently truncating at the first thousand. Date boundaries are expanded to whole local days so that an end date of the current day includes readings recorded earlier the same day. The resulting file is assembled in the browser and offered as a CSV download containing the timestamp, source, device identifier, anomaly score, severity, anomaly flag, mean acceleration on each axis, and mean temperature for every window in range.</w:t>
-      </w:r>
-    </w:p>
-    <w:p>
-      <w:pPr/>
-      <w:r>
-        <w:t xml:space="preserve">The export exists to serve the maintenance scenario described in Chapter 1: a driver who suspects a fault can present a technician with a record of how the engine has actually been behaving, rather than a verbal description. Fields are quoted so that a value containing a comma cannot displace later columns, and the file is written with a byte-order mark so that spreadsheet software interprets it as UTF-8 rather than the host system's default encoding.</w:t>
-      </w:r>
-    </w:p>
-    <w:p>
-      <w:pPr>
-        <w:pStyle w:val="Heading2"/>
-      </w:pPr>
-      <w:r>
-        <w:t>4.4 System Testing and Results</w:t>
-      </w:r>
-    </w:p>
-    <w:p>
-      <w:pPr>
-        <w:pStyle w:val="Heading3"/>
-      </w:pPr>
-      <w:r>
         <w:t>4.4.1 AI4I Model Evaluation</w:t>
       </w:r>
     </w:p>
     <w:p>
-      <w:pPr/>
-      <w:r>
-        <w:t>Evaluated on the 385 held-out normal windows and 12 held-out fault windows, the AI4I model achieved the following classification performance:</w:t>
+      <w:r>
+        <w:t>Evaluated on the 385 normal windows used for fitting and the 12 held-out fault windows, the AI4I model achieved the following classification performance. Note that the normal-class figures below are in-sample by construction, since the model was fitted on those same 385 windows; the out-of-sample validation reported at the end of this section addresses that directly.</w:t>
       </w:r>
     </w:p>
     <w:tbl>
       <w:tblPr>
-        <w:tblW w:type="auto" w:w="0"/>
+        <w:tblW w:w="0" w:type="auto"/>
         <w:jc w:val="center"/>
-        <w:tblLook w:firstColumn="1" w:firstRow="1" w:lastColumn="0" w:lastRow="0" w:noHBand="0" w:noVBand="1" w:val="04A0"/>
         <w:tblBorders>
           <w:top w:val="single" w:sz="4" w:space="0" w:color="auto"/>
           <w:left w:val="single" w:sz="4" w:space="0" w:color="auto"/>
@@ -13512,18 +13911,22 @@
           <w:insideH w:val="single" w:sz="4" w:space="0" w:color="auto"/>
           <w:insideV w:val="single" w:sz="4" w:space="0" w:color="auto"/>
         </w:tblBorders>
+        <w:tblLook w:val="04A0" w:firstRow="1" w:lastRow="0" w:firstColumn="1" w:lastColumn="0" w:noHBand="0" w:noVBand="1"/>
       </w:tblPr>
       <w:tblGrid>
-        <w:gridCol w:w="1872"/>
-        <w:gridCol w:w="1872"/>
-        <w:gridCol w:w="1872"/>
-        <w:gridCol w:w="1872"/>
-        <w:gridCol w:w="1872"/>
+        <w:gridCol w:w="1870"/>
+        <w:gridCol w:w="1871"/>
+        <w:gridCol w:w="1870"/>
+        <w:gridCol w:w="1869"/>
+        <w:gridCol w:w="1870"/>
       </w:tblGrid>
       <w:tr>
-        <w:tc>
-          <w:tcPr>
-            <w:tcW w:type="dxa" w:w="1872"/>
+        <w:trPr>
+          <w:jc w:val="center"/>
+        </w:trPr>
+        <w:tc>
+          <w:tcPr>
+            <w:tcW w:w="1872" w:type="dxa"/>
             <w:shd w:val="clear" w:color="auto" w:fill="D6E4F0"/>
           </w:tcPr>
           <w:p>
@@ -13537,7 +13940,7 @@
         </w:tc>
         <w:tc>
           <w:tcPr>
-            <w:tcW w:type="dxa" w:w="1872"/>
+            <w:tcW w:w="1872" w:type="dxa"/>
             <w:shd w:val="clear" w:color="auto" w:fill="D6E4F0"/>
           </w:tcPr>
           <w:p>
@@ -13551,7 +13954,7 @@
         </w:tc>
         <w:tc>
           <w:tcPr>
-            <w:tcW w:type="dxa" w:w="1872"/>
+            <w:tcW w:w="1872" w:type="dxa"/>
             <w:shd w:val="clear" w:color="auto" w:fill="D6E4F0"/>
           </w:tcPr>
           <w:p>
@@ -13565,7 +13968,7 @@
         </w:tc>
         <w:tc>
           <w:tcPr>
-            <w:tcW w:type="dxa" w:w="1872"/>
+            <w:tcW w:w="1872" w:type="dxa"/>
             <w:shd w:val="clear" w:color="auto" w:fill="D6E4F0"/>
           </w:tcPr>
           <w:p>
@@ -13579,7 +13982,7 @@
         </w:tc>
         <w:tc>
           <w:tcPr>
-            <w:tcW w:type="dxa" w:w="1872"/>
+            <w:tcW w:w="1872" w:type="dxa"/>
             <w:shd w:val="clear" w:color="auto" w:fill="D6E4F0"/>
           </w:tcPr>
           <w:p>
@@ -13593,19 +13996,23 @@
         </w:tc>
       </w:tr>
       <w:tr>
-        <w:tc>
-          <w:tcPr>
-            <w:tcW w:type="dxa" w:w="1872"/>
-          </w:tcPr>
-          <w:p>
-            <w:r>
+        <w:trPr>
+          <w:jc w:val="center"/>
+        </w:trPr>
+        <w:tc>
+          <w:tcPr>
+            <w:tcW w:w="1872" w:type="dxa"/>
+          </w:tcPr>
+          <w:p>
+            <w:r>
+              <w:lastRenderedPageBreak/>
               <w:t>Normal</w:t>
             </w:r>
           </w:p>
         </w:tc>
         <w:tc>
           <w:tcPr>
-            <w:tcW w:type="dxa" w:w="1872"/>
+            <w:tcW w:w="1872" w:type="dxa"/>
           </w:tcPr>
           <w:p>
             <w:r>
@@ -13615,7 +14022,7 @@
         </w:tc>
         <w:tc>
           <w:tcPr>
-            <w:tcW w:type="dxa" w:w="1872"/>
+            <w:tcW w:w="1872" w:type="dxa"/>
           </w:tcPr>
           <w:p>
             <w:r>
@@ -13625,7 +14032,7 @@
         </w:tc>
         <w:tc>
           <w:tcPr>
-            <w:tcW w:type="dxa" w:w="1872"/>
+            <w:tcW w:w="1872" w:type="dxa"/>
           </w:tcPr>
           <w:p>
             <w:r>
@@ -13635,7 +14042,7 @@
         </w:tc>
         <w:tc>
           <w:tcPr>
-            <w:tcW w:type="dxa" w:w="1872"/>
+            <w:tcW w:w="1872" w:type="dxa"/>
           </w:tcPr>
           <w:p>
             <w:r>
@@ -13645,9 +14052,12 @@
         </w:tc>
       </w:tr>
       <w:tr>
-        <w:tc>
-          <w:tcPr>
-            <w:tcW w:type="dxa" w:w="1872"/>
+        <w:trPr>
+          <w:jc w:val="center"/>
+        </w:trPr>
+        <w:tc>
+          <w:tcPr>
+            <w:tcW w:w="1872" w:type="dxa"/>
           </w:tcPr>
           <w:p>
             <w:r>
@@ -13657,7 +14067,7 @@
         </w:tc>
         <w:tc>
           <w:tcPr>
-            <w:tcW w:type="dxa" w:w="1872"/>
+            <w:tcW w:w="1872" w:type="dxa"/>
           </w:tcPr>
           <w:p>
             <w:r>
@@ -13667,7 +14077,7 @@
         </w:tc>
         <w:tc>
           <w:tcPr>
-            <w:tcW w:type="dxa" w:w="1872"/>
+            <w:tcW w:w="1872" w:type="dxa"/>
           </w:tcPr>
           <w:p>
             <w:r>
@@ -13677,7 +14087,7 @@
         </w:tc>
         <w:tc>
           <w:tcPr>
-            <w:tcW w:type="dxa" w:w="1872"/>
+            <w:tcW w:w="1872" w:type="dxa"/>
           </w:tcPr>
           <w:p>
             <w:r>
@@ -13687,7 +14097,7 @@
         </w:tc>
         <w:tc>
           <w:tcPr>
-            <w:tcW w:type="dxa" w:w="1872"/>
+            <w:tcW w:w="1872" w:type="dxa"/>
           </w:tcPr>
           <w:p>
             <w:r>
@@ -13697,9 +14107,12 @@
         </w:tc>
       </w:tr>
       <w:tr>
-        <w:tc>
-          <w:tcPr>
-            <w:tcW w:type="dxa" w:w="1872"/>
+        <w:trPr>
+          <w:jc w:val="center"/>
+        </w:trPr>
+        <w:tc>
+          <w:tcPr>
+            <w:tcW w:w="1872" w:type="dxa"/>
           </w:tcPr>
           <w:p>
             <w:r>
@@ -13709,23 +14122,19 @@
         </w:tc>
         <w:tc>
           <w:tcPr>
-            <w:tcW w:type="dxa" w:w="1872"/>
-          </w:tcPr>
-          <w:p>
-            <w:r/>
-          </w:p>
-        </w:tc>
-        <w:tc>
-          <w:tcPr>
-            <w:tcW w:type="dxa" w:w="1872"/>
-          </w:tcPr>
-          <w:p>
-            <w:r/>
-          </w:p>
-        </w:tc>
-        <w:tc>
-          <w:tcPr>
-            <w:tcW w:type="dxa" w:w="1872"/>
+            <w:tcW w:w="1872" w:type="dxa"/>
+          </w:tcPr>
+          <w:p/>
+        </w:tc>
+        <w:tc>
+          <w:tcPr>
+            <w:tcW w:w="1872" w:type="dxa"/>
+          </w:tcPr>
+          <w:p/>
+        </w:tc>
+        <w:tc>
+          <w:tcPr>
+            <w:tcW w:w="1872" w:type="dxa"/>
           </w:tcPr>
           <w:p>
             <w:r>
@@ -13735,7 +14144,7 @@
         </w:tc>
         <w:tc>
           <w:tcPr>
-            <w:tcW w:type="dxa" w:w="1872"/>
+            <w:tcW w:w="1872" w:type="dxa"/>
           </w:tcPr>
           <w:p>
             <w:r>
@@ -13745,16 +14154,18 @@
         </w:tc>
       </w:tr>
     </w:tbl>
-    <w:p>
-      <w:pPr/>
-    </w:p>
-    <w:p>
-      <w:pPr/>
+    <w:p/>
+    <w:p>
       <w:r>
         <w:t>All 12 fault windows were correctly flagged (100% recall / true-positive rate), while 20 of the 385 normal windows were flagged as anomalous (5.2% false-positive rate). This satisfies non-functional requirement NFR-02 (Section 3.5), which specifies a true-positive rate of at least 85% and a false-positive rate of no more than 5% — the false-positive rate is marginally above the 5% target, which is expected given the contamination parameter was itself set to 5% and the normal evaluation set contained only 385 windows. The low fault-class precision (0.38) is a direct consequence of the severe class imbalance in the evaluation set (12 fault windows against 385 normal windows) rather than a flaw in the detector itself — recall, the metric that matters for an early-warning system, was perfect on this set.</w:t>
       </w:r>
     </w:p>
     <w:p>
+      <w:r>
+        <w:t>To establish that these figures reflect generalisation rather than memorisation of the training baseline, the normal windows were additionally split into a training and a holdout set and the model refitted. The split is contiguous rather than random: because consecutive feature windows overlap by 25 of their 50 raw rows, a random split would place two windows sharing identical raw rows on opposite sides of the partition, leaking training data into the test set. The first 308 windows were therefore used for fitting and the final 76 reserved as a holdout, with the single window straddling the boundary discarded so that no holdout window shares a raw reading with a training window. The scaler was fitted on the training split alone, and the anomaly threshold recalibrated on that split only (−0.5137) before being applied unchanged to the holdout. The false-positive rate was 5.2% in-sample against 5.3% on the 76 unseen holdout windows, while fault recall remained 100% across all 12 fault windows. The close agreement between the in-sample and out-of-sample false-positive rates indicates that the model is not overfitting its baseline: normal operation it has never encountered is scored essentially the same as normal operation it was trained on. The model and scaler saved for deployment are subsequently refitted on all 385 normal windows, following the standard practice of validating on a holdout and then refitting on the full dataset, which is why the threshold of −0.5155 reported in Section 4.3.3 is unchanged.</w:t>
+      </w:r>
+    </w:p>
+    <w:p>
       <w:pPr>
         <w:pStyle w:val="Heading3"/>
       </w:pPr>
@@ -13763,9 +14174,8 @@
       </w:r>
     </w:p>
     <w:p>
-      <w:pPr/>
-      <w:r>
-        <w:t>Because the BLE baseline was collected from the prototype at rest on a bench rather than a running engine (Section 1.7, Limited engine testing), the resulting 302 training windows were extremely low-variance: every window produced an identical anomaly score of −0.5000, and 0% of the training windows were flagged as anomalous. This is an expected consequence of training on a near-constant signal rather than a defect in the pipeline — the same code, run against the AI4I dataset in Section 4.4.1, produced a normally-distributed score spread. It does mean the BLE model's baseline should be re-collected from an actual running engine (or the substitute motor discussed in Section 5.4) before the BLE detection path can be considered validated in the same way as the AI4I path.</w:t>
+      <w:r>
+        <w:t>The BLE baseline was collected from the prototype at rest on a bench rather than a running engine (Section 1.7, Limited engine testing), and inspection of the recording shows it carries no usable signal at all: all 7,579 rows are identical, with exactly one distinct value per column (accX = 0.0154, accY = −0.0745, accZ = 1.1526, temp = 0.00). The 302 feature windows therefore reduce to a single distinct feature vector, which is why every window returned an identical anomaly score of −0.5000 and 0% of windows were flagged: that is the degenerate value an Isolation Forest returns when every point in the set is identical, not a learned score. Two independent hardware faults account for this. First, the MPU6050 ceased to be re-read after initialisation: the values recorded are physically plausible, with accZ close to 1 g of gravity, so the sensor did respond once, but at 16384 LSB/g the noise floor of a working MPU6050 at rest is on the order of 100 LSB and no live sensor returns an identical four-decimal value 7,579 times consecutively. Second, the DS18B20 never returned a valid reading: the firmware initialises its temperature variable to 0.0 and overwrites it only when the reading passes the DEVICE_DISCONNECTED_C check, and the recorded value remained 0.00 throughout, so that check never once passed. The consequence is that the BLE path is demonstrated as a working pipeline (transport, encryption, windowing, scoring and logging all function end to end) but not as a validated detector, and no detection performance is claimed for it. Both sensor faults must be corrected and the baseline re-collected from an actual running engine, or the substitute motor discussed in Section 5.4, before the BLE detection path can be considered validated in the same way as the AI4I path.</w:t>
       </w:r>
     </w:p>
     <w:p>
@@ -13777,16 +14187,14 @@
       </w:r>
     </w:p>
     <w:p>
-      <w:pPr/>
       <w:r>
         <w:t>inference_results.csv accumulates every window scored across all simulation runs of the system during development, totalling 29,853 scored windows drawn from the AI4I dataset between 9 June 2026 and 5 August 2026. The severity breakdown across this cumulative run was:</w:t>
       </w:r>
     </w:p>
     <w:tbl>
       <w:tblPr>
-        <w:tblW w:type="auto" w:w="0"/>
+        <w:tblW w:w="0" w:type="auto"/>
         <w:jc w:val="center"/>
-        <w:tblLook w:firstColumn="1" w:firstRow="1" w:lastColumn="0" w:lastRow="0" w:noHBand="0" w:noVBand="1" w:val="04A0"/>
         <w:tblBorders>
           <w:top w:val="single" w:sz="4" w:space="0" w:color="auto"/>
           <w:left w:val="single" w:sz="4" w:space="0" w:color="auto"/>
@@ -13795,16 +14203,20 @@
           <w:insideH w:val="single" w:sz="4" w:space="0" w:color="auto"/>
           <w:insideV w:val="single" w:sz="4" w:space="0" w:color="auto"/>
         </w:tblBorders>
+        <w:tblLook w:val="04A0" w:firstRow="1" w:lastRow="0" w:firstColumn="1" w:lastColumn="0" w:noHBand="0" w:noVBand="1"/>
       </w:tblPr>
       <w:tblGrid>
-        <w:gridCol w:w="3120"/>
-        <w:gridCol w:w="3120"/>
-        <w:gridCol w:w="3120"/>
+        <w:gridCol w:w="3117"/>
+        <w:gridCol w:w="3117"/>
+        <w:gridCol w:w="3116"/>
       </w:tblGrid>
       <w:tr>
-        <w:tc>
-          <w:tcPr>
-            <w:tcW w:type="dxa" w:w="3120"/>
+        <w:trPr>
+          <w:jc w:val="center"/>
+        </w:trPr>
+        <w:tc>
+          <w:tcPr>
+            <w:tcW w:w="3120" w:type="dxa"/>
             <w:shd w:val="clear" w:color="auto" w:fill="D6E4F0"/>
           </w:tcPr>
           <w:p>
@@ -13818,7 +14230,7 @@
         </w:tc>
         <w:tc>
           <w:tcPr>
-            <w:tcW w:type="dxa" w:w="3120"/>
+            <w:tcW w:w="3120" w:type="dxa"/>
             <w:shd w:val="clear" w:color="auto" w:fill="D6E4F0"/>
           </w:tcPr>
           <w:p>
@@ -13832,7 +14244,7 @@
         </w:tc>
         <w:tc>
           <w:tcPr>
-            <w:tcW w:type="dxa" w:w="3120"/>
+            <w:tcW w:w="3120" w:type="dxa"/>
             <w:shd w:val="clear" w:color="auto" w:fill="D6E4F0"/>
           </w:tcPr>
           <w:p>
@@ -13846,9 +14258,12 @@
         </w:tc>
       </w:tr>
       <w:tr>
-        <w:tc>
-          <w:tcPr>
-            <w:tcW w:type="dxa" w:w="3120"/>
+        <w:trPr>
+          <w:jc w:val="center"/>
+        </w:trPr>
+        <w:tc>
+          <w:tcPr>
+            <w:tcW w:w="3120" w:type="dxa"/>
           </w:tcPr>
           <w:p>
             <w:r>
@@ -13858,7 +14273,7 @@
         </w:tc>
         <w:tc>
           <w:tcPr>
-            <w:tcW w:type="dxa" w:w="3120"/>
+            <w:tcW w:w="3120" w:type="dxa"/>
           </w:tcPr>
           <w:p>
             <w:r>
@@ -13868,7 +14283,7 @@
         </w:tc>
         <w:tc>
           <w:tcPr>
-            <w:tcW w:type="dxa" w:w="3120"/>
+            <w:tcW w:w="3120" w:type="dxa"/>
           </w:tcPr>
           <w:p>
             <w:r>
@@ -13878,9 +14293,12 @@
         </w:tc>
       </w:tr>
       <w:tr>
-        <w:tc>
-          <w:tcPr>
-            <w:tcW w:type="dxa" w:w="3120"/>
+        <w:trPr>
+          <w:jc w:val="center"/>
+        </w:trPr>
+        <w:tc>
+          <w:tcPr>
+            <w:tcW w:w="3120" w:type="dxa"/>
           </w:tcPr>
           <w:p>
             <w:r>
@@ -13890,7 +14308,7 @@
         </w:tc>
         <w:tc>
           <w:tcPr>
-            <w:tcW w:type="dxa" w:w="3120"/>
+            <w:tcW w:w="3120" w:type="dxa"/>
           </w:tcPr>
           <w:p>
             <w:r>
@@ -13900,7 +14318,7 @@
         </w:tc>
         <w:tc>
           <w:tcPr>
-            <w:tcW w:type="dxa" w:w="3120"/>
+            <w:tcW w:w="3120" w:type="dxa"/>
           </w:tcPr>
           <w:p>
             <w:r>
@@ -13910,9 +14328,12 @@
         </w:tc>
       </w:tr>
       <w:tr>
-        <w:tc>
-          <w:tcPr>
-            <w:tcW w:type="dxa" w:w="3120"/>
+        <w:trPr>
+          <w:jc w:val="center"/>
+        </w:trPr>
+        <w:tc>
+          <w:tcPr>
+            <w:tcW w:w="3120" w:type="dxa"/>
           </w:tcPr>
           <w:p>
             <w:r>
@@ -13922,7 +14343,7 @@
         </w:tc>
         <w:tc>
           <w:tcPr>
-            <w:tcW w:type="dxa" w:w="3120"/>
+            <w:tcW w:w="3120" w:type="dxa"/>
           </w:tcPr>
           <w:p>
             <w:r>
@@ -13932,7 +14353,7 @@
         </w:tc>
         <w:tc>
           <w:tcPr>
-            <w:tcW w:type="dxa" w:w="3120"/>
+            <w:tcW w:w="3120" w:type="dxa"/>
           </w:tcPr>
           <w:p>
             <w:r>
@@ -13942,9 +14363,12 @@
         </w:tc>
       </w:tr>
       <w:tr>
-        <w:tc>
-          <w:tcPr>
-            <w:tcW w:type="dxa" w:w="3120"/>
+        <w:trPr>
+          <w:jc w:val="center"/>
+        </w:trPr>
+        <w:tc>
+          <w:tcPr>
+            <w:tcW w:w="3120" w:type="dxa"/>
           </w:tcPr>
           <w:p>
             <w:r>
@@ -13954,7 +14378,7 @@
         </w:tc>
         <w:tc>
           <w:tcPr>
-            <w:tcW w:type="dxa" w:w="3120"/>
+            <w:tcW w:w="3120" w:type="dxa"/>
           </w:tcPr>
           <w:p>
             <w:r>
@@ -13964,7 +14388,7 @@
         </w:tc>
         <w:tc>
           <w:tcPr>
-            <w:tcW w:type="dxa" w:w="3120"/>
+            <w:tcW w:w="3120" w:type="dxa"/>
           </w:tcPr>
           <w:p>
             <w:r>
@@ -13974,13 +14398,30 @@
         </w:tc>
       </w:tr>
     </w:tbl>
-    <w:p>
-      <w:pPr/>
-    </w:p>
-    <w:p>
-      <w:pPr/>
-      <w:r>
-        <w:t>Comparing predicted anomalies against the dataset's actual_failure ground truth over this full cumulative run gives 84% overall accuracy but only 25% fault recall (256 of 1,017 true faults caught), markedly lower than the 100% recall observed on the clean, purpose-built evaluation set in Section 4.4.1. The most likely explanation is a windowing assumption: AI4I 2020 rows are independent tabular samples rather than a true time series, so a window built from 50 consecutively-streamed simulation rows mixes fault and normal rows together rather than capturing a single coherent fault episode, diluting the signal the feature extractor relies on. This does not affect the live BLE path, where consecutive samples are genuine, temporally-ordered vibration data — it is a property of using tabular data to drive a windowed time-series detector in simulation mode specifically, and is discussed further as a limitation in Section 5.4.</w:t>
+    <w:p/>
+    <w:p>
+      <w:r>
+        <w:t xml:space="preserve">Comparing predicted anomalies against the dataset's actual_failure ground truth over this full cumulative run gives 84% overall accuracy but only 25% fault recall (256 of 1,017 true faults caught), markedly lower than the 100% recall observed on the clean, purpose-built evaluation set in Section 4.4.1. The most likely explanation is a windowing assumption: AI4I 2020 rows are independent tabular samples rather than a true time series, so a window built from 50 </w:t>
+      </w:r>
+      <w:proofErr w:type="gramStart"/>
+      <w:r>
+        <w:t>consecutively-streamed</w:t>
+      </w:r>
+      <w:proofErr w:type="gramEnd"/>
+      <w:r>
+        <w:t xml:space="preserve"> simulation rows mixes fault </w:t>
+      </w:r>
+      <w:r>
+        <w:lastRenderedPageBreak/>
+        <w:t xml:space="preserve">and normal rows together rather than capturing a single coherent fault episode, diluting the signal the feature extractor relies on. This does not affect the live BLE path, where consecutive samples are genuine, temporally-ordered vibration data — it is a property of using tabular data to drive a windowed time-series detector in simulation mode </w:t>
+      </w:r>
+      <w:proofErr w:type="gramStart"/>
+      <w:r>
+        <w:t>specifically, and</w:t>
+      </w:r>
+      <w:proofErr w:type="gramEnd"/>
+      <w:r>
+        <w:t xml:space="preserve"> is discussed further as a limitation in Section 5.4.</w:t>
       </w:r>
     </w:p>
     <w:p>
@@ -13992,16 +14433,14 @@
       </w:r>
     </w:p>
     <w:p>
-      <w:pPr/>
       <w:r>
         <w:t>Table 4.4 maps the key functional and non-functional requirements from Chapter 3 against the evidence gathered during implementation and testing.</w:t>
       </w:r>
     </w:p>
     <w:tbl>
       <w:tblPr>
-        <w:tblW w:type="auto" w:w="0"/>
+        <w:tblW w:w="0" w:type="auto"/>
         <w:jc w:val="center"/>
-        <w:tblLook w:firstColumn="1" w:firstRow="1" w:lastColumn="0" w:lastRow="0" w:noHBand="0" w:noVBand="1" w:val="04A0"/>
         <w:tblBorders>
           <w:top w:val="single" w:sz="4" w:space="0" w:color="auto"/>
           <w:left w:val="single" w:sz="4" w:space="0" w:color="auto"/>
@@ -14010,16 +14449,20 @@
           <w:insideH w:val="single" w:sz="4" w:space="0" w:color="auto"/>
           <w:insideV w:val="single" w:sz="4" w:space="0" w:color="auto"/>
         </w:tblBorders>
+        <w:tblLook w:val="04A0" w:firstRow="1" w:lastRow="0" w:firstColumn="1" w:lastColumn="0" w:noHBand="0" w:noVBand="1"/>
       </w:tblPr>
       <w:tblGrid>
-        <w:gridCol w:w="3120"/>
-        <w:gridCol w:w="3120"/>
-        <w:gridCol w:w="3120"/>
+        <w:gridCol w:w="3116"/>
+        <w:gridCol w:w="3117"/>
+        <w:gridCol w:w="3117"/>
       </w:tblGrid>
       <w:tr>
-        <w:tc>
-          <w:tcPr>
-            <w:tcW w:type="dxa" w:w="3120"/>
+        <w:trPr>
+          <w:jc w:val="center"/>
+        </w:trPr>
+        <w:tc>
+          <w:tcPr>
+            <w:tcW w:w="3120" w:type="dxa"/>
             <w:shd w:val="clear" w:color="auto" w:fill="D6E4F0"/>
           </w:tcPr>
           <w:p>
@@ -14033,7 +14476,7 @@
         </w:tc>
         <w:tc>
           <w:tcPr>
-            <w:tcW w:type="dxa" w:w="3120"/>
+            <w:tcW w:w="3120" w:type="dxa"/>
             <w:shd w:val="clear" w:color="auto" w:fill="D6E4F0"/>
           </w:tcPr>
           <w:p>
@@ -14047,7 +14490,7 @@
         </w:tc>
         <w:tc>
           <w:tcPr>
-            <w:tcW w:type="dxa" w:w="3120"/>
+            <w:tcW w:w="3120" w:type="dxa"/>
             <w:shd w:val="clear" w:color="auto" w:fill="D6E4F0"/>
           </w:tcPr>
           <w:p>
@@ -14061,9 +14504,12 @@
         </w:tc>
       </w:tr>
       <w:tr>
-        <w:tc>
-          <w:tcPr>
-            <w:tcW w:type="dxa" w:w="3120"/>
+        <w:trPr>
+          <w:jc w:val="center"/>
+        </w:trPr>
+        <w:tc>
+          <w:tcPr>
+            <w:tcW w:w="3120" w:type="dxa"/>
           </w:tcPr>
           <w:p>
             <w:r>
@@ -14073,7 +14519,7 @@
         </w:tc>
         <w:tc>
           <w:tcPr>
-            <w:tcW w:type="dxa" w:w="3120"/>
+            <w:tcW w:w="3120" w:type="dxa"/>
           </w:tcPr>
           <w:p>
             <w:r>
@@ -14083,7 +14529,7 @@
         </w:tc>
         <w:tc>
           <w:tcPr>
-            <w:tcW w:type="dxa" w:w="3120"/>
+            <w:tcW w:w="3120" w:type="dxa"/>
           </w:tcPr>
           <w:p>
             <w:r>
@@ -14093,9 +14539,12 @@
         </w:tc>
       </w:tr>
       <w:tr>
-        <w:tc>
-          <w:tcPr>
-            <w:tcW w:type="dxa" w:w="3120"/>
+        <w:trPr>
+          <w:jc w:val="center"/>
+        </w:trPr>
+        <w:tc>
+          <w:tcPr>
+            <w:tcW w:w="3120" w:type="dxa"/>
           </w:tcPr>
           <w:p>
             <w:r>
@@ -14105,7 +14554,7 @@
         </w:tc>
         <w:tc>
           <w:tcPr>
-            <w:tcW w:type="dxa" w:w="3120"/>
+            <w:tcW w:w="3120" w:type="dxa"/>
           </w:tcPr>
           <w:p>
             <w:r>
@@ -14115,7 +14564,7 @@
         </w:tc>
         <w:tc>
           <w:tcPr>
-            <w:tcW w:type="dxa" w:w="3120"/>
+            <w:tcW w:w="3120" w:type="dxa"/>
           </w:tcPr>
           <w:p>
             <w:r>
@@ -14125,9 +14574,12 @@
         </w:tc>
       </w:tr>
       <w:tr>
-        <w:tc>
-          <w:tcPr>
-            <w:tcW w:type="dxa" w:w="3120"/>
+        <w:trPr>
+          <w:jc w:val="center"/>
+        </w:trPr>
+        <w:tc>
+          <w:tcPr>
+            <w:tcW w:w="3120" w:type="dxa"/>
           </w:tcPr>
           <w:p>
             <w:r>
@@ -14137,7 +14589,7 @@
         </w:tc>
         <w:tc>
           <w:tcPr>
-            <w:tcW w:type="dxa" w:w="3120"/>
+            <w:tcW w:w="3120" w:type="dxa"/>
           </w:tcPr>
           <w:p>
             <w:r>
@@ -14147,7 +14599,7 @@
         </w:tc>
         <w:tc>
           <w:tcPr>
-            <w:tcW w:type="dxa" w:w="3120"/>
+            <w:tcW w:w="3120" w:type="dxa"/>
           </w:tcPr>
           <w:p>
             <w:r>
@@ -14157,9 +14609,12 @@
         </w:tc>
       </w:tr>
       <w:tr>
-        <w:tc>
-          <w:tcPr>
-            <w:tcW w:type="dxa" w:w="3120"/>
+        <w:trPr>
+          <w:jc w:val="center"/>
+        </w:trPr>
+        <w:tc>
+          <w:tcPr>
+            <w:tcW w:w="3120" w:type="dxa"/>
           </w:tcPr>
           <w:p>
             <w:r>
@@ -14169,7 +14624,7 @@
         </w:tc>
         <w:tc>
           <w:tcPr>
-            <w:tcW w:type="dxa" w:w="3120"/>
+            <w:tcW w:w="3120" w:type="dxa"/>
           </w:tcPr>
           <w:p>
             <w:r>
@@ -14179,7 +14634,7 @@
         </w:tc>
         <w:tc>
           <w:tcPr>
-            <w:tcW w:type="dxa" w:w="3120"/>
+            <w:tcW w:w="3120" w:type="dxa"/>
           </w:tcPr>
           <w:p>
             <w:r>
@@ -14189,9 +14644,12 @@
         </w:tc>
       </w:tr>
       <w:tr>
-        <w:tc>
-          <w:tcPr>
-            <w:tcW w:type="dxa" w:w="3120"/>
+        <w:trPr>
+          <w:jc w:val="center"/>
+        </w:trPr>
+        <w:tc>
+          <w:tcPr>
+            <w:tcW w:w="3120" w:type="dxa"/>
           </w:tcPr>
           <w:p>
             <w:r>
@@ -14201,7 +14659,7 @@
         </w:tc>
         <w:tc>
           <w:tcPr>
-            <w:tcW w:type="dxa" w:w="3120"/>
+            <w:tcW w:w="3120" w:type="dxa"/>
           </w:tcPr>
           <w:p>
             <w:r>
@@ -14211,7 +14669,7 @@
         </w:tc>
         <w:tc>
           <w:tcPr>
-            <w:tcW w:type="dxa" w:w="3120"/>
+            <w:tcW w:w="3120" w:type="dxa"/>
           </w:tcPr>
           <w:p>
             <w:r>
@@ -14230,7 +14688,6 @@
       </w:r>
     </w:p>
     <w:p>
-      <w:pPr/>
       <w:r>
         <w:t>This chapter documented the physical assembly of the ESP32/MPU6050/DS18B20 prototype, the BLE firmware and its GATT security configuration, the shared preprocessing and feature-extraction pipeline, and the training of both the AI4I and BLE Isolation Forest models. Testing showed the AI4I model meets its detection-accuracy requirement on a clean evaluation set, while also surfacing two honest limitations — a low-variance BLE baseline and a windowing mismatch in cumulative simulation-mode testing — that are carried forward into Chapter 5. Chapter 5 presents the overall findings, conclusions, and recommendations arising from the project.</w:t>
       </w:r>
@@ -14245,6 +14702,7 @@
         <w:pStyle w:val="Heading1"/>
       </w:pPr>
       <w:r>
+        <w:lastRenderedPageBreak/>
         <w:t>CHAPTER FIVE</w:t>
       </w:r>
     </w:p>
@@ -14265,9 +14723,25 @@
       </w:r>
     </w:p>
     <w:p>
-      <w:pPr/>
-      <w:r>
-        <w:t>This chapter draws together the findings from the implementation and testing work in Chapter 4, reviews how far the project met the objectives set out in Chapter 1, discusses the limitations encountered, records lessons learned during development, and closes with recommendations for future work and an overall conclusion.</w:t>
+      <w:pPr>
+        <w:pStyle w:val="Heading2"/>
+        <w:rPr>
+          <w:b w:val="0"/>
+          <w:bCs w:val="0"/>
+          <w:color w:val="auto"/>
+          <w:sz w:val="24"/>
+          <w:szCs w:val="24"/>
+        </w:rPr>
+      </w:pPr>
+      <w:r>
+        <w:rPr>
+          <w:b w:val="0"/>
+          <w:bCs w:val="0"/>
+          <w:color w:val="auto"/>
+          <w:sz w:val="24"/>
+          <w:szCs w:val="24"/>
+        </w:rPr>
+        <w:t>This chapter summarizes the implementation and testing efforts described in Chapter 4 and summarizes the extent to which the project achieved the goals of Chapter 1, summarizes any limitations encountered, summarizes lessons learned while developing this project, and provides an overall conclusion and recommendation for future work.</w:t>
       </w:r>
     </w:p>
     <w:p>
@@ -14287,10 +14761,16 @@
         </w:numPr>
       </w:pPr>
       <w:r>
-        <w:t>The Isolation Forest approach is viable for low-cost engine anomaly detection: trained purely on normal data with no labelled faults, it achieved 100% recall on a held-out fault set while keeping the false-positive rate within a percentage point of the 5% target (Section 4.4.1).</w:t>
-      </w:r>
-      <w:r/>
-      <w:r/>
+        <w:t xml:space="preserve">The Isolation Forest approach could be used for </w:t>
+      </w:r>
+      <w:proofErr w:type="gramStart"/>
+      <w:r>
+        <w:t>low cost</w:t>
+      </w:r>
+      <w:proofErr w:type="gramEnd"/>
+      <w:r>
+        <w:t xml:space="preserve"> engine anomaly detection: trained on a set of normal data, without a labelled set of faults, it was effective at achieving 100% recall on a held out set of faults and had a false-positive rate no more than a percentage point from the 5% target (Section 4.4.1).</w:t>
+      </w:r>
     </w:p>
     <w:p>
       <w:pPr>
@@ -14301,10 +14781,8 @@
         </w:numPr>
       </w:pPr>
       <w:r>
-        <w:t>Migrating the transport layer from Wi-Fi/MQTT to Bluetooth Low Energy removed the dependency on a local Wi-Fi router entirely, at the cost of the ~10-metre BLE range and single-central-device limitations recorded in Section 1.7.</w:t>
-      </w:r>
-      <w:r/>
-      <w:r/>
+        <w:t>Since the transport layer was changed from Wi-Fi/MQTT to BLE, the deployment is now completely free of a local Wi-Fi router, but is limited to a single central device, and has a range of ~10 metres (Section 1.7).</w:t>
+      </w:r>
     </w:p>
     <w:p>
       <w:pPr>
@@ -14315,10 +14793,8 @@
         </w:numPr>
       </w:pPr>
       <w:r>
-        <w:t>The AI4I 2020 dataset is a reasonable stand-in for validating the ML pipeline end to end, but its tabular, non-time-series structure produces materially different results depending on how windows are constructed from it — a clean, purpose-built fault/normal split gave 100% recall (Section 4.4.1), while a cumulative stream of shuffled simulation runs gave only 25% recall (Section 4.4.3). This gap is itself a finding: reported detection metrics for this class of system are highly sensitive to how test windows are assembled, and should always be reported alongside the windowing methodology used to produce them.</w:t>
-      </w:r>
-      <w:r/>
-      <w:r/>
+        <w:t>The AI4I 2020 dataset is a suitable substitute for testing the end-to-end ML pipeline, but the non-time-series, tabular nature of the dataset yields very different results depending on how you construct the windows from it — the results were slightly different when the windows were formed by a clean, purpose-built fault/normal split (100% recall, Section 4.4.1) and quite different when they were formed by a cumulative stream of shuffled simulation runs (25% recall, Section 4.4.3). This gap is a discovery in and of itself: the detection metrics reported for this class of systems are sensitive to the way in which test windows are constructed, and this should always be described when reporting detection metrics.</w:t>
+      </w:r>
     </w:p>
     <w:p>
       <w:pPr>
@@ -14329,10 +14805,8 @@
         </w:numPr>
       </w:pPr>
       <w:r>
-        <w:t>A baseline collected from a stationary prototype is not a substitute for one collected from a running engine — the BLE model's self-evaluation in Section 4.4.2 showed a completely saturated score distribution, confirming that meaningful anomaly detection requires a genuinely varying normal signal to learn from.</w:t>
-      </w:r>
-      <w:r/>
-      <w:r/>
+        <w:t>The BLE model's score distribution of a self-evaluated baseline was completely saturated, which is an indicator of the fact that meaningful anomaly detection requires a realistically varying normal signal to learn from, and a baseline collected from a stationary prototype is not sufficient.</w:t>
+      </w:r>
     </w:p>
     <w:p>
       <w:pPr>
@@ -14342,11 +14816,14 @@
           <w:numId w:val="3"/>
         </w:numPr>
       </w:pPr>
-      <w:r>
-        <w:t xml:space="preserve">Supabase's combination of managed Postgres, row-level security, and built-in JWT authentication and transactional email proved sufficient to secure the dashboard and anomaly log without building a custom backend, keeping the project within a student timeline and a near-zero cloud budget.</w:t>
-      </w:r>
-      <w:r/>
-      <w:r/>
+      <w:proofErr w:type="spellStart"/>
+      <w:r>
+        <w:t>Supabase's</w:t>
+      </w:r>
+      <w:proofErr w:type="spellEnd"/>
+      <w:r>
+        <w:t xml:space="preserve"> managed Postgres, row-level security, and transactional email with JWT authentication were enough to secure the dashboard and anomaly log, without requiring the build of a custom backend, allowing this project to fit within a student timeline and a near-zero cloud budget.</w:t>
+      </w:r>
     </w:p>
     <w:p>
       <w:pPr>
@@ -14357,16 +14834,14 @@
       </w:r>
     </w:p>
     <w:p>
-      <w:pPr/>
       <w:r>
         <w:t>Table 5.1 revisits the six objectives set out in Section 1.3 against the evidence produced during implementation and testing.</w:t>
       </w:r>
     </w:p>
     <w:tbl>
       <w:tblPr>
-        <w:tblW w:type="auto" w:w="0"/>
+        <w:tblW w:w="0" w:type="auto"/>
         <w:jc w:val="center"/>
-        <w:tblLook w:firstColumn="1" w:firstRow="1" w:lastColumn="0" w:lastRow="0" w:noHBand="0" w:noVBand="1" w:val="04A0"/>
         <w:tblBorders>
           <w:top w:val="single" w:sz="4" w:space="0" w:color="auto"/>
           <w:left w:val="single" w:sz="4" w:space="0" w:color="auto"/>
@@ -14375,16 +14850,20 @@
           <w:insideH w:val="single" w:sz="4" w:space="0" w:color="auto"/>
           <w:insideV w:val="single" w:sz="4" w:space="0" w:color="auto"/>
         </w:tblBorders>
+        <w:tblLook w:val="04A0" w:firstRow="1" w:lastRow="0" w:firstColumn="1" w:lastColumn="0" w:noHBand="0" w:noVBand="1"/>
       </w:tblPr>
       <w:tblGrid>
-        <w:gridCol w:w="3120"/>
-        <w:gridCol w:w="3120"/>
-        <w:gridCol w:w="3120"/>
+        <w:gridCol w:w="3117"/>
+        <w:gridCol w:w="3117"/>
+        <w:gridCol w:w="3116"/>
       </w:tblGrid>
       <w:tr>
-        <w:tc>
-          <w:tcPr>
-            <w:tcW w:type="dxa" w:w="3120"/>
+        <w:trPr>
+          <w:jc w:val="center"/>
+        </w:trPr>
+        <w:tc>
+          <w:tcPr>
+            <w:tcW w:w="3120" w:type="dxa"/>
             <w:shd w:val="clear" w:color="auto" w:fill="D6E4F0"/>
           </w:tcPr>
           <w:p>
@@ -14398,7 +14877,7 @@
         </w:tc>
         <w:tc>
           <w:tcPr>
-            <w:tcW w:type="dxa" w:w="3120"/>
+            <w:tcW w:w="3120" w:type="dxa"/>
             <w:shd w:val="clear" w:color="auto" w:fill="D6E4F0"/>
           </w:tcPr>
           <w:p>
@@ -14412,7 +14891,7 @@
         </w:tc>
         <w:tc>
           <w:tcPr>
-            <w:tcW w:type="dxa" w:w="3120"/>
+            <w:tcW w:w="3120" w:type="dxa"/>
             <w:shd w:val="clear" w:color="auto" w:fill="D6E4F0"/>
           </w:tcPr>
           <w:p>
@@ -14426,19 +14905,23 @@
         </w:tc>
       </w:tr>
       <w:tr>
-        <w:tc>
-          <w:tcPr>
-            <w:tcW w:type="dxa" w:w="3120"/>
-          </w:tcPr>
-          <w:p>
-            <w:r>
+        <w:trPr>
+          <w:jc w:val="center"/>
+        </w:trPr>
+        <w:tc>
+          <w:tcPr>
+            <w:tcW w:w="3120" w:type="dxa"/>
+          </w:tcPr>
+          <w:p>
+            <w:r>
+              <w:lastRenderedPageBreak/>
               <w:t>Review existing research</w:t>
             </w:r>
           </w:p>
         </w:tc>
         <w:tc>
           <w:tcPr>
-            <w:tcW w:type="dxa" w:w="3120"/>
+            <w:tcW w:w="3120" w:type="dxa"/>
           </w:tcPr>
           <w:p>
             <w:r>
@@ -14448,7 +14931,7 @@
         </w:tc>
         <w:tc>
           <w:tcPr>
-            <w:tcW w:type="dxa" w:w="3120"/>
+            <w:tcW w:w="3120" w:type="dxa"/>
           </w:tcPr>
           <w:p>
             <w:r>
@@ -14458,9 +14941,12 @@
         </w:tc>
       </w:tr>
       <w:tr>
-        <w:tc>
-          <w:tcPr>
-            <w:tcW w:type="dxa" w:w="3120"/>
+        <w:trPr>
+          <w:jc w:val="center"/>
+        </w:trPr>
+        <w:tc>
+          <w:tcPr>
+            <w:tcW w:w="3120" w:type="dxa"/>
           </w:tcPr>
           <w:p>
             <w:r>
@@ -14470,7 +14956,7 @@
         </w:tc>
         <w:tc>
           <w:tcPr>
-            <w:tcW w:type="dxa" w:w="3120"/>
+            <w:tcW w:w="3120" w:type="dxa"/>
           </w:tcPr>
           <w:p>
             <w:r>
@@ -14480,7 +14966,7 @@
         </w:tc>
         <w:tc>
           <w:tcPr>
-            <w:tcW w:type="dxa" w:w="3120"/>
+            <w:tcW w:w="3120" w:type="dxa"/>
           </w:tcPr>
           <w:p>
             <w:r>
@@ -14490,9 +14976,12 @@
         </w:tc>
       </w:tr>
       <w:tr>
-        <w:tc>
-          <w:tcPr>
-            <w:tcW w:type="dxa" w:w="3120"/>
+        <w:trPr>
+          <w:jc w:val="center"/>
+        </w:trPr>
+        <w:tc>
+          <w:tcPr>
+            <w:tcW w:w="3120" w:type="dxa"/>
           </w:tcPr>
           <w:p>
             <w:r>
@@ -14502,17 +14991,17 @@
         </w:tc>
         <w:tc>
           <w:tcPr>
-            <w:tcW w:type="dxa" w:w="3120"/>
-          </w:tcPr>
-          <w:p>
-            <w:r>
-              <w:t xml:space="preserve">Section 4.3.1–4.3.2 — Butterworth filter and nine-statistic feature extraction (36 features per BLE window, 45 per AI4I window) shared across training and inference</w:t>
-            </w:r>
-          </w:p>
-        </w:tc>
-        <w:tc>
-          <w:tcPr>
-            <w:tcW w:type="dxa" w:w="3120"/>
+            <w:tcW w:w="3120" w:type="dxa"/>
+          </w:tcPr>
+          <w:p>
+            <w:r>
+              <w:t>Section 4.3.1–4.3.2 — Butterworth filter and nine-statistic feature extraction (36 features per BLE window, 45 per AI4I window) shared across training and inference</w:t>
+            </w:r>
+          </w:p>
+        </w:tc>
+        <w:tc>
+          <w:tcPr>
+            <w:tcW w:w="3120" w:type="dxa"/>
           </w:tcPr>
           <w:p>
             <w:r>
@@ -14522,9 +15011,12 @@
         </w:tc>
       </w:tr>
       <w:tr>
-        <w:tc>
-          <w:tcPr>
-            <w:tcW w:type="dxa" w:w="3120"/>
+        <w:trPr>
+          <w:jc w:val="center"/>
+        </w:trPr>
+        <w:tc>
+          <w:tcPr>
+            <w:tcW w:w="3120" w:type="dxa"/>
           </w:tcPr>
           <w:p>
             <w:r>
@@ -14534,7 +15026,7 @@
         </w:tc>
         <w:tc>
           <w:tcPr>
-            <w:tcW w:type="dxa" w:w="3120"/>
+            <w:tcW w:w="3120" w:type="dxa"/>
           </w:tcPr>
           <w:p>
             <w:r>
@@ -14544,7 +15036,7 @@
         </w:tc>
         <w:tc>
           <w:tcPr>
-            <w:tcW w:type="dxa" w:w="3120"/>
+            <w:tcW w:w="3120" w:type="dxa"/>
           </w:tcPr>
           <w:p>
             <w:r>
@@ -14554,9 +15046,12 @@
         </w:tc>
       </w:tr>
       <w:tr>
-        <w:tc>
-          <w:tcPr>
-            <w:tcW w:type="dxa" w:w="3120"/>
+        <w:trPr>
+          <w:jc w:val="center"/>
+        </w:trPr>
+        <w:tc>
+          <w:tcPr>
+            <w:tcW w:w="3120" w:type="dxa"/>
           </w:tcPr>
           <w:p>
             <w:r>
@@ -14566,7 +15061,7 @@
         </w:tc>
         <w:tc>
           <w:tcPr>
-            <w:tcW w:type="dxa" w:w="3120"/>
+            <w:tcW w:w="3120" w:type="dxa"/>
           </w:tcPr>
           <w:p>
             <w:r>
@@ -14576,7 +15071,7 @@
         </w:tc>
         <w:tc>
           <w:tcPr>
-            <w:tcW w:type="dxa" w:w="3120"/>
+            <w:tcW w:w="3120" w:type="dxa"/>
           </w:tcPr>
           <w:p>
             <w:r>
@@ -14586,9 +15081,12 @@
         </w:tc>
       </w:tr>
       <w:tr>
-        <w:tc>
-          <w:tcPr>
-            <w:tcW w:type="dxa" w:w="3120"/>
+        <w:trPr>
+          <w:jc w:val="center"/>
+        </w:trPr>
+        <w:tc>
+          <w:tcPr>
+            <w:tcW w:w="3120" w:type="dxa"/>
           </w:tcPr>
           <w:p>
             <w:r>
@@ -14598,7 +15096,7 @@
         </w:tc>
         <w:tc>
           <w:tcPr>
-            <w:tcW w:type="dxa" w:w="3120"/>
+            <w:tcW w:w="3120" w:type="dxa"/>
           </w:tcPr>
           <w:p>
             <w:r>
@@ -14608,7 +15106,7 @@
         </w:tc>
         <w:tc>
           <w:tcPr>
-            <w:tcW w:type="dxa" w:w="3120"/>
+            <w:tcW w:w="3120" w:type="dxa"/>
           </w:tcPr>
           <w:p>
             <w:r>
@@ -14618,13 +15116,27 @@
         </w:tc>
       </w:tr>
     </w:tbl>
-    <w:p>
-      <w:pPr/>
-    </w:p>
-    <w:p>
-      <w:pPr/>
-      <w:r>
-        <w:t>All six objectives were met. The two caveats identified during evaluation — the windowing sensitivity of simulation-mode metrics and the saturated BLE baseline — do not represent unmet objectives so much as concrete, well-evidenced findings that should inform the next iteration of the system, discussed below.</w:t>
+    <w:p/>
+    <w:p>
+      <w:pPr>
+        <w:pStyle w:val="Heading2"/>
+        <w:rPr>
+          <w:b w:val="0"/>
+          <w:bCs w:val="0"/>
+          <w:color w:val="auto"/>
+          <w:sz w:val="24"/>
+          <w:szCs w:val="24"/>
+        </w:rPr>
+      </w:pPr>
+      <w:r>
+        <w:rPr>
+          <w:b w:val="0"/>
+          <w:bCs w:val="0"/>
+          <w:color w:val="auto"/>
+          <w:sz w:val="24"/>
+          <w:szCs w:val="24"/>
+        </w:rPr>
+        <w:t>Each of the six objectives was achieved. The two caveats found during the evaluation are not failures of the objectives as much as they are solid and well-supported findings that will guide the next generation of the system discussed below.</w:t>
       </w:r>
     </w:p>
     <w:p>
@@ -14644,10 +15156,11 @@
         </w:numPr>
       </w:pPr>
       <w:r>
-        <w:t>No access to a real car engine for testing: the BLE baseline used to validate live sensor detection was collected from the prototype at rest rather than mounted on a running engine, which produced the saturated score distribution reported in Section 4.4.2. A substitute mechanical source (a small motor, generator, or fan with an inducible imbalance fault) would give a far more informative baseline than a stationary bench test.</w:t>
-      </w:r>
-      <w:r/>
-      <w:r/>
+        <w:t xml:space="preserve">No access to real care engine testing. </w:t>
+      </w:r>
+      <w:r>
+        <w:t>This is because the BLE baseline used to validate the live sensor detection was taken when the prototype was stationary; this is different from the baseline which was taken on the running car and resulted in the saturated score distribution reported in Section 4.4.2. A baseline from a substitute mechanical source such as a small motor, generator, or fan having an induced imbalance fault would be much more informative than a bench test performed while the system is stationary.</w:t>
+      </w:r>
     </w:p>
     <w:p>
       <w:pPr>
@@ -14658,10 +15171,8 @@
         </w:numPr>
       </w:pPr>
       <w:r>
-        <w:t>Simulation-mode windowing does not reflect true time-series structure: because AI4I 2020 rows are independent samples, windows built from consecutive simulation-mode rows mix normal and fault rows together, which explains the drop from 100% to 25% fault recall between the clean evaluation set and the cumulative simulation run (Sections 4.4.1 and 4.4.3).</w:t>
-      </w:r>
-      <w:r/>
-      <w:r/>
+        <w:t>The AI4I 2020 rows lack a true time-series structure: windows constructed from successive simulation-mode rows are composed of fault rows, normal rows, and a mix of both, due to the AI4I 2020 rows being independent samples (Sections 4.4.1 and 4.4.3).</w:t>
+      </w:r>
     </w:p>
     <w:p>
       <w:pPr>
@@ -14672,10 +15183,9 @@
         </w:numPr>
       </w:pPr>
       <w:r>
-        <w:t>Bluetooth Low Energy's range (~10m) and single-central-device connection model, inherited from the standard itself rather than this implementation, limit the system to one supervising device per vehicle at a time and require that device to stay close to the vehicle (Section 1.7).</w:t>
-      </w:r>
-      <w:r/>
-      <w:r/>
+        <w:lastRenderedPageBreak/>
+        <w:t>The range of Bluetooth Low Energy (~10m) and single-central-device connection model, which was inherited from the standard itself and not this implementation, restrict the system to one supervising device per vehicle at a time, and will require the device to remain close to the vehicle (Section 1.7).</w:t>
+      </w:r>
     </w:p>
     <w:p>
       <w:pPr>
@@ -14686,10 +15196,8 @@
         </w:numPr>
       </w:pPr>
       <w:r>
-        <w:t>Testing was conducted on a single hardware unit and a single mounting position; different engines or mounting points may shift the vibration baseline enough to require re-collection of the normal baseline before deployment on a new vehicle.</w:t>
-      </w:r>
-      <w:r/>
-      <w:r/>
+        <w:t>The testing was done with one specific hardware unit and one mounting location; when deploying to a new vehicle, the vibration baseline may change sufficiently to necessitate re-collection of the normal vibration baseline prior to deployment.</w:t>
+      </w:r>
     </w:p>
     <w:p>
       <w:pPr>
@@ -14708,10 +15216,32 @@
         </w:numPr>
       </w:pPr>
       <w:r>
-        <w:t>Auto-tuning the anomaly threshold from the contamination parameter (the CONTAMINATION-th percentile of the model's own training scores) proved more robust than hand-picking a fixed cutoff, and made it trivial to give the BLE model its own correctly-calibrated threshold instead of inheriting the AI4I model's.</w:t>
-      </w:r>
-      <w:r/>
-      <w:r/>
+        <w:t>So, auto-tuning the anomaly threshold from the contamination parameter (the CONTAMINATION-</w:t>
+      </w:r>
+      <w:proofErr w:type="spellStart"/>
+      <w:r>
+        <w:t>th</w:t>
+      </w:r>
+      <w:proofErr w:type="spellEnd"/>
+      <w:r>
+        <w:t xml:space="preserve"> percentile of the model's own training scores) proved to be more robust than fixing a threshold </w:t>
+      </w:r>
+      <w:proofErr w:type="gramStart"/>
+      <w:r>
+        <w:t>point, and</w:t>
+      </w:r>
+      <w:proofErr w:type="gramEnd"/>
+      <w:r>
+        <w:t xml:space="preserve"> made it trivial to pass the BLE model the correct threshold point for the contamination ratio, rather than inheriting the AI4I </w:t>
+      </w:r>
+      <w:proofErr w:type="gramStart"/>
+      <w:r>
+        <w:t>model's</w:t>
+      </w:r>
+      <w:proofErr w:type="gramEnd"/>
+      <w:r>
+        <w:t>.</w:t>
+      </w:r>
     </w:p>
     <w:p>
       <w:pPr>
@@ -14722,10 +15252,8 @@
         </w:numPr>
       </w:pPr>
       <w:r>
-        <w:t>Building two separate models (AI4I for simulation, BLE for live sensor data) rather than forcing one feature space to serve both use cases avoided a class of silent, hard-to-debug errors that would have come from scoring live BLE data against a scaler fitted on differently-scaled AI4I columns.</w:t>
-      </w:r>
-      <w:r/>
-      <w:r/>
+        <w:t>The two separate models (AI4I for simulation, BLE for live sensor data) rather than a single model with two feature spaces with different scales avoided a class of silent, hard to debug errors that would have occurred when scoring live BLE data with a scaler designed for AI4I data.</w:t>
+      </w:r>
     </w:p>
     <w:p>
       <w:pPr>
@@ -14736,10 +15264,16 @@
         </w:numPr>
       </w:pPr>
       <w:r>
-        <w:t>Removing the Wi-Fi/MQTT dependency in favour of direct BLE notifications simplified the deployment story considerably — there is no broker to host, secure, or keep online — at the acknowledged cost of BLE's shorter range and single-connection model.</w:t>
-      </w:r>
-      <w:r/>
-      <w:r/>
+        <w:t xml:space="preserve">The lack of a broker to host, secure and keep up to date online, dispensed with the Wi-Fi/MQTT dependency and made the deployment story much simpler, but at the expense of </w:t>
+      </w:r>
+      <w:proofErr w:type="spellStart"/>
+      <w:r>
+        <w:t>BLE's</w:t>
+      </w:r>
+      <w:proofErr w:type="spellEnd"/>
+      <w:r>
+        <w:t xml:space="preserve"> limited range and single connection nature.</w:t>
+      </w:r>
     </w:p>
     <w:p>
       <w:pPr>
@@ -14750,10 +15284,19 @@
         </w:numPr>
       </w:pPr>
       <w:r>
-        <w:t>Evaluation numbers are only as meaningful as the test set they come from — discovering the 100%-vs-25% recall gap between the clean and cumulative test sets was itself only possible because both were kept and reported, rather than presenting a single favourable number.</w:t>
-      </w:r>
-      <w:r/>
-      <w:r/>
+        <w:t xml:space="preserve">Evaluation numbers mean as much as the test </w:t>
+      </w:r>
+      <w:proofErr w:type="gramStart"/>
+      <w:r>
+        <w:t>set</w:t>
+      </w:r>
+      <w:proofErr w:type="gramEnd"/>
+      <w:r>
+        <w:t xml:space="preserve"> they are derived from — knowing that there is a difference between the clean and cumulative test sets of 100% vs 25% was only possible because both sets were retained and reported, instead of one favourable evaluation number being chosen</w:t>
+      </w:r>
+      <w:r>
+        <w:t>.</w:t>
+      </w:r>
     </w:p>
     <w:p>
       <w:pPr>
@@ -14772,10 +15315,8 @@
         </w:numPr>
       </w:pPr>
       <w:r>
-        <w:t>Re-collect the BLE baseline from a substitute running mechanical source (or, ideally, a real vehicle engine) before relying on the BLE detection path for anything beyond a pipeline demonstration.</w:t>
-      </w:r>
-      <w:r/>
-      <w:r/>
+        <w:t>Before using the BLE detection path for anything other than a pipeline demonstration, re-collect the BLE baseline from an alternate running mechanical source (or preferably a real vehicle engine).</w:t>
+      </w:r>
     </w:p>
     <w:p>
       <w:pPr>
@@ -14786,10 +15327,8 @@
         </w:numPr>
       </w:pPr>
       <w:r>
-        <w:t>Build genuine time-ordered fault sequences for simulation-mode testing — either by sourcing a true time-series predictive-maintenance dataset or by synthesising fault episodes that persist across a full window — rather than windowing independently-shuffled AI4I rows.</w:t>
-      </w:r>
-      <w:r/>
-      <w:r/>
+        <w:t>Generate a realistic sequence of faults over time for simulation-mode testing, either by extracting a fault time-series from a dataset of predictive-maintenance data, or by creating synthetic fault episodes that span an entire fault time series window, instead of shuffling rows of AI4I data independently across a fault time series window.</w:t>
+      </w:r>
     </w:p>
     <w:p>
       <w:pPr>
@@ -14800,10 +15339,8 @@
         </w:numPr>
       </w:pPr>
       <w:r>
-        <w:t>Investigate a BLE mesh or Wi-Fi/BLE hybrid gateway to lift the single-central-device limitation for fleet-scale, multi-vehicle deployments.</w:t>
-      </w:r>
-      <w:r/>
-      <w:r/>
+        <w:t>Explore a BLE mesh or Wi-Fi/BLE hybrid gateway to overcome the single-central-device constraint in fleet-in scale deployments.</w:t>
+      </w:r>
     </w:p>
     <w:p>
       <w:pPr>
@@ -14814,10 +15351,8 @@
         </w:numPr>
       </w:pPr>
       <w:r>
-        <w:t>Extend the feature set with frequency-domain features (FFT peak frequency, spectral energy) to complement the current time-domain statistics, which may improve separability for fault types that show up primarily as a shift in vibration frequency rather than amplitude.</w:t>
-      </w:r>
-      <w:r/>
-      <w:r/>
+        <w:t>Expand the feature space by adding frequency-domain features (FFT peak frequency, spectral energy) to complement the current time domain statistics – for fault types that present more as a change in vibration frequency, not amplitude, there may be better separability.</w:t>
+      </w:r>
     </w:p>
     <w:p>
       <w:pPr>
@@ -14828,26 +15363,49 @@
         </w:numPr>
       </w:pPr>
       <w:r>
-        <w:t>Add native mobile notifications (push/SMS) so a driver does not need to keep the web dashboard open to receive an alert.</w:t>
-      </w:r>
-      <w:r/>
-      <w:r/>
+        <w:t>Integrate mobile notifications, including push and SMS, which will allow a driver to receive an alert without having to keep the web dashboard open</w:t>
+      </w:r>
+      <w:r>
+        <w:t>.</w:t>
+      </w:r>
     </w:p>
     <w:p>
       <w:pPr>
         <w:pStyle w:val="Heading2"/>
       </w:pPr>
       <w:r>
+        <w:lastRenderedPageBreak/>
         <w:t>5.7 Conclusion</w:t>
       </w:r>
     </w:p>
     <w:p>
-      <w:pPr/>
-      <w:r>
-        <w:t>This project set out to build an affordable, IoT-based alternative to reactive OBD-II diagnostics for the Ghanaian context, using an ESP32, an MPU6050 accelerometer, and a DS18B20 temperature sensor to feed an unsupervised Isolation Forest anomaly detector. All six project objectives were achieved: a working hardware prototype was built, a shared preprocessing and feature-extraction pipeline was implemented, two correctly-scoped ML models were trained and auto-thresholded, and a secure, publicly-deployed dashboard was delivered. Testing confirmed the core detection approach works — 100% recall on a clean evaluation set, comfortably meeting the project's non-functional accuracy target — while also surfacing two specific, well-evidenced limitations around the BLE baseline and simulation-mode windowing that give the next phase of work a concrete starting point rather than a vague TODO. Migrating the communication layer from Wi-Fi/MQTT to Bluetooth Low Energy, undertaken on the supervisor's recommendation, removed the system's Wi-Fi-router dependency and brought the architecture closer to something a driver could realistically use anywhere the vehicle is parked. Overall, the project demonstrates that a genuinely low-cost, open-source IoT and machine learning stack can deliver early-warning engine diagnostics without the recurring subscription costs of commercial fleet-monitoring platforms, providing a practical foundation for predictive vehicle maintenance in resource-constrained markets.</w:t>
-      </w:r>
-    </w:p>
-    <w:p>
+      <w:r>
+        <w:t xml:space="preserve">The goal of this project was to develop a cheap, IoT based replacement for reactive OBD-II diagnostics in the Ghanaian scenario, with an ESP32, an MPU6050 accelerometer and a temperature sensor DS18B20 connected to an unsupervised Isolation Forest anomaly detector. All six project goals were met: a working prototype with hardware was developed, a common pre-processing and feature extraction pipeline was set up, two </w:t>
+      </w:r>
+      <w:proofErr w:type="gramStart"/>
+      <w:r>
+        <w:t>appropriately-scaled</w:t>
+      </w:r>
+      <w:proofErr w:type="gramEnd"/>
+      <w:r>
+        <w:t xml:space="preserve"> ML models were trained and auto-</w:t>
+      </w:r>
+      <w:proofErr w:type="spellStart"/>
+      <w:r>
+        <w:t>thresholded</w:t>
+      </w:r>
+      <w:proofErr w:type="spellEnd"/>
+      <w:r>
+        <w:t xml:space="preserve">, and a secure, open-draft dashboard was created and delivered. The core detection approach was tested and the results were 100% recall on a clean evaluation set, comfortably exceeding the non-functional accuracy target set by the project, and surfacing two well-evidence-documented limitations on the BLE baseline and simulation-mode windowing that provide a clear starting point for the next phase of work rather than just a TODO. Recommendation to move the communication layer from Wi-Fi/MQTT to BLE was undertaken, eliminating the need for a Wi-Fi-router, making the system closer to what a driver could use anywhere the vehicle is parked. In conclusion, it proves that an open source and truly </w:t>
+      </w:r>
+      <w:proofErr w:type="gramStart"/>
+      <w:r>
+        <w:t>low cost</w:t>
+      </w:r>
+      <w:proofErr w:type="gramEnd"/>
+      <w:r>
+        <w:t xml:space="preserve"> IoT and machine learning stack can offer early-warning engine diagnostics without the subscription fees of commercial fleet-monitoring offerings and helps to establish a foundation for implementing predictive vehicle maintenance in resource-constrained markets.</w:t>
+      </w:r>
       <w:r>
         <w:br w:type="page"/>
       </w:r>
@@ -14857,79 +15415,138 @@
         <w:pStyle w:val="Heading1"/>
       </w:pPr>
       <w:r>
+        <w:lastRenderedPageBreak/>
         <w:t>REFERENCES</w:t>
       </w:r>
     </w:p>
     <w:p>
-      <w:pPr/>
-      <w:r>
-        <w:t>Espressif Systems. (2023). ESP32 Series Datasheet. Retrieved from https://www.espressif.com/sites/default/files/documentation/esp32_datasheet_en.pdf</w:t>
-      </w:r>
-    </w:p>
-    <w:p>
-      <w:pPr/>
-      <w:r>
-        <w:t>Gao, Z., Cecati, C., &amp; Ding, S. X. (2015). A survey of fault diagnosis and fault-tolerant techniques — Part I: Fault diagnosis with model-based and signal-based approaches. IEEE Transactions on Industrial Electronics, 62(6), 3757–3767.</w:t>
-      </w:r>
-    </w:p>
-    <w:p>
-      <w:pPr/>
-      <w:r>
-        <w:t>InvenSense (TDK). (2013). MPU-6000 and MPU-6050 Product Specification Revision 3.4. Retrieved from https://invensense.tdk.com/wp-content/uploads/2015/02/MPU-6000-Datasheet1.pdf</w:t>
-      </w:r>
-    </w:p>
-    <w:p>
-      <w:pPr/>
-      <w:r>
-        <w:t>Kanawaday, A., &amp; Sane, A. (2017). Machine learning for predictive maintenance of industrial machines using IoT sensor data. IEEE International Conference on Computing, Communication, Control and Automation (ICCUBEA), Pune, India.</w:t>
-      </w:r>
-    </w:p>
-    <w:p>
-      <w:pPr/>
-      <w:r>
-        <w:t>Liu, F. T., Ting, K. M., &amp; Zhou, Z. H. (2008). Isolation Forest. Proceedings of the IEEE 8th International Conference on Data Mining (ICDM), Pisa, Italy, pp. 413–422.</w:t>
-      </w:r>
-    </w:p>
-    <w:p>
-      <w:pPr/>
-      <w:r>
-        <w:t>Malhotra, P., Ramakrishnan, A., Anand, G., Vig, L., Agarwal, P., &amp; Shroff, G. (2016). LSTM-based encoder-decoder for multi-sensor anomaly detection. arXiv preprint arXiv:1607.00148.</w:t>
-      </w:r>
-    </w:p>
-    <w:p>
-      <w:pPr/>
-      <w:r>
-        <w:t>Maxim Integrated (Analog Devices). (2019). DS18B20 Programmable Resolution 1-Wire Digital Thermometer Datasheet. Retrieved from https://www.analog.com/media/en/technical-documentation/data-sheets/DS18B20.pdf</w:t>
-      </w:r>
-    </w:p>
-    <w:p>
-      <w:pPr/>
-      <w:r>
-        <w:t>Scikit-learn Developers. (2023). sklearn.ensemble.IsolationForest. Retrieved from https://scikit-learn.org/stable/modules/generated/sklearn.ensemble.IsolationForest.html</w:t>
-      </w:r>
-    </w:p>
-    <w:p>
-      <w:pPr/>
-      <w:r>
-        <w:t>Shimpi, P., Agrawal, S., &amp; Kaul, A. (2021). Bluetooth Low Energy (BLE) based IoT systems: A survey. International Journal of Computer Applications, 174(12), 1–6.</w:t>
-      </w:r>
-    </w:p>
-    <w:p>
-      <w:pPr/>
-      <w:r>
-        <w:t>Streamlit Inc. (2024). Streamlit Documentation. Retrieved from https://docs.streamlit.io</w:t>
-      </w:r>
-    </w:p>
-    <w:p>
-      <w:pPr/>
-      <w:r>
-        <w:t>Supabase. (2024). Supabase Documentation. Retrieved from https://supabase.com/docs</w:t>
-      </w:r>
-    </w:p>
-    <w:p>
-      <w:pPr/>
-      <w:r>
-        <w:t>Zhang, Y., &amp; Ji, S. (2019). IoT-based remote monitoring system for engine health using vibration analysis. Journal of Physics: Conference Series, 1187(4).</w:t>
+      <w:proofErr w:type="spellStart"/>
+      <w:r>
+        <w:t>Espressif</w:t>
+      </w:r>
+      <w:proofErr w:type="spellEnd"/>
+      <w:r>
+        <w:t xml:space="preserve"> Systems. (2023). ESP32 Series Datasheet. Retrieved from https://www.espressif.com/sites/default/files/documentation/esp32_datasheet_en.pdf</w:t>
+      </w:r>
+    </w:p>
+    <w:p>
+      <w:r>
+        <w:t>Gao, Z., Cecati, C., &amp; Ding, S. X. (2015). Fault diagnosis and fault-tolerant techniques: survey–part I: fault diagnosis with model-based and signal-based approaches. IEEE Transactions on Industrial Electronics, 62(6), 3757–3767.</w:t>
+      </w:r>
+    </w:p>
+    <w:p>
+      <w:proofErr w:type="spellStart"/>
+      <w:r>
+        <w:t>InvenSense</w:t>
+      </w:r>
+      <w:proofErr w:type="spellEnd"/>
+      <w:r>
+        <w:t xml:space="preserve"> (TDK). (2013). MPU-6000/MPU-6050 Product Specification Revision 3.4. Retrieved from https://invensense.tdk.com/wp-content/uploads/2015/02/MPU-6000-Datasheet1.pdf</w:t>
+      </w:r>
+    </w:p>
+    <w:p>
+      <w:proofErr w:type="spellStart"/>
+      <w:r>
+        <w:t>Kanawaday</w:t>
+      </w:r>
+      <w:proofErr w:type="spellEnd"/>
+      <w:r>
+        <w:t>, A., &amp; Sane, A. (2017). Use of machine learning in predictive maintenance of industrial machines with the help of IoT sensor data. IEEE International Conference on Computing, Communication, Control and Automation (ICCUBEA) at Pune, India.</w:t>
+      </w:r>
+    </w:p>
+    <w:p>
+      <w:r>
+        <w:t>Liu, F. T., Ting, K. M., &amp; Zhou, Z. H. (2008). Isolation Forest. In IEEE 8th International Conference on Data Mining (ICDM), Pisa, Italy. 413–422.</w:t>
+      </w:r>
+    </w:p>
+    <w:p>
+      <w:r>
+        <w:t xml:space="preserve">Malhotra, P., Ramakrishnan, A., Anand, G., </w:t>
+      </w:r>
+      <w:proofErr w:type="spellStart"/>
+      <w:r>
+        <w:t>Vig</w:t>
+      </w:r>
+      <w:proofErr w:type="spellEnd"/>
+      <w:r>
+        <w:t xml:space="preserve">, L., Agarwal, P., &amp; Shroff, G. (2016). A multi-sensor anomaly detection using LSTM based encoder-decoder. </w:t>
+      </w:r>
+      <w:proofErr w:type="spellStart"/>
+      <w:r>
+        <w:t>arXiv</w:t>
+      </w:r>
+      <w:proofErr w:type="spellEnd"/>
+      <w:r>
+        <w:t xml:space="preserve"> preprint arXiv:1607.00148.</w:t>
+      </w:r>
+    </w:p>
+    <w:p>
+      <w:r>
+        <w:t>Analog Devices (Maxim Integrated). (2019). Programmable Resolution 1-Wire Digital Thermometer DS18B20. Retrieved from https://www.analog.com/media/en/technical-documentation/data-sheets/DS18B20.pdf</w:t>
+      </w:r>
+    </w:p>
+    <w:p>
+      <w:r>
+        <w:t xml:space="preserve">Scikit-learn Developers. (2023). </w:t>
+      </w:r>
+      <w:proofErr w:type="spellStart"/>
+      <w:proofErr w:type="gramStart"/>
+      <w:r>
+        <w:t>sklearn.ensemble</w:t>
+      </w:r>
+      <w:proofErr w:type="gramEnd"/>
+      <w:r>
+        <w:t>.IsolationForest</w:t>
+      </w:r>
+      <w:proofErr w:type="spellEnd"/>
+      <w:r>
+        <w:t>. Retrieved from https://scikit-learn.org/stable/modules/generated/sklearn.ensemble.IsolationForest.html</w:t>
+      </w:r>
+    </w:p>
+    <w:p>
+      <w:r>
+        <w:t>Shimpi, P., Agrawal, S., &amp; Kaul, A. (2021). Survey of Bluetooth Low Energy (BLE) based IoT systems. International Journal of Computer Applications, 174(12): 1–6.</w:t>
+      </w:r>
+    </w:p>
+    <w:p>
+      <w:proofErr w:type="spellStart"/>
+      <w:r>
+        <w:t>Streamlit</w:t>
+      </w:r>
+      <w:proofErr w:type="spellEnd"/>
+      <w:r>
+        <w:t xml:space="preserve"> Inc. (2024). </w:t>
+      </w:r>
+      <w:proofErr w:type="spellStart"/>
+      <w:r>
+        <w:t>Streamlit</w:t>
+      </w:r>
+      <w:proofErr w:type="spellEnd"/>
+      <w:r>
+        <w:t xml:space="preserve"> Documentation. Retrieved from https://docs.streamlit.io</w:t>
+      </w:r>
+    </w:p>
+    <w:p>
+      <w:proofErr w:type="spellStart"/>
+      <w:r>
+        <w:t>Supabase</w:t>
+      </w:r>
+      <w:proofErr w:type="spellEnd"/>
+      <w:r>
+        <w:t xml:space="preserve">. (2024). </w:t>
+      </w:r>
+      <w:proofErr w:type="spellStart"/>
+      <w:r>
+        <w:t>Supabase</w:t>
+      </w:r>
+      <w:proofErr w:type="spellEnd"/>
+      <w:r>
+        <w:t xml:space="preserve"> Documentation. Retrieved from https://supabase.com/docs</w:t>
+      </w:r>
+    </w:p>
+    <w:p>
+      <w:r>
+        <w:t>Zhang, Y., &amp; Ji, S. (2019). Vibration based engine health monitoring system using IoT. The Journal of Physics: Conference Series, 1187(4).</w:t>
       </w:r>
     </w:p>
     <w:sectPr>
@@ -14943,7 +15560,7 @@
 </file>
 
 <file path=word/numbering.xml><?xml version="1.0" encoding="utf-8"?>
-<w:numbering xmlns:wpc="http://schemas.microsoft.com/office/word/2010/wordprocessingCanvas" xmlns:cx="http://schemas.microsoft.com/office/drawing/2014/chartex" xmlns:cx1="http://schemas.microsoft.com/office/drawing/2015/9/8/chartex" xmlns:cx2="http://schemas.microsoft.com/office/drawing/2015/10/21/chartex" xmlns:cx3="http://schemas.microsoft.com/office/drawing/2016/5/9/chartex" xmlns:cx4="http://schemas.microsoft.com/office/drawing/2016/5/10/chartex" xmlns:cx5="http://schemas.microsoft.com/office/drawing/2016/5/11/chartex" xmlns:cx6="http://schemas.microsoft.com/office/drawing/2016/5/12/chartex" xmlns:cx7="http://schemas.microsoft.com/office/drawing/2016/5/13/chartex" xmlns:cx8="http://schemas.microsoft.com/office/drawing/2016/5/14/chartex" xmlns:mc="http://schemas.openxmlformats.org/markup-compatibility/2006" xmlns:aink="http://schemas.microsoft.com/office/drawing/2016/ink" xmlns:am3d="http://schemas.microsoft.com/office/drawing/2017/model3d" xmlns:o="urn:schemas-microsoft-com:office:office" xmlns:oel="http://schemas.microsoft.com/office/2019/extlst" xmlns:r="http://schemas.openxmlformats.org/officeDocument/2006/relationships" xmlns:m="http://schemas.openxmlformats.org/officeDocument/2006/math" xmlns:v="urn:schemas-microsoft-com:vml" xmlns:wp14="http://schemas.microsoft.com/office/word/2010/wordprocessingDrawing" xmlns:wp="http://schemas.openxmlformats.org/drawingml/2006/wordprocessingDrawing" xmlns:w10="urn:schemas-microsoft-com:office:word" xmlns:w="http://schemas.openxmlformats.org/wordprocessingml/2006/main" xmlns:w14="http://schemas.microsoft.com/office/word/2010/wordml" xmlns:w15="http://schemas.microsoft.com/office/word/2012/wordml" xmlns:w16cex="http://schemas.microsoft.com/office/word/2018/wordml/cex" xmlns:w16cid="http://schemas.microsoft.com/office/word/2016/wordml/cid" xmlns:w16="http://schemas.microsoft.com/office/word/2018/wordml" xmlns:w16du="http://schemas.microsoft.com/office/word/2023/wordml/word16du" xmlns:w16sdtdh="http://schemas.microsoft.com/office/word/2020/wordml/sdtdatahash" xmlns:w16sdtfl="http://schemas.microsoft.com/office/word/2024/wordml/sdtformatlock" xmlns:w16se="http://schemas.microsoft.com/office/word/2015/wordml/symex" xmlns:wpg="http://schemas.microsoft.com/office/word/2010/wordprocessingGroup" xmlns:wpi="http://schemas.microsoft.com/office/word/2010/wordprocessingInk" xmlns:wne="http://schemas.microsoft.com/office/word/2006/wordml" xmlns:wps="http://schemas.microsoft.com/office/word/2010/wordprocessingShape" mc:Ignorable="w14 w15 w16se w16cid w16 w16cex w16sdtdh w16sdtfl w16du wp14">
+<w:numbering xmlns:wpc="http://schemas.microsoft.com/office/word/2010/wordprocessingCanvas" xmlns:cx="http://schemas.microsoft.com/office/drawing/2014/chartex" xmlns:cx1="http://schemas.microsoft.com/office/drawing/2015/9/8/chartex" xmlns:cx2="http://schemas.microsoft.com/office/drawing/2015/10/21/chartex" xmlns:cx3="http://schemas.microsoft.com/office/drawing/2016/5/9/chartex" xmlns:cx4="http://schemas.microsoft.com/office/drawing/2016/5/10/chartex" xmlns:cx5="http://schemas.microsoft.com/office/drawing/2016/5/11/chartex" xmlns:cx6="http://schemas.microsoft.com/office/drawing/2016/5/12/chartex" xmlns:cx7="http://schemas.microsoft.com/office/drawing/2016/5/13/chartex" xmlns:cx8="http://schemas.microsoft.com/office/drawing/2016/5/14/chartex" xmlns:mc="http://schemas.openxmlformats.org/markup-compatibility/2006" xmlns:aink="http://schemas.microsoft.com/office/drawing/2016/ink" xmlns:am3d="http://schemas.microsoft.com/office/drawing/2017/model3d" xmlns:o="urn:schemas-microsoft-com:office:office" xmlns:oel="http://schemas.microsoft.com/office/2019/extlst" xmlns:r="http://schemas.openxmlformats.org/officeDocument/2006/relationships" xmlns:m="http://schemas.openxmlformats.org/officeDocument/2006/math" xmlns:v="urn:schemas-microsoft-com:vml" xmlns:wp14="http://schemas.microsoft.com/office/word/2010/wordprocessingDrawing" xmlns:wp="http://schemas.openxmlformats.org/drawingml/2006/wordprocessingDrawing" xmlns:w10="urn:schemas-microsoft-com:office:word" xmlns:w="http://schemas.openxmlformats.org/wordprocessingml/2006/main" xmlns:w14="http://schemas.microsoft.com/office/word/2010/wordml" xmlns:w15="http://schemas.microsoft.com/office/word/2012/wordml" xmlns:w16cei="http://schemas.microsoft.com/office/word/2026/wordml/cei" xmlns:w16cex="http://schemas.microsoft.com/office/word/2018/wordml/cex" xmlns:w16cid="http://schemas.microsoft.com/office/word/2016/wordml/cid" xmlns:w16="http://schemas.microsoft.com/office/word/2018/wordml" xmlns:w16du="http://schemas.microsoft.com/office/word/2023/wordml/word16du" xmlns:w16sdtdh="http://schemas.microsoft.com/office/word/2020/wordml/sdtdatahash" xmlns:w16sdtfl="http://schemas.microsoft.com/office/word/2024/wordml/sdtformatlock" xmlns:w16se="http://schemas.microsoft.com/office/word/2015/wordml/symex" xmlns:wpg="http://schemas.microsoft.com/office/word/2010/wordprocessingGroup" xmlns:wpi="http://schemas.microsoft.com/office/word/2010/wordprocessingInk" xmlns:wne="http://schemas.microsoft.com/office/word/2006/wordml" xmlns:wps="http://schemas.microsoft.com/office/word/2010/wordprocessingShape" mc:Ignorable="w14 w15 w16se w16cid w16 w16cex w16sdtdh w16sdtfl w16du wp14">
   <w:abstractNum w:abstractNumId="0" w15:restartNumberingAfterBreak="0">
     <w:nsid w:val="1F832E36"/>
     <w:multiLevelType w:val="hybridMultilevel"/>
@@ -15725,6 +16342,7 @@
   <w:style w:type="paragraph" w:default="1" w:styleId="Normal">
     <w:name w:val="Normal"/>
     <w:qFormat/>
+    <w:rsid w:val="00911FAA"/>
   </w:style>
   <w:style w:type="paragraph" w:styleId="Heading1">
     <w:name w:val="heading 1"/>
